--- a/document/StadsMuseumVeenendaal-InteractieveObjectenwond.docx
+++ b/document/StadsMuseumVeenendaal-InteractieveObjectenwond.docx
@@ -202,7 +202,7 @@
               </wp:anchor>
             </w:drawing>
           </mc:Choice>
-          <mc:Fallback xmlns:a14="http://schemas.microsoft.com/office/drawing/2010/main" xmlns:pic="http://schemas.openxmlformats.org/drawingml/2006/picture" xmlns:a="http://schemas.openxmlformats.org/drawingml/2006/main">
+          <mc:Fallback xmlns:a="http://schemas.openxmlformats.org/drawingml/2006/main" xmlns:pic="http://schemas.openxmlformats.org/drawingml/2006/picture" xmlns:a14="http://schemas.microsoft.com/office/drawing/2010/main">
             <w:pict w14:anchorId="77C1DED5">
               <v:shapetype id="_x0000_t202" coordsize="21600,21600" o:spt="202" path="m,l,21600r21600,l21600,xe" w14:anchorId="1735201C">
                 <v:stroke joinstyle="miter"/>
@@ -1541,704 +1541,23 @@
           <w:sz w:val="20"/>
           <w:szCs w:val="20"/>
         </w:rPr>
-        <w:t xml:space="preserve">De </w:t>
-      </w:r>
-      <w:proofErr w:type="spellStart"/>
-      <w:r>
+        <w:t>De app is bedoeld voor museumbezoekers van verschillende leeftijden. Dit zijn bijvoorbeeld jongeren, volwassenen, ouderen en gezinnen met kinderen.</w:t>
+      </w:r>
+    </w:p>
+    <w:p>
+      <w:pPr>
+        <w:pStyle w:val="Normaalweb"/>
         <w:rPr>
           <w:sz w:val="20"/>
           <w:szCs w:val="20"/>
         </w:rPr>
-        <w:t>app</w:t>
-      </w:r>
-      <w:proofErr w:type="spellEnd"/>
+      </w:pPr>
       <w:r>
         <w:rPr>
           <w:sz w:val="20"/>
           <w:szCs w:val="20"/>
         </w:rPr>
-        <w:t xml:space="preserve"> is </w:t>
-      </w:r>
-      <w:proofErr w:type="spellStart"/>
-      <w:r>
-        <w:rPr>
-          <w:sz w:val="20"/>
-          <w:szCs w:val="20"/>
-        </w:rPr>
-        <w:t>bedoeld</w:t>
-      </w:r>
-      <w:proofErr w:type="spellEnd"/>
-      <w:r>
-        <w:rPr>
-          <w:sz w:val="20"/>
-          <w:szCs w:val="20"/>
-        </w:rPr>
-        <w:t xml:space="preserve"> </w:t>
-      </w:r>
-      <w:proofErr w:type="spellStart"/>
-      <w:r>
-        <w:rPr>
-          <w:sz w:val="20"/>
-          <w:szCs w:val="20"/>
-        </w:rPr>
-        <w:t>voor</w:t>
-      </w:r>
-      <w:proofErr w:type="spellEnd"/>
-      <w:r>
-        <w:rPr>
-          <w:sz w:val="20"/>
-          <w:szCs w:val="20"/>
-        </w:rPr>
-        <w:t xml:space="preserve"> </w:t>
-      </w:r>
-      <w:proofErr w:type="spellStart"/>
-      <w:r>
-        <w:rPr>
-          <w:sz w:val="20"/>
-          <w:szCs w:val="20"/>
-        </w:rPr>
-        <w:t>museumbezoekers</w:t>
-      </w:r>
-      <w:proofErr w:type="spellEnd"/>
-      <w:r>
-        <w:rPr>
-          <w:sz w:val="20"/>
-          <w:szCs w:val="20"/>
-        </w:rPr>
-        <w:t xml:space="preserve"> </w:t>
-      </w:r>
-      <w:proofErr w:type="spellStart"/>
-      <w:r>
-        <w:rPr>
-          <w:sz w:val="20"/>
-          <w:szCs w:val="20"/>
-        </w:rPr>
-        <w:t>van</w:t>
-      </w:r>
-      <w:proofErr w:type="spellEnd"/>
-      <w:r>
-        <w:rPr>
-          <w:sz w:val="20"/>
-          <w:szCs w:val="20"/>
-        </w:rPr>
-        <w:t xml:space="preserve"> </w:t>
-      </w:r>
-      <w:proofErr w:type="spellStart"/>
-      <w:r>
-        <w:rPr>
-          <w:sz w:val="20"/>
-          <w:szCs w:val="20"/>
-        </w:rPr>
-        <w:t>verschillende</w:t>
-      </w:r>
-      <w:proofErr w:type="spellEnd"/>
-      <w:r>
-        <w:rPr>
-          <w:sz w:val="20"/>
-          <w:szCs w:val="20"/>
-        </w:rPr>
-        <w:t xml:space="preserve"> </w:t>
-      </w:r>
-      <w:proofErr w:type="spellStart"/>
-      <w:r>
-        <w:rPr>
-          <w:sz w:val="20"/>
-          <w:szCs w:val="20"/>
-        </w:rPr>
-        <w:t>leeftijden</w:t>
-      </w:r>
-      <w:proofErr w:type="spellEnd"/>
-      <w:r>
-        <w:rPr>
-          <w:sz w:val="20"/>
-          <w:szCs w:val="20"/>
-        </w:rPr>
-        <w:t xml:space="preserve">. Dit </w:t>
-      </w:r>
-      <w:proofErr w:type="spellStart"/>
-      <w:r>
-        <w:rPr>
-          <w:sz w:val="20"/>
-          <w:szCs w:val="20"/>
-        </w:rPr>
-        <w:t>zijn</w:t>
-      </w:r>
-      <w:proofErr w:type="spellEnd"/>
-      <w:r>
-        <w:rPr>
-          <w:sz w:val="20"/>
-          <w:szCs w:val="20"/>
-        </w:rPr>
-        <w:t xml:space="preserve"> </w:t>
-      </w:r>
-      <w:proofErr w:type="spellStart"/>
-      <w:r>
-        <w:rPr>
-          <w:sz w:val="20"/>
-          <w:szCs w:val="20"/>
-        </w:rPr>
-        <w:t>bijvoorbeeld</w:t>
-      </w:r>
-      <w:proofErr w:type="spellEnd"/>
-      <w:r>
-        <w:rPr>
-          <w:sz w:val="20"/>
-          <w:szCs w:val="20"/>
-        </w:rPr>
-        <w:t xml:space="preserve"> </w:t>
-      </w:r>
-      <w:proofErr w:type="spellStart"/>
-      <w:r>
-        <w:rPr>
-          <w:sz w:val="20"/>
-          <w:szCs w:val="20"/>
-        </w:rPr>
-        <w:t>jongeren</w:t>
-      </w:r>
-      <w:proofErr w:type="spellEnd"/>
-      <w:r>
-        <w:rPr>
-          <w:sz w:val="20"/>
-          <w:szCs w:val="20"/>
-        </w:rPr>
-        <w:t xml:space="preserve">, </w:t>
-      </w:r>
-      <w:proofErr w:type="spellStart"/>
-      <w:r>
-        <w:rPr>
-          <w:sz w:val="20"/>
-          <w:szCs w:val="20"/>
-        </w:rPr>
-        <w:t>volwassenen</w:t>
-      </w:r>
-      <w:proofErr w:type="spellEnd"/>
-      <w:r>
-        <w:rPr>
-          <w:sz w:val="20"/>
-          <w:szCs w:val="20"/>
-        </w:rPr>
-        <w:t xml:space="preserve">, </w:t>
-      </w:r>
-      <w:proofErr w:type="spellStart"/>
-      <w:r>
-        <w:rPr>
-          <w:sz w:val="20"/>
-          <w:szCs w:val="20"/>
-        </w:rPr>
-        <w:t>ouderen</w:t>
-      </w:r>
-      <w:proofErr w:type="spellEnd"/>
-      <w:r>
-        <w:rPr>
-          <w:sz w:val="20"/>
-          <w:szCs w:val="20"/>
-        </w:rPr>
-        <w:t xml:space="preserve"> en </w:t>
-      </w:r>
-      <w:proofErr w:type="spellStart"/>
-      <w:r>
-        <w:rPr>
-          <w:sz w:val="20"/>
-          <w:szCs w:val="20"/>
-        </w:rPr>
-        <w:t>gezinnen</w:t>
-      </w:r>
-      <w:proofErr w:type="spellEnd"/>
-      <w:r>
-        <w:rPr>
-          <w:sz w:val="20"/>
-          <w:szCs w:val="20"/>
-        </w:rPr>
-        <w:t xml:space="preserve"> met </w:t>
-      </w:r>
-      <w:proofErr w:type="spellStart"/>
-      <w:r>
-        <w:rPr>
-          <w:sz w:val="20"/>
-          <w:szCs w:val="20"/>
-        </w:rPr>
-        <w:t>kinderen</w:t>
-      </w:r>
-      <w:proofErr w:type="spellEnd"/>
-      <w:r>
-        <w:rPr>
-          <w:sz w:val="20"/>
-          <w:szCs w:val="20"/>
-        </w:rPr>
-        <w:t>.</w:t>
-      </w:r>
-    </w:p>
-    <w:p>
-      <w:pPr>
-        <w:pStyle w:val="Normaalweb"/>
-        <w:rPr>
-          <w:sz w:val="20"/>
-          <w:szCs w:val="20"/>
-        </w:rPr>
-      </w:pPr>
-      <w:proofErr w:type="spellStart"/>
-      <w:r>
-        <w:rPr>
-          <w:sz w:val="20"/>
-          <w:szCs w:val="20"/>
-        </w:rPr>
-        <w:t>Omdat</w:t>
-      </w:r>
-      <w:proofErr w:type="spellEnd"/>
-      <w:r>
-        <w:rPr>
-          <w:sz w:val="20"/>
-          <w:szCs w:val="20"/>
-        </w:rPr>
-        <w:t xml:space="preserve"> de </w:t>
-      </w:r>
-      <w:proofErr w:type="spellStart"/>
-      <w:r>
-        <w:rPr>
-          <w:sz w:val="20"/>
-          <w:szCs w:val="20"/>
-        </w:rPr>
-        <w:t>bezoekers</w:t>
-      </w:r>
-      <w:proofErr w:type="spellEnd"/>
-      <w:r>
-        <w:rPr>
-          <w:sz w:val="20"/>
-          <w:szCs w:val="20"/>
-        </w:rPr>
-        <w:t xml:space="preserve"> </w:t>
-      </w:r>
-      <w:proofErr w:type="spellStart"/>
-      <w:r>
-        <w:rPr>
-          <w:sz w:val="20"/>
-          <w:szCs w:val="20"/>
-        </w:rPr>
-        <w:t>verschillende</w:t>
-      </w:r>
-      <w:proofErr w:type="spellEnd"/>
-      <w:r>
-        <w:rPr>
-          <w:sz w:val="20"/>
-          <w:szCs w:val="20"/>
-        </w:rPr>
-        <w:t xml:space="preserve"> </w:t>
-      </w:r>
-      <w:proofErr w:type="spellStart"/>
-      <w:r>
-        <w:rPr>
-          <w:sz w:val="20"/>
-          <w:szCs w:val="20"/>
-        </w:rPr>
-        <w:t>leeftijden</w:t>
-      </w:r>
-      <w:proofErr w:type="spellEnd"/>
-      <w:r>
-        <w:rPr>
-          <w:sz w:val="20"/>
-          <w:szCs w:val="20"/>
-        </w:rPr>
-        <w:t xml:space="preserve"> en </w:t>
-      </w:r>
-      <w:proofErr w:type="spellStart"/>
-      <w:r>
-        <w:rPr>
-          <w:sz w:val="20"/>
-          <w:szCs w:val="20"/>
-        </w:rPr>
-        <w:t>digitale</w:t>
-      </w:r>
-      <w:proofErr w:type="spellEnd"/>
-      <w:r>
-        <w:rPr>
-          <w:sz w:val="20"/>
-          <w:szCs w:val="20"/>
-        </w:rPr>
-        <w:t xml:space="preserve"> </w:t>
-      </w:r>
-      <w:proofErr w:type="spellStart"/>
-      <w:r>
-        <w:rPr>
-          <w:sz w:val="20"/>
-          <w:szCs w:val="20"/>
-        </w:rPr>
-        <w:t>vaardigheden</w:t>
-      </w:r>
-      <w:proofErr w:type="spellEnd"/>
-      <w:r>
-        <w:rPr>
-          <w:sz w:val="20"/>
-          <w:szCs w:val="20"/>
-        </w:rPr>
-        <w:t xml:space="preserve"> </w:t>
-      </w:r>
-      <w:proofErr w:type="spellStart"/>
-      <w:r>
-        <w:rPr>
-          <w:sz w:val="20"/>
-          <w:szCs w:val="20"/>
-        </w:rPr>
-        <w:t>hebben</w:t>
-      </w:r>
-      <w:proofErr w:type="spellEnd"/>
-      <w:r>
-        <w:rPr>
-          <w:sz w:val="20"/>
-          <w:szCs w:val="20"/>
-        </w:rPr>
-        <w:t xml:space="preserve">, </w:t>
-      </w:r>
-      <w:proofErr w:type="spellStart"/>
-      <w:r>
-        <w:rPr>
-          <w:sz w:val="20"/>
-          <w:szCs w:val="20"/>
-        </w:rPr>
-        <w:t>moet</w:t>
-      </w:r>
-      <w:proofErr w:type="spellEnd"/>
-      <w:r>
-        <w:rPr>
-          <w:sz w:val="20"/>
-          <w:szCs w:val="20"/>
-        </w:rPr>
-        <w:t xml:space="preserve"> de </w:t>
-      </w:r>
-      <w:proofErr w:type="spellStart"/>
-      <w:r>
-        <w:rPr>
-          <w:sz w:val="20"/>
-          <w:szCs w:val="20"/>
-        </w:rPr>
-        <w:t>app</w:t>
-      </w:r>
-      <w:proofErr w:type="spellEnd"/>
-      <w:r>
-        <w:rPr>
-          <w:sz w:val="20"/>
-          <w:szCs w:val="20"/>
-        </w:rPr>
-        <w:t xml:space="preserve"> </w:t>
-      </w:r>
-      <w:proofErr w:type="spellStart"/>
-      <w:r>
-        <w:rPr>
-          <w:sz w:val="20"/>
-          <w:szCs w:val="20"/>
-        </w:rPr>
-        <w:t>eenvoudig</w:t>
-      </w:r>
-      <w:proofErr w:type="spellEnd"/>
-      <w:r>
-        <w:rPr>
-          <w:sz w:val="20"/>
-          <w:szCs w:val="20"/>
-        </w:rPr>
-        <w:t xml:space="preserve"> en </w:t>
-      </w:r>
-      <w:proofErr w:type="spellStart"/>
-      <w:r>
-        <w:rPr>
-          <w:sz w:val="20"/>
-          <w:szCs w:val="20"/>
-        </w:rPr>
-        <w:t>duidelijk</w:t>
-      </w:r>
-      <w:proofErr w:type="spellEnd"/>
-      <w:r>
-        <w:rPr>
-          <w:sz w:val="20"/>
-          <w:szCs w:val="20"/>
-        </w:rPr>
-        <w:t xml:space="preserve"> </w:t>
-      </w:r>
-      <w:proofErr w:type="spellStart"/>
-      <w:r>
-        <w:rPr>
-          <w:sz w:val="20"/>
-          <w:szCs w:val="20"/>
-        </w:rPr>
-        <w:t>zijn</w:t>
-      </w:r>
-      <w:proofErr w:type="spellEnd"/>
-      <w:r>
-        <w:rPr>
-          <w:sz w:val="20"/>
-          <w:szCs w:val="20"/>
-        </w:rPr>
-        <w:t xml:space="preserve">. De </w:t>
-      </w:r>
-      <w:proofErr w:type="spellStart"/>
-      <w:r>
-        <w:rPr>
-          <w:sz w:val="20"/>
-          <w:szCs w:val="20"/>
-        </w:rPr>
-        <w:t>knoppen</w:t>
-      </w:r>
-      <w:proofErr w:type="spellEnd"/>
-      <w:r>
-        <w:rPr>
-          <w:sz w:val="20"/>
-          <w:szCs w:val="20"/>
-        </w:rPr>
-        <w:t xml:space="preserve"> </w:t>
-      </w:r>
-      <w:proofErr w:type="spellStart"/>
-      <w:r>
-        <w:rPr>
-          <w:sz w:val="20"/>
-          <w:szCs w:val="20"/>
-        </w:rPr>
-        <w:t>moeten</w:t>
-      </w:r>
-      <w:proofErr w:type="spellEnd"/>
-      <w:r>
-        <w:rPr>
-          <w:sz w:val="20"/>
-          <w:szCs w:val="20"/>
-        </w:rPr>
-        <w:t xml:space="preserve"> </w:t>
-      </w:r>
-      <w:proofErr w:type="spellStart"/>
-      <w:r>
-        <w:rPr>
-          <w:sz w:val="20"/>
-          <w:szCs w:val="20"/>
-        </w:rPr>
-        <w:t>goed</w:t>
-      </w:r>
-      <w:proofErr w:type="spellEnd"/>
-      <w:r>
-        <w:rPr>
-          <w:sz w:val="20"/>
-          <w:szCs w:val="20"/>
-        </w:rPr>
-        <w:t xml:space="preserve"> </w:t>
-      </w:r>
-      <w:proofErr w:type="spellStart"/>
-      <w:r>
-        <w:rPr>
-          <w:sz w:val="20"/>
-          <w:szCs w:val="20"/>
-        </w:rPr>
-        <w:t>zichtbaar</w:t>
-      </w:r>
-      <w:proofErr w:type="spellEnd"/>
-      <w:r>
-        <w:rPr>
-          <w:sz w:val="20"/>
-          <w:szCs w:val="20"/>
-        </w:rPr>
-        <w:t xml:space="preserve"> </w:t>
-      </w:r>
-      <w:proofErr w:type="spellStart"/>
-      <w:r>
-        <w:rPr>
-          <w:sz w:val="20"/>
-          <w:szCs w:val="20"/>
-        </w:rPr>
-        <w:t>zijn</w:t>
-      </w:r>
-      <w:proofErr w:type="spellEnd"/>
-      <w:r>
-        <w:rPr>
-          <w:sz w:val="20"/>
-          <w:szCs w:val="20"/>
-        </w:rPr>
-        <w:t xml:space="preserve"> en de </w:t>
-      </w:r>
-      <w:proofErr w:type="spellStart"/>
-      <w:r>
-        <w:rPr>
-          <w:sz w:val="20"/>
-          <w:szCs w:val="20"/>
-        </w:rPr>
-        <w:t>teksten</w:t>
-      </w:r>
-      <w:proofErr w:type="spellEnd"/>
-      <w:r>
-        <w:rPr>
-          <w:sz w:val="20"/>
-          <w:szCs w:val="20"/>
-        </w:rPr>
-        <w:t xml:space="preserve"> </w:t>
-      </w:r>
-      <w:proofErr w:type="spellStart"/>
-      <w:r>
-        <w:rPr>
-          <w:sz w:val="20"/>
-          <w:szCs w:val="20"/>
-        </w:rPr>
-        <w:t>moeten</w:t>
-      </w:r>
-      <w:proofErr w:type="spellEnd"/>
-      <w:r>
-        <w:rPr>
-          <w:sz w:val="20"/>
-          <w:szCs w:val="20"/>
-        </w:rPr>
-        <w:t xml:space="preserve"> </w:t>
-      </w:r>
-      <w:proofErr w:type="spellStart"/>
-      <w:r>
-        <w:rPr>
-          <w:sz w:val="20"/>
-          <w:szCs w:val="20"/>
-        </w:rPr>
-        <w:t>makkelijk</w:t>
-      </w:r>
-      <w:proofErr w:type="spellEnd"/>
-      <w:r>
-        <w:rPr>
-          <w:sz w:val="20"/>
-          <w:szCs w:val="20"/>
-        </w:rPr>
-        <w:t xml:space="preserve"> </w:t>
-      </w:r>
-      <w:proofErr w:type="spellStart"/>
-      <w:r>
-        <w:rPr>
-          <w:sz w:val="20"/>
-          <w:szCs w:val="20"/>
-        </w:rPr>
-        <w:t>leesbaar</w:t>
-      </w:r>
-      <w:proofErr w:type="spellEnd"/>
-      <w:r>
-        <w:rPr>
-          <w:sz w:val="20"/>
-          <w:szCs w:val="20"/>
-        </w:rPr>
-        <w:t xml:space="preserve"> </w:t>
-      </w:r>
-      <w:proofErr w:type="spellStart"/>
-      <w:r>
-        <w:rPr>
-          <w:sz w:val="20"/>
-          <w:szCs w:val="20"/>
-        </w:rPr>
-        <w:t>zijn</w:t>
-      </w:r>
-      <w:proofErr w:type="spellEnd"/>
-      <w:r>
-        <w:rPr>
-          <w:sz w:val="20"/>
-          <w:szCs w:val="20"/>
-        </w:rPr>
-        <w:t xml:space="preserve">. </w:t>
-      </w:r>
-      <w:proofErr w:type="spellStart"/>
-      <w:r>
-        <w:rPr>
-          <w:sz w:val="20"/>
-          <w:szCs w:val="20"/>
-        </w:rPr>
-        <w:t>Bezoekers</w:t>
-      </w:r>
-      <w:proofErr w:type="spellEnd"/>
-      <w:r>
-        <w:rPr>
-          <w:sz w:val="20"/>
-          <w:szCs w:val="20"/>
-        </w:rPr>
-        <w:t xml:space="preserve"> </w:t>
-      </w:r>
-      <w:proofErr w:type="spellStart"/>
-      <w:r>
-        <w:rPr>
-          <w:sz w:val="20"/>
-          <w:szCs w:val="20"/>
-        </w:rPr>
-        <w:t>moeten</w:t>
-      </w:r>
-      <w:proofErr w:type="spellEnd"/>
-      <w:r>
-        <w:rPr>
-          <w:sz w:val="20"/>
-          <w:szCs w:val="20"/>
-        </w:rPr>
-        <w:t xml:space="preserve"> de </w:t>
-      </w:r>
-      <w:proofErr w:type="spellStart"/>
-      <w:r>
-        <w:rPr>
-          <w:sz w:val="20"/>
-          <w:szCs w:val="20"/>
-        </w:rPr>
-        <w:t>app</w:t>
-      </w:r>
-      <w:proofErr w:type="spellEnd"/>
-      <w:r>
-        <w:rPr>
-          <w:sz w:val="20"/>
-          <w:szCs w:val="20"/>
-        </w:rPr>
-        <w:t xml:space="preserve"> </w:t>
-      </w:r>
-      <w:proofErr w:type="spellStart"/>
-      <w:r>
-        <w:rPr>
-          <w:sz w:val="20"/>
-          <w:szCs w:val="20"/>
-        </w:rPr>
-        <w:t>zonder</w:t>
-      </w:r>
-      <w:proofErr w:type="spellEnd"/>
-      <w:r>
-        <w:rPr>
-          <w:sz w:val="20"/>
-          <w:szCs w:val="20"/>
-        </w:rPr>
-        <w:t xml:space="preserve"> </w:t>
-      </w:r>
-      <w:proofErr w:type="spellStart"/>
-      <w:r>
-        <w:rPr>
-          <w:sz w:val="20"/>
-          <w:szCs w:val="20"/>
-        </w:rPr>
-        <w:t>uitleg</w:t>
-      </w:r>
-      <w:proofErr w:type="spellEnd"/>
-      <w:r>
-        <w:rPr>
-          <w:sz w:val="20"/>
-          <w:szCs w:val="20"/>
-        </w:rPr>
-        <w:t xml:space="preserve"> </w:t>
-      </w:r>
-      <w:proofErr w:type="spellStart"/>
-      <w:r>
-        <w:rPr>
-          <w:sz w:val="20"/>
-          <w:szCs w:val="20"/>
-        </w:rPr>
-        <w:t>kunnen</w:t>
-      </w:r>
-      <w:proofErr w:type="spellEnd"/>
-      <w:r>
-        <w:rPr>
-          <w:sz w:val="20"/>
-          <w:szCs w:val="20"/>
-        </w:rPr>
-        <w:t xml:space="preserve"> </w:t>
-      </w:r>
-      <w:proofErr w:type="spellStart"/>
-      <w:r>
-        <w:rPr>
-          <w:sz w:val="20"/>
-          <w:szCs w:val="20"/>
-        </w:rPr>
-        <w:t>gebruiken</w:t>
-      </w:r>
-      <w:proofErr w:type="spellEnd"/>
-      <w:r>
-        <w:rPr>
-          <w:sz w:val="20"/>
-          <w:szCs w:val="20"/>
-        </w:rPr>
-        <w:t>.</w:t>
+        <w:t>Omdat de bezoekers verschillende leeftijden en digitale vaardigheden hebben, moet de app eenvoudig en duidelijk zijn. De knoppen moeten goed zichtbaar zijn en de teksten moeten makkelijk leesbaar zijn. Bezoekers moeten de app zonder uitleg kunnen gebruiken.</w:t>
       </w:r>
     </w:p>
     <w:p>
@@ -2314,7 +1633,6 @@
           <w:lang w:val="tr-TR"/>
         </w:rPr>
       </w:pPr>
-      <w:proofErr w:type="spellStart"/>
       <w:r>
         <w:rPr>
           <w:rFonts w:asciiTheme="majorBidi" w:hAnsiTheme="majorBidi" w:cstheme="majorBidi"/>
@@ -2322,97 +1640,7 @@
           <w:szCs w:val="20"/>
           <w:lang w:val="tr-TR"/>
         </w:rPr>
-        <w:t>Een</w:t>
-      </w:r>
-      <w:proofErr w:type="spellEnd"/>
-      <w:r>
-        <w:rPr>
-          <w:rFonts w:asciiTheme="majorBidi" w:hAnsiTheme="majorBidi" w:cstheme="majorBidi"/>
-          <w:sz w:val="20"/>
-          <w:szCs w:val="20"/>
-          <w:lang w:val="tr-TR"/>
-        </w:rPr>
-        <w:t xml:space="preserve"> </w:t>
-      </w:r>
-      <w:proofErr w:type="spellStart"/>
-      <w:r>
-        <w:rPr>
-          <w:rFonts w:asciiTheme="majorBidi" w:hAnsiTheme="majorBidi" w:cstheme="majorBidi"/>
-          <w:sz w:val="20"/>
-          <w:szCs w:val="20"/>
-          <w:lang w:val="tr-TR"/>
-        </w:rPr>
-        <w:t>overzicht</w:t>
-      </w:r>
-      <w:proofErr w:type="spellEnd"/>
-      <w:r>
-        <w:rPr>
-          <w:rFonts w:asciiTheme="majorBidi" w:hAnsiTheme="majorBidi" w:cstheme="majorBidi"/>
-          <w:sz w:val="20"/>
-          <w:szCs w:val="20"/>
-          <w:lang w:val="tr-TR"/>
-        </w:rPr>
-        <w:t xml:space="preserve"> </w:t>
-      </w:r>
-      <w:proofErr w:type="spellStart"/>
-      <w:r>
-        <w:rPr>
-          <w:rFonts w:asciiTheme="majorBidi" w:hAnsiTheme="majorBidi" w:cstheme="majorBidi"/>
-          <w:sz w:val="20"/>
-          <w:szCs w:val="20"/>
-          <w:lang w:val="tr-TR"/>
-        </w:rPr>
-        <w:t>van</w:t>
-      </w:r>
-      <w:proofErr w:type="spellEnd"/>
-      <w:r>
-        <w:rPr>
-          <w:rFonts w:asciiTheme="majorBidi" w:hAnsiTheme="majorBidi" w:cstheme="majorBidi"/>
-          <w:sz w:val="20"/>
-          <w:szCs w:val="20"/>
-          <w:lang w:val="tr-TR"/>
-        </w:rPr>
-        <w:t xml:space="preserve"> de </w:t>
-      </w:r>
-      <w:proofErr w:type="spellStart"/>
-      <w:r>
-        <w:rPr>
-          <w:rFonts w:asciiTheme="majorBidi" w:hAnsiTheme="majorBidi" w:cstheme="majorBidi"/>
-          <w:sz w:val="20"/>
-          <w:szCs w:val="20"/>
-          <w:lang w:val="tr-TR"/>
-        </w:rPr>
-        <w:t>museumobjecten</w:t>
-      </w:r>
-      <w:proofErr w:type="spellEnd"/>
-      <w:r>
-        <w:rPr>
-          <w:rFonts w:asciiTheme="majorBidi" w:hAnsiTheme="majorBidi" w:cstheme="majorBidi"/>
-          <w:sz w:val="20"/>
-          <w:szCs w:val="20"/>
-          <w:lang w:val="tr-TR"/>
-        </w:rPr>
-        <w:t xml:space="preserve"> </w:t>
-      </w:r>
-      <w:proofErr w:type="spellStart"/>
-      <w:r>
-        <w:rPr>
-          <w:rFonts w:asciiTheme="majorBidi" w:hAnsiTheme="majorBidi" w:cstheme="majorBidi"/>
-          <w:sz w:val="20"/>
-          <w:szCs w:val="20"/>
-          <w:lang w:val="tr-TR"/>
-        </w:rPr>
-        <w:t>bekijken</w:t>
-      </w:r>
-      <w:proofErr w:type="spellEnd"/>
-      <w:r>
-        <w:rPr>
-          <w:rFonts w:asciiTheme="majorBidi" w:hAnsiTheme="majorBidi" w:cstheme="majorBidi"/>
-          <w:sz w:val="20"/>
-          <w:szCs w:val="20"/>
-          <w:lang w:val="tr-TR"/>
-        </w:rPr>
-        <w:t>.</w:t>
+        <w:t>Een overzicht van de museumobjecten bekijken.</w:t>
       </w:r>
     </w:p>
     <w:p>
@@ -2429,7 +1657,6 @@
           <w:lang w:val="tr-TR"/>
         </w:rPr>
       </w:pPr>
-      <w:proofErr w:type="spellStart"/>
       <w:r>
         <w:rPr>
           <w:rFonts w:asciiTheme="majorBidi" w:hAnsiTheme="majorBidi" w:cstheme="majorBidi"/>
@@ -2437,57 +1664,7 @@
           <w:szCs w:val="20"/>
           <w:lang w:val="tr-TR"/>
         </w:rPr>
-        <w:t>Een</w:t>
-      </w:r>
-      <w:proofErr w:type="spellEnd"/>
-      <w:r>
-        <w:rPr>
-          <w:rFonts w:asciiTheme="majorBidi" w:hAnsiTheme="majorBidi" w:cstheme="majorBidi"/>
-          <w:sz w:val="20"/>
-          <w:szCs w:val="20"/>
-          <w:lang w:val="tr-TR"/>
-        </w:rPr>
-        <w:t xml:space="preserve"> </w:t>
-      </w:r>
-      <w:proofErr w:type="spellStart"/>
-      <w:r>
-        <w:rPr>
-          <w:rFonts w:asciiTheme="majorBidi" w:hAnsiTheme="majorBidi" w:cstheme="majorBidi"/>
-          <w:sz w:val="20"/>
-          <w:szCs w:val="20"/>
-          <w:lang w:val="tr-TR"/>
-        </w:rPr>
-        <w:t>object</w:t>
-      </w:r>
-      <w:proofErr w:type="spellEnd"/>
-      <w:r>
-        <w:rPr>
-          <w:rFonts w:asciiTheme="majorBidi" w:hAnsiTheme="majorBidi" w:cstheme="majorBidi"/>
-          <w:sz w:val="20"/>
-          <w:szCs w:val="20"/>
-          <w:lang w:val="tr-TR"/>
-        </w:rPr>
-        <w:t xml:space="preserve"> </w:t>
-      </w:r>
-      <w:proofErr w:type="spellStart"/>
-      <w:r>
-        <w:rPr>
-          <w:rFonts w:asciiTheme="majorBidi" w:hAnsiTheme="majorBidi" w:cstheme="majorBidi"/>
-          <w:sz w:val="20"/>
-          <w:szCs w:val="20"/>
-          <w:lang w:val="tr-TR"/>
-        </w:rPr>
-        <w:t>selecteren</w:t>
-      </w:r>
-      <w:proofErr w:type="spellEnd"/>
-      <w:r>
-        <w:rPr>
-          <w:rFonts w:asciiTheme="majorBidi" w:hAnsiTheme="majorBidi" w:cstheme="majorBidi"/>
-          <w:sz w:val="20"/>
-          <w:szCs w:val="20"/>
-          <w:lang w:val="tr-TR"/>
-        </w:rPr>
-        <w:t>.</w:t>
+        <w:t>Een object selecteren.</w:t>
       </w:r>
     </w:p>
     <w:p>
@@ -2504,7 +1681,6 @@
           <w:lang w:val="tr-TR"/>
         </w:rPr>
       </w:pPr>
-      <w:proofErr w:type="spellStart"/>
       <w:r>
         <w:rPr>
           <w:rFonts w:asciiTheme="majorBidi" w:hAnsiTheme="majorBidi" w:cstheme="majorBidi"/>
@@ -2512,97 +1688,7 @@
           <w:szCs w:val="20"/>
           <w:lang w:val="tr-TR"/>
         </w:rPr>
-        <w:t>Informatie</w:t>
-      </w:r>
-      <w:proofErr w:type="spellEnd"/>
-      <w:r>
-        <w:rPr>
-          <w:rFonts w:asciiTheme="majorBidi" w:hAnsiTheme="majorBidi" w:cstheme="majorBidi"/>
-          <w:sz w:val="20"/>
-          <w:szCs w:val="20"/>
-          <w:lang w:val="tr-TR"/>
-        </w:rPr>
-        <w:t xml:space="preserve"> </w:t>
-      </w:r>
-      <w:proofErr w:type="spellStart"/>
-      <w:r>
-        <w:rPr>
-          <w:rFonts w:asciiTheme="majorBidi" w:hAnsiTheme="majorBidi" w:cstheme="majorBidi"/>
-          <w:sz w:val="20"/>
-          <w:szCs w:val="20"/>
-          <w:lang w:val="tr-TR"/>
-        </w:rPr>
-        <w:t>over</w:t>
-      </w:r>
-      <w:proofErr w:type="spellEnd"/>
-      <w:r>
-        <w:rPr>
-          <w:rFonts w:asciiTheme="majorBidi" w:hAnsiTheme="majorBidi" w:cstheme="majorBidi"/>
-          <w:sz w:val="20"/>
-          <w:szCs w:val="20"/>
-          <w:lang w:val="tr-TR"/>
-        </w:rPr>
-        <w:t xml:space="preserve"> </w:t>
-      </w:r>
-      <w:proofErr w:type="spellStart"/>
-      <w:r>
-        <w:rPr>
-          <w:rFonts w:asciiTheme="majorBidi" w:hAnsiTheme="majorBidi" w:cstheme="majorBidi"/>
-          <w:sz w:val="20"/>
-          <w:szCs w:val="20"/>
-          <w:lang w:val="tr-TR"/>
-        </w:rPr>
-        <w:t>een</w:t>
-      </w:r>
-      <w:proofErr w:type="spellEnd"/>
-      <w:r>
-        <w:rPr>
-          <w:rFonts w:asciiTheme="majorBidi" w:hAnsiTheme="majorBidi" w:cstheme="majorBidi"/>
-          <w:sz w:val="20"/>
-          <w:szCs w:val="20"/>
-          <w:lang w:val="tr-TR"/>
-        </w:rPr>
-        <w:t xml:space="preserve"> </w:t>
-      </w:r>
-      <w:proofErr w:type="spellStart"/>
-      <w:r>
-        <w:rPr>
-          <w:rFonts w:asciiTheme="majorBidi" w:hAnsiTheme="majorBidi" w:cstheme="majorBidi"/>
-          <w:sz w:val="20"/>
-          <w:szCs w:val="20"/>
-          <w:lang w:val="tr-TR"/>
-        </w:rPr>
-        <w:t>object</w:t>
-      </w:r>
-      <w:proofErr w:type="spellEnd"/>
-      <w:r>
-        <w:rPr>
-          <w:rFonts w:asciiTheme="majorBidi" w:hAnsiTheme="majorBidi" w:cstheme="majorBidi"/>
-          <w:sz w:val="20"/>
-          <w:szCs w:val="20"/>
-          <w:lang w:val="tr-TR"/>
-        </w:rPr>
-        <w:t xml:space="preserve"> </w:t>
-      </w:r>
-      <w:proofErr w:type="spellStart"/>
-      <w:r>
-        <w:rPr>
-          <w:rFonts w:asciiTheme="majorBidi" w:hAnsiTheme="majorBidi" w:cstheme="majorBidi"/>
-          <w:sz w:val="20"/>
-          <w:szCs w:val="20"/>
-          <w:lang w:val="tr-TR"/>
-        </w:rPr>
-        <w:t>bekijken</w:t>
-      </w:r>
-      <w:proofErr w:type="spellEnd"/>
-      <w:r>
-        <w:rPr>
-          <w:rFonts w:asciiTheme="majorBidi" w:hAnsiTheme="majorBidi" w:cstheme="majorBidi"/>
-          <w:sz w:val="20"/>
-          <w:szCs w:val="20"/>
-          <w:lang w:val="tr-TR"/>
-        </w:rPr>
-        <w:t>.</w:t>
+        <w:t>Informatie over een object bekijken.</w:t>
       </w:r>
     </w:p>
     <w:p>
@@ -2619,7 +1705,6 @@
           <w:lang w:val="tr-TR"/>
         </w:rPr>
       </w:pPr>
-      <w:proofErr w:type="spellStart"/>
       <w:r>
         <w:rPr>
           <w:rFonts w:asciiTheme="majorBidi" w:hAnsiTheme="majorBidi" w:cstheme="majorBidi"/>
@@ -2627,117 +1712,7 @@
           <w:szCs w:val="20"/>
           <w:lang w:val="tr-TR"/>
         </w:rPr>
-        <w:t>Een</w:t>
-      </w:r>
-      <w:proofErr w:type="spellEnd"/>
-      <w:r>
-        <w:rPr>
-          <w:rFonts w:asciiTheme="majorBidi" w:hAnsiTheme="majorBidi" w:cstheme="majorBidi"/>
-          <w:sz w:val="20"/>
-          <w:szCs w:val="20"/>
-          <w:lang w:val="tr-TR"/>
-        </w:rPr>
-        <w:t xml:space="preserve"> </w:t>
-      </w:r>
-      <w:proofErr w:type="spellStart"/>
-      <w:r>
-        <w:rPr>
-          <w:rFonts w:asciiTheme="majorBidi" w:hAnsiTheme="majorBidi" w:cstheme="majorBidi"/>
-          <w:sz w:val="20"/>
-          <w:szCs w:val="20"/>
-          <w:lang w:val="tr-TR"/>
-        </w:rPr>
-        <w:t>afbeelding</w:t>
-      </w:r>
-      <w:proofErr w:type="spellEnd"/>
-      <w:r>
-        <w:rPr>
-          <w:rFonts w:asciiTheme="majorBidi" w:hAnsiTheme="majorBidi" w:cstheme="majorBidi"/>
-          <w:sz w:val="20"/>
-          <w:szCs w:val="20"/>
-          <w:lang w:val="tr-TR"/>
-        </w:rPr>
-        <w:t xml:space="preserve"> </w:t>
-      </w:r>
-      <w:proofErr w:type="spellStart"/>
-      <w:r>
-        <w:rPr>
-          <w:rFonts w:asciiTheme="majorBidi" w:hAnsiTheme="majorBidi" w:cstheme="majorBidi"/>
-          <w:sz w:val="20"/>
-          <w:szCs w:val="20"/>
-          <w:lang w:val="tr-TR"/>
-        </w:rPr>
-        <w:t>van</w:t>
-      </w:r>
-      <w:proofErr w:type="spellEnd"/>
-      <w:r>
-        <w:rPr>
-          <w:rFonts w:asciiTheme="majorBidi" w:hAnsiTheme="majorBidi" w:cstheme="majorBidi"/>
-          <w:sz w:val="20"/>
-          <w:szCs w:val="20"/>
-          <w:lang w:val="tr-TR"/>
-        </w:rPr>
-        <w:t xml:space="preserve"> </w:t>
-      </w:r>
-      <w:proofErr w:type="spellStart"/>
-      <w:r>
-        <w:rPr>
-          <w:rFonts w:asciiTheme="majorBidi" w:hAnsiTheme="majorBidi" w:cstheme="majorBidi"/>
-          <w:sz w:val="20"/>
-          <w:szCs w:val="20"/>
-          <w:lang w:val="tr-TR"/>
-        </w:rPr>
-        <w:t>het</w:t>
-      </w:r>
-      <w:proofErr w:type="spellEnd"/>
-      <w:r>
-        <w:rPr>
-          <w:rFonts w:asciiTheme="majorBidi" w:hAnsiTheme="majorBidi" w:cstheme="majorBidi"/>
-          <w:sz w:val="20"/>
-          <w:szCs w:val="20"/>
-          <w:lang w:val="tr-TR"/>
-        </w:rPr>
-        <w:t xml:space="preserve"> </w:t>
-      </w:r>
-      <w:proofErr w:type="spellStart"/>
-      <w:r>
-        <w:rPr>
-          <w:rFonts w:asciiTheme="majorBidi" w:hAnsiTheme="majorBidi" w:cstheme="majorBidi"/>
-          <w:sz w:val="20"/>
-          <w:szCs w:val="20"/>
-          <w:lang w:val="tr-TR"/>
-        </w:rPr>
-        <w:t>object</w:t>
-      </w:r>
-      <w:proofErr w:type="spellEnd"/>
-      <w:r>
-        <w:rPr>
-          <w:rFonts w:asciiTheme="majorBidi" w:hAnsiTheme="majorBidi" w:cstheme="majorBidi"/>
-          <w:sz w:val="20"/>
-          <w:szCs w:val="20"/>
-          <w:lang w:val="tr-TR"/>
-        </w:rPr>
-        <w:t xml:space="preserve"> </w:t>
-      </w:r>
-      <w:proofErr w:type="spellStart"/>
-      <w:r>
-        <w:rPr>
-          <w:rFonts w:asciiTheme="majorBidi" w:hAnsiTheme="majorBidi" w:cstheme="majorBidi"/>
-          <w:sz w:val="20"/>
-          <w:szCs w:val="20"/>
-          <w:lang w:val="tr-TR"/>
-        </w:rPr>
-        <w:t>bekijken</w:t>
-      </w:r>
-      <w:proofErr w:type="spellEnd"/>
-      <w:r>
-        <w:rPr>
-          <w:rFonts w:asciiTheme="majorBidi" w:hAnsiTheme="majorBidi" w:cstheme="majorBidi"/>
-          <w:sz w:val="20"/>
-          <w:szCs w:val="20"/>
-          <w:lang w:val="tr-TR"/>
-        </w:rPr>
-        <w:t>.</w:t>
+        <w:t>Een afbeelding van het object bekijken.</w:t>
       </w:r>
     </w:p>
     <w:p>
@@ -2754,7 +1729,6 @@
           <w:lang w:val="tr-TR"/>
         </w:rPr>
       </w:pPr>
-      <w:proofErr w:type="spellStart"/>
       <w:r>
         <w:rPr>
           <w:rFonts w:asciiTheme="majorBidi" w:hAnsiTheme="majorBidi" w:cstheme="majorBidi"/>
@@ -2762,77 +1736,7 @@
           <w:szCs w:val="20"/>
           <w:lang w:val="tr-TR"/>
         </w:rPr>
-        <w:t>Teruggaan</w:t>
-      </w:r>
-      <w:proofErr w:type="spellEnd"/>
-      <w:r>
-        <w:rPr>
-          <w:rFonts w:asciiTheme="majorBidi" w:hAnsiTheme="majorBidi" w:cstheme="majorBidi"/>
-          <w:sz w:val="20"/>
-          <w:szCs w:val="20"/>
-          <w:lang w:val="tr-TR"/>
-        </w:rPr>
-        <w:t xml:space="preserve"> </w:t>
-      </w:r>
-      <w:proofErr w:type="spellStart"/>
-      <w:r>
-        <w:rPr>
-          <w:rFonts w:asciiTheme="majorBidi" w:hAnsiTheme="majorBidi" w:cstheme="majorBidi"/>
-          <w:sz w:val="20"/>
-          <w:szCs w:val="20"/>
-          <w:lang w:val="tr-TR"/>
-        </w:rPr>
-        <w:t>naar</w:t>
-      </w:r>
-      <w:proofErr w:type="spellEnd"/>
-      <w:r>
-        <w:rPr>
-          <w:rFonts w:asciiTheme="majorBidi" w:hAnsiTheme="majorBidi" w:cstheme="majorBidi"/>
-          <w:sz w:val="20"/>
-          <w:szCs w:val="20"/>
-          <w:lang w:val="tr-TR"/>
-        </w:rPr>
-        <w:t xml:space="preserve"> </w:t>
-      </w:r>
-      <w:proofErr w:type="spellStart"/>
-      <w:r>
-        <w:rPr>
-          <w:rFonts w:asciiTheme="majorBidi" w:hAnsiTheme="majorBidi" w:cstheme="majorBidi"/>
-          <w:sz w:val="20"/>
-          <w:szCs w:val="20"/>
-          <w:lang w:val="tr-TR"/>
-        </w:rPr>
-        <w:t>het</w:t>
-      </w:r>
-      <w:proofErr w:type="spellEnd"/>
-      <w:r>
-        <w:rPr>
-          <w:rFonts w:asciiTheme="majorBidi" w:hAnsiTheme="majorBidi" w:cstheme="majorBidi"/>
-          <w:sz w:val="20"/>
-          <w:szCs w:val="20"/>
-          <w:lang w:val="tr-TR"/>
-        </w:rPr>
-        <w:t xml:space="preserve"> </w:t>
-      </w:r>
-      <w:proofErr w:type="spellStart"/>
-      <w:r>
-        <w:rPr>
-          <w:rFonts w:asciiTheme="majorBidi" w:hAnsiTheme="majorBidi" w:cstheme="majorBidi"/>
-          <w:sz w:val="20"/>
-          <w:szCs w:val="20"/>
-          <w:lang w:val="tr-TR"/>
-        </w:rPr>
-        <w:t>overzicht</w:t>
-      </w:r>
-      <w:proofErr w:type="spellEnd"/>
-      <w:r>
-        <w:rPr>
-          <w:rFonts w:asciiTheme="majorBidi" w:hAnsiTheme="majorBidi" w:cstheme="majorBidi"/>
-          <w:sz w:val="20"/>
-          <w:szCs w:val="20"/>
-          <w:lang w:val="tr-TR"/>
-        </w:rPr>
-        <w:t>.</w:t>
+        <w:t>Teruggaan naar het overzicht.</w:t>
       </w:r>
     </w:p>
     <w:p>
@@ -2848,7 +1752,6 @@
           <w:szCs w:val="20"/>
         </w:rPr>
       </w:pPr>
-      <w:proofErr w:type="spellStart"/>
       <w:r>
         <w:rPr>
           <w:rFonts w:asciiTheme="majorBidi" w:hAnsiTheme="majorBidi" w:cstheme="majorBidi"/>
@@ -2856,129 +1759,41 @@
           <w:szCs w:val="20"/>
           <w:lang w:val="tr-TR"/>
         </w:rPr>
-        <w:t>Een</w:t>
-      </w:r>
-      <w:proofErr w:type="spellEnd"/>
-      <w:r>
+        <w:t>Een ander object kiezen.</w:t>
+      </w:r>
+    </w:p>
+    <w:p>
+      <w:pPr>
         <w:rPr>
           <w:rFonts w:asciiTheme="majorBidi" w:hAnsiTheme="majorBidi" w:cstheme="majorBidi"/>
           <w:sz w:val="20"/>
           <w:szCs w:val="20"/>
-          <w:lang w:val="tr-TR"/>
-        </w:rPr>
-        <w:t xml:space="preserve"> </w:t>
-      </w:r>
-      <w:proofErr w:type="spellStart"/>
-      <w:r>
+        </w:rPr>
+      </w:pPr>
+    </w:p>
+    <w:p>
+      <w:pPr>
+        <w:pStyle w:val="Kop3"/>
+      </w:pPr>
+      <w:r>
+        <w:t>Navigatie</w:t>
+      </w:r>
+    </w:p>
+    <w:p>
+      <w:pPr>
         <w:rPr>
           <w:rFonts w:asciiTheme="majorBidi" w:hAnsiTheme="majorBidi" w:cstheme="majorBidi"/>
           <w:sz w:val="20"/>
           <w:szCs w:val="20"/>
-          <w:lang w:val="tr-TR"/>
-        </w:rPr>
-        <w:t>ander</w:t>
-      </w:r>
-      <w:proofErr w:type="spellEnd"/>
+        </w:rPr>
+      </w:pPr>
       <w:r>
         <w:rPr>
           <w:rFonts w:asciiTheme="majorBidi" w:hAnsiTheme="majorBidi" w:cstheme="majorBidi"/>
           <w:sz w:val="20"/>
           <w:szCs w:val="20"/>
-          <w:lang w:val="tr-TR"/>
-        </w:rPr>
-        <w:t xml:space="preserve"> </w:t>
-      </w:r>
-      <w:proofErr w:type="spellStart"/>
-      <w:r>
-        <w:rPr>
-          <w:rFonts w:asciiTheme="majorBidi" w:hAnsiTheme="majorBidi" w:cstheme="majorBidi"/>
-          <w:sz w:val="20"/>
-          <w:szCs w:val="20"/>
-          <w:lang w:val="tr-TR"/>
-        </w:rPr>
-        <w:t>object</w:t>
-      </w:r>
-      <w:proofErr w:type="spellEnd"/>
-      <w:r>
-        <w:rPr>
-          <w:rFonts w:asciiTheme="majorBidi" w:hAnsiTheme="majorBidi" w:cstheme="majorBidi"/>
-          <w:sz w:val="20"/>
-          <w:szCs w:val="20"/>
-          <w:lang w:val="tr-TR"/>
-        </w:rPr>
-        <w:t xml:space="preserve"> </w:t>
-      </w:r>
-      <w:proofErr w:type="spellStart"/>
-      <w:r>
-        <w:rPr>
-          <w:rFonts w:asciiTheme="majorBidi" w:hAnsiTheme="majorBidi" w:cstheme="majorBidi"/>
-          <w:sz w:val="20"/>
-          <w:szCs w:val="20"/>
-          <w:lang w:val="tr-TR"/>
-        </w:rPr>
-        <w:t>kiezen</w:t>
-      </w:r>
-      <w:proofErr w:type="spellEnd"/>
-      <w:r>
-        <w:rPr>
-          <w:rFonts w:asciiTheme="majorBidi" w:hAnsiTheme="majorBidi" w:cstheme="majorBidi"/>
-          <w:sz w:val="20"/>
-          <w:szCs w:val="20"/>
-          <w:lang w:val="tr-TR"/>
-        </w:rPr>
-        <w:t>.</w:t>
-      </w:r>
-    </w:p>
-    <w:p>
-      <w:pPr>
-        <w:rPr>
-          <w:rFonts w:asciiTheme="majorBidi" w:hAnsiTheme="majorBidi" w:cstheme="majorBidi"/>
-          <w:sz w:val="20"/>
-          <w:szCs w:val="20"/>
-        </w:rPr>
-      </w:pPr>
-    </w:p>
-    <w:p>
-      <w:pPr>
-        <w:pStyle w:val="Kop3"/>
-      </w:pPr>
-      <w:r>
-        <w:t>Navigatie</w:t>
-      </w:r>
-    </w:p>
-    <w:p>
-      <w:pPr>
-        <w:rPr>
-          <w:rFonts w:asciiTheme="majorBidi" w:hAnsiTheme="majorBidi" w:cstheme="majorBidi"/>
-          <w:sz w:val="20"/>
-          <w:szCs w:val="20"/>
-        </w:rPr>
-      </w:pPr>
-      <w:r>
-        <w:rPr>
-          <w:rFonts w:asciiTheme="majorBidi" w:hAnsiTheme="majorBidi" w:cstheme="majorBidi"/>
-          <w:sz w:val="20"/>
-          <w:szCs w:val="20"/>
-        </w:rPr>
-        <w:t xml:space="preserve">De navigatie van de app is eenvoudig en duidelijk. Vanuit het beginscherm kunnen bezoekers naar het overzicht van de objecten gaan. Daarna kunnen zij een object selecteren en de informatie bekijken. Met een </w:t>
-      </w:r>
-      <w:proofErr w:type="spellStart"/>
-      <w:r>
-        <w:rPr>
-          <w:rFonts w:asciiTheme="majorBidi" w:hAnsiTheme="majorBidi" w:cstheme="majorBidi"/>
-          <w:sz w:val="20"/>
-          <w:szCs w:val="20"/>
-        </w:rPr>
-        <w:t>terugknop</w:t>
-      </w:r>
-      <w:proofErr w:type="spellEnd"/>
-      <w:r>
-        <w:rPr>
-          <w:rFonts w:asciiTheme="majorBidi" w:hAnsiTheme="majorBidi" w:cstheme="majorBidi"/>
-          <w:sz w:val="20"/>
-          <w:szCs w:val="20"/>
-        </w:rPr>
-        <w:t xml:space="preserve"> kunnen zij teruggaan naar het overzicht.</w:t>
+        </w:rPr>
+        <w:t>De navigatie van de app is eenvoudig en duidelijk. Vanuit het beginscherm kunnen bezoekers naar het overzicht van de objecten gaan. Daarna kunnen zij een object selecteren en de informatie bekijken. Met een terugknop kunnen zij teruggaan naar het overzicht.</w:t>
       </w:r>
     </w:p>
     <w:p>
@@ -3369,6 +2184,144 @@
         </w:drawing>
       </w:r>
     </w:p>
+    <w:p/>
+    <w:p>
+      <w:pPr>
+        <w:pStyle w:val="Kop3"/>
+      </w:pPr>
+      <w:r>
+        <w:t>Diagram</w:t>
+      </w:r>
+    </w:p>
+    <w:p>
+      <w:r>
+        <w:rPr>
+          <w:noProof/>
+        </w:rPr>
+        <w:drawing>
+          <wp:inline distT="0" distB="0" distL="0" distR="0" wp14:anchorId="61005E86" wp14:editId="4161E6B8">
+            <wp:extent cx="3605842" cy="2984597"/>
+            <wp:effectExtent l="0" t="0" r="0" b="6350"/>
+            <wp:docPr id="1748198120" name="Afbeelding 1"/>
+            <wp:cNvGraphicFramePr>
+              <a:graphicFrameLocks xmlns:a="http://schemas.openxmlformats.org/drawingml/2006/main" noChangeAspect="1"/>
+            </wp:cNvGraphicFramePr>
+            <a:graphic xmlns:a="http://schemas.openxmlformats.org/drawingml/2006/main">
+              <a:graphicData uri="http://schemas.openxmlformats.org/drawingml/2006/picture">
+                <pic:pic xmlns:pic="http://schemas.openxmlformats.org/drawingml/2006/picture">
+                  <pic:nvPicPr>
+                    <pic:cNvPr id="1748198120" name=""/>
+                    <pic:cNvPicPr/>
+                  </pic:nvPicPr>
+                  <pic:blipFill>
+                    <a:blip r:embed="rId15"/>
+                    <a:stretch>
+                      <a:fillRect/>
+                    </a:stretch>
+                  </pic:blipFill>
+                  <pic:spPr>
+                    <a:xfrm>
+                      <a:off x="0" y="0"/>
+                      <a:ext cx="3623494" cy="2999207"/>
+                    </a:xfrm>
+                    <a:prstGeom prst="rect">
+                      <a:avLst/>
+                    </a:prstGeom>
+                  </pic:spPr>
+                </pic:pic>
+              </a:graphicData>
+            </a:graphic>
+          </wp:inline>
+        </w:drawing>
+      </w:r>
+    </w:p>
+    <w:p/>
+    <w:p/>
+    <w:p>
+      <w:r>
+        <w:rPr>
+          <w:noProof/>
+        </w:rPr>
+        <w:lastRenderedPageBreak/>
+        <w:drawing>
+          <wp:inline distT="0" distB="0" distL="0" distR="0" wp14:anchorId="1CCFD768" wp14:editId="2C916575">
+            <wp:extent cx="3826934" cy="4183811"/>
+            <wp:effectExtent l="0" t="0" r="2540" b="7620"/>
+            <wp:docPr id="1094900710" name="Afbeelding 1"/>
+            <wp:cNvGraphicFramePr>
+              <a:graphicFrameLocks xmlns:a="http://schemas.openxmlformats.org/drawingml/2006/main" noChangeAspect="1"/>
+            </wp:cNvGraphicFramePr>
+            <a:graphic xmlns:a="http://schemas.openxmlformats.org/drawingml/2006/main">
+              <a:graphicData uri="http://schemas.openxmlformats.org/drawingml/2006/picture">
+                <pic:pic xmlns:pic="http://schemas.openxmlformats.org/drawingml/2006/picture">
+                  <pic:nvPicPr>
+                    <pic:cNvPr id="1094900710" name=""/>
+                    <pic:cNvPicPr/>
+                  </pic:nvPicPr>
+                  <pic:blipFill>
+                    <a:blip r:embed="rId16"/>
+                    <a:stretch>
+                      <a:fillRect/>
+                    </a:stretch>
+                  </pic:blipFill>
+                  <pic:spPr>
+                    <a:xfrm>
+                      <a:off x="0" y="0"/>
+                      <a:ext cx="3832237" cy="4189608"/>
+                    </a:xfrm>
+                    <a:prstGeom prst="rect">
+                      <a:avLst/>
+                    </a:prstGeom>
+                  </pic:spPr>
+                </pic:pic>
+              </a:graphicData>
+            </a:graphic>
+          </wp:inline>
+        </w:drawing>
+      </w:r>
+    </w:p>
+    <w:p>
+      <w:r>
+        <w:rPr>
+          <w:noProof/>
+        </w:rPr>
+        <w:drawing>
+          <wp:inline distT="0" distB="0" distL="0" distR="0" wp14:anchorId="7C7CF1F9" wp14:editId="4D487FD5">
+            <wp:extent cx="3838755" cy="1959576"/>
+            <wp:effectExtent l="0" t="0" r="0" b="3175"/>
+            <wp:docPr id="674421863" name="Afbeelding 1"/>
+            <wp:cNvGraphicFramePr>
+              <a:graphicFrameLocks xmlns:a="http://schemas.openxmlformats.org/drawingml/2006/main" noChangeAspect="1"/>
+            </wp:cNvGraphicFramePr>
+            <a:graphic xmlns:a="http://schemas.openxmlformats.org/drawingml/2006/main">
+              <a:graphicData uri="http://schemas.openxmlformats.org/drawingml/2006/picture">
+                <pic:pic xmlns:pic="http://schemas.openxmlformats.org/drawingml/2006/picture">
+                  <pic:nvPicPr>
+                    <pic:cNvPr id="674421863" name=""/>
+                    <pic:cNvPicPr/>
+                  </pic:nvPicPr>
+                  <pic:blipFill>
+                    <a:blip r:embed="rId17"/>
+                    <a:stretch>
+                      <a:fillRect/>
+                    </a:stretch>
+                  </pic:blipFill>
+                  <pic:spPr>
+                    <a:xfrm>
+                      <a:off x="0" y="0"/>
+                      <a:ext cx="3848490" cy="1964546"/>
+                    </a:xfrm>
+                    <a:prstGeom prst="rect">
+                      <a:avLst/>
+                    </a:prstGeom>
+                  </pic:spPr>
+                </pic:pic>
+              </a:graphicData>
+            </a:graphic>
+          </wp:inline>
+        </w:drawing>
+      </w:r>
+    </w:p>
     <w:p>
       <w:pPr>
         <w:rPr>
@@ -3395,7 +2348,6 @@
           <w:lang w:val="tr-TR"/>
         </w:rPr>
       </w:pPr>
-      <w:proofErr w:type="spellStart"/>
       <w:r>
         <w:rPr>
           <w:rFonts w:asciiTheme="majorBidi" w:hAnsiTheme="majorBidi" w:cstheme="majorBidi"/>
@@ -3403,19 +2355,18 @@
           <w:szCs w:val="20"/>
           <w:lang w:val="tr-TR"/>
         </w:rPr>
-        <w:t>In</w:t>
-      </w:r>
-      <w:proofErr w:type="spellEnd"/>
-      <w:r>
+        <w:t>In de toekomst moet de gebruiker de objectgegevens zelf kunnen beheren. Bijvoorbeeld bestaande informatie kunnen wijzigen of verwijderen. Ook moet de gebruiker nieuwe museumobjecten, informatie en afbeeldingen aan het systeem kunnen toevoegen.</w:t>
+      </w:r>
+    </w:p>
+    <w:p>
+      <w:pPr>
         <w:rPr>
           <w:rFonts w:asciiTheme="majorBidi" w:hAnsiTheme="majorBidi" w:cstheme="majorBidi"/>
           <w:sz w:val="20"/>
           <w:szCs w:val="20"/>
           <w:lang w:val="tr-TR"/>
         </w:rPr>
-        <w:t xml:space="preserve"> de </w:t>
-      </w:r>
-      <w:proofErr w:type="spellStart"/>
+      </w:pPr>
       <w:r>
         <w:rPr>
           <w:rFonts w:asciiTheme="majorBidi" w:hAnsiTheme="majorBidi" w:cstheme="majorBidi"/>
@@ -3423,793 +2374,24 @@
           <w:szCs w:val="20"/>
           <w:lang w:val="tr-TR"/>
         </w:rPr>
-        <w:t>toekomst</w:t>
-      </w:r>
-      <w:proofErr w:type="spellEnd"/>
-      <w:r>
+        <w:t>Op deze manier kan de applicatie ook in de toekomst gebruikt worden zonder dat de ontwikkelaars steeds nodig zijn.</w:t>
+      </w:r>
+    </w:p>
+    <w:p>
+      <w:pPr>
         <w:rPr>
           <w:rFonts w:asciiTheme="majorBidi" w:hAnsiTheme="majorBidi" w:cstheme="majorBidi"/>
           <w:sz w:val="20"/>
           <w:szCs w:val="20"/>
-          <w:lang w:val="tr-TR"/>
-        </w:rPr>
-        <w:t xml:space="preserve"> </w:t>
-      </w:r>
-      <w:proofErr w:type="spellStart"/>
-      <w:r>
+        </w:rPr>
+      </w:pPr>
+    </w:p>
+    <w:p>
+      <w:pPr>
         <w:rPr>
           <w:rFonts w:asciiTheme="majorBidi" w:hAnsiTheme="majorBidi" w:cstheme="majorBidi"/>
           <w:sz w:val="20"/>
           <w:szCs w:val="20"/>
-          <w:lang w:val="tr-TR"/>
-        </w:rPr>
-        <w:t>moet</w:t>
-      </w:r>
-      <w:proofErr w:type="spellEnd"/>
-      <w:r>
-        <w:rPr>
-          <w:rFonts w:asciiTheme="majorBidi" w:hAnsiTheme="majorBidi" w:cstheme="majorBidi"/>
-          <w:sz w:val="20"/>
-          <w:szCs w:val="20"/>
-          <w:lang w:val="tr-TR"/>
-        </w:rPr>
-        <w:t xml:space="preserve"> de </w:t>
-      </w:r>
-      <w:proofErr w:type="spellStart"/>
-      <w:r>
-        <w:rPr>
-          <w:rFonts w:asciiTheme="majorBidi" w:hAnsiTheme="majorBidi" w:cstheme="majorBidi"/>
-          <w:sz w:val="20"/>
-          <w:szCs w:val="20"/>
-          <w:lang w:val="tr-TR"/>
-        </w:rPr>
-        <w:t>gebruiker</w:t>
-      </w:r>
-      <w:proofErr w:type="spellEnd"/>
-      <w:r>
-        <w:rPr>
-          <w:rFonts w:asciiTheme="majorBidi" w:hAnsiTheme="majorBidi" w:cstheme="majorBidi"/>
-          <w:sz w:val="20"/>
-          <w:szCs w:val="20"/>
-          <w:lang w:val="tr-TR"/>
-        </w:rPr>
-        <w:t xml:space="preserve"> de </w:t>
-      </w:r>
-      <w:proofErr w:type="spellStart"/>
-      <w:r>
-        <w:rPr>
-          <w:rFonts w:asciiTheme="majorBidi" w:hAnsiTheme="majorBidi" w:cstheme="majorBidi"/>
-          <w:sz w:val="20"/>
-          <w:szCs w:val="20"/>
-          <w:lang w:val="tr-TR"/>
-        </w:rPr>
-        <w:t>objectgegevens</w:t>
-      </w:r>
-      <w:proofErr w:type="spellEnd"/>
-      <w:r>
-        <w:rPr>
-          <w:rFonts w:asciiTheme="majorBidi" w:hAnsiTheme="majorBidi" w:cstheme="majorBidi"/>
-          <w:sz w:val="20"/>
-          <w:szCs w:val="20"/>
-          <w:lang w:val="tr-TR"/>
-        </w:rPr>
-        <w:t xml:space="preserve"> </w:t>
-      </w:r>
-      <w:proofErr w:type="spellStart"/>
-      <w:r>
-        <w:rPr>
-          <w:rFonts w:asciiTheme="majorBidi" w:hAnsiTheme="majorBidi" w:cstheme="majorBidi"/>
-          <w:sz w:val="20"/>
-          <w:szCs w:val="20"/>
-          <w:lang w:val="tr-TR"/>
-        </w:rPr>
-        <w:t>zelf</w:t>
-      </w:r>
-      <w:proofErr w:type="spellEnd"/>
-      <w:r>
-        <w:rPr>
-          <w:rFonts w:asciiTheme="majorBidi" w:hAnsiTheme="majorBidi" w:cstheme="majorBidi"/>
-          <w:sz w:val="20"/>
-          <w:szCs w:val="20"/>
-          <w:lang w:val="tr-TR"/>
-        </w:rPr>
-        <w:t xml:space="preserve"> </w:t>
-      </w:r>
-      <w:proofErr w:type="spellStart"/>
-      <w:r>
-        <w:rPr>
-          <w:rFonts w:asciiTheme="majorBidi" w:hAnsiTheme="majorBidi" w:cstheme="majorBidi"/>
-          <w:sz w:val="20"/>
-          <w:szCs w:val="20"/>
-          <w:lang w:val="tr-TR"/>
-        </w:rPr>
-        <w:t>kunnen</w:t>
-      </w:r>
-      <w:proofErr w:type="spellEnd"/>
-      <w:r>
-        <w:rPr>
-          <w:rFonts w:asciiTheme="majorBidi" w:hAnsiTheme="majorBidi" w:cstheme="majorBidi"/>
-          <w:sz w:val="20"/>
-          <w:szCs w:val="20"/>
-          <w:lang w:val="tr-TR"/>
-        </w:rPr>
-        <w:t xml:space="preserve"> </w:t>
-      </w:r>
-      <w:proofErr w:type="spellStart"/>
-      <w:r>
-        <w:rPr>
-          <w:rFonts w:asciiTheme="majorBidi" w:hAnsiTheme="majorBidi" w:cstheme="majorBidi"/>
-          <w:sz w:val="20"/>
-          <w:szCs w:val="20"/>
-          <w:lang w:val="tr-TR"/>
-        </w:rPr>
-        <w:t>beheren</w:t>
-      </w:r>
-      <w:proofErr w:type="spellEnd"/>
-      <w:r>
-        <w:rPr>
-          <w:rFonts w:asciiTheme="majorBidi" w:hAnsiTheme="majorBidi" w:cstheme="majorBidi"/>
-          <w:sz w:val="20"/>
-          <w:szCs w:val="20"/>
-          <w:lang w:val="tr-TR"/>
-        </w:rPr>
-        <w:t xml:space="preserve">. </w:t>
-      </w:r>
-      <w:proofErr w:type="spellStart"/>
-      <w:r>
-        <w:rPr>
-          <w:rFonts w:asciiTheme="majorBidi" w:hAnsiTheme="majorBidi" w:cstheme="majorBidi"/>
-          <w:sz w:val="20"/>
-          <w:szCs w:val="20"/>
-          <w:lang w:val="tr-TR"/>
-        </w:rPr>
-        <w:t>Bijvoorbeeld</w:t>
-      </w:r>
-      <w:proofErr w:type="spellEnd"/>
-      <w:r>
-        <w:rPr>
-          <w:rFonts w:asciiTheme="majorBidi" w:hAnsiTheme="majorBidi" w:cstheme="majorBidi"/>
-          <w:sz w:val="20"/>
-          <w:szCs w:val="20"/>
-          <w:lang w:val="tr-TR"/>
-        </w:rPr>
-        <w:t xml:space="preserve"> </w:t>
-      </w:r>
-      <w:proofErr w:type="spellStart"/>
-      <w:r>
-        <w:rPr>
-          <w:rFonts w:asciiTheme="majorBidi" w:hAnsiTheme="majorBidi" w:cstheme="majorBidi"/>
-          <w:sz w:val="20"/>
-          <w:szCs w:val="20"/>
-          <w:lang w:val="tr-TR"/>
-        </w:rPr>
-        <w:t>bestaande</w:t>
-      </w:r>
-      <w:proofErr w:type="spellEnd"/>
-      <w:r>
-        <w:rPr>
-          <w:rFonts w:asciiTheme="majorBidi" w:hAnsiTheme="majorBidi" w:cstheme="majorBidi"/>
-          <w:sz w:val="20"/>
-          <w:szCs w:val="20"/>
-          <w:lang w:val="tr-TR"/>
-        </w:rPr>
-        <w:t xml:space="preserve"> </w:t>
-      </w:r>
-      <w:proofErr w:type="spellStart"/>
-      <w:r>
-        <w:rPr>
-          <w:rFonts w:asciiTheme="majorBidi" w:hAnsiTheme="majorBidi" w:cstheme="majorBidi"/>
-          <w:sz w:val="20"/>
-          <w:szCs w:val="20"/>
-          <w:lang w:val="tr-TR"/>
-        </w:rPr>
-        <w:t>informatie</w:t>
-      </w:r>
-      <w:proofErr w:type="spellEnd"/>
-      <w:r>
-        <w:rPr>
-          <w:rFonts w:asciiTheme="majorBidi" w:hAnsiTheme="majorBidi" w:cstheme="majorBidi"/>
-          <w:sz w:val="20"/>
-          <w:szCs w:val="20"/>
-          <w:lang w:val="tr-TR"/>
-        </w:rPr>
-        <w:t xml:space="preserve"> </w:t>
-      </w:r>
-      <w:proofErr w:type="spellStart"/>
-      <w:r>
-        <w:rPr>
-          <w:rFonts w:asciiTheme="majorBidi" w:hAnsiTheme="majorBidi" w:cstheme="majorBidi"/>
-          <w:sz w:val="20"/>
-          <w:szCs w:val="20"/>
-          <w:lang w:val="tr-TR"/>
-        </w:rPr>
-        <w:t>kunnen</w:t>
-      </w:r>
-      <w:proofErr w:type="spellEnd"/>
-      <w:r>
-        <w:rPr>
-          <w:rFonts w:asciiTheme="majorBidi" w:hAnsiTheme="majorBidi" w:cstheme="majorBidi"/>
-          <w:sz w:val="20"/>
-          <w:szCs w:val="20"/>
-          <w:lang w:val="tr-TR"/>
-        </w:rPr>
-        <w:t xml:space="preserve"> </w:t>
-      </w:r>
-      <w:proofErr w:type="spellStart"/>
-      <w:r>
-        <w:rPr>
-          <w:rFonts w:asciiTheme="majorBidi" w:hAnsiTheme="majorBidi" w:cstheme="majorBidi"/>
-          <w:sz w:val="20"/>
-          <w:szCs w:val="20"/>
-          <w:lang w:val="tr-TR"/>
-        </w:rPr>
-        <w:t>wijzigen</w:t>
-      </w:r>
-      <w:proofErr w:type="spellEnd"/>
-      <w:r>
-        <w:rPr>
-          <w:rFonts w:asciiTheme="majorBidi" w:hAnsiTheme="majorBidi" w:cstheme="majorBidi"/>
-          <w:sz w:val="20"/>
-          <w:szCs w:val="20"/>
-          <w:lang w:val="tr-TR"/>
-        </w:rPr>
-        <w:t xml:space="preserve"> of </w:t>
-      </w:r>
-      <w:proofErr w:type="spellStart"/>
-      <w:r>
-        <w:rPr>
-          <w:rFonts w:asciiTheme="majorBidi" w:hAnsiTheme="majorBidi" w:cstheme="majorBidi"/>
-          <w:sz w:val="20"/>
-          <w:szCs w:val="20"/>
-          <w:lang w:val="tr-TR"/>
-        </w:rPr>
-        <w:t>verwijderen</w:t>
-      </w:r>
-      <w:proofErr w:type="spellEnd"/>
-      <w:r>
-        <w:rPr>
-          <w:rFonts w:asciiTheme="majorBidi" w:hAnsiTheme="majorBidi" w:cstheme="majorBidi"/>
-          <w:sz w:val="20"/>
-          <w:szCs w:val="20"/>
-          <w:lang w:val="tr-TR"/>
-        </w:rPr>
-        <w:t xml:space="preserve">. </w:t>
-      </w:r>
-      <w:proofErr w:type="spellStart"/>
-      <w:r>
-        <w:rPr>
-          <w:rFonts w:asciiTheme="majorBidi" w:hAnsiTheme="majorBidi" w:cstheme="majorBidi"/>
-          <w:sz w:val="20"/>
-          <w:szCs w:val="20"/>
-          <w:lang w:val="tr-TR"/>
-        </w:rPr>
-        <w:t>Ook</w:t>
-      </w:r>
-      <w:proofErr w:type="spellEnd"/>
-      <w:r>
-        <w:rPr>
-          <w:rFonts w:asciiTheme="majorBidi" w:hAnsiTheme="majorBidi" w:cstheme="majorBidi"/>
-          <w:sz w:val="20"/>
-          <w:szCs w:val="20"/>
-          <w:lang w:val="tr-TR"/>
-        </w:rPr>
-        <w:t xml:space="preserve"> </w:t>
-      </w:r>
-      <w:proofErr w:type="spellStart"/>
-      <w:r>
-        <w:rPr>
-          <w:rFonts w:asciiTheme="majorBidi" w:hAnsiTheme="majorBidi" w:cstheme="majorBidi"/>
-          <w:sz w:val="20"/>
-          <w:szCs w:val="20"/>
-          <w:lang w:val="tr-TR"/>
-        </w:rPr>
-        <w:t>moet</w:t>
-      </w:r>
-      <w:proofErr w:type="spellEnd"/>
-      <w:r>
-        <w:rPr>
-          <w:rFonts w:asciiTheme="majorBidi" w:hAnsiTheme="majorBidi" w:cstheme="majorBidi"/>
-          <w:sz w:val="20"/>
-          <w:szCs w:val="20"/>
-          <w:lang w:val="tr-TR"/>
-        </w:rPr>
-        <w:t xml:space="preserve"> de </w:t>
-      </w:r>
-      <w:proofErr w:type="spellStart"/>
-      <w:r>
-        <w:rPr>
-          <w:rFonts w:asciiTheme="majorBidi" w:hAnsiTheme="majorBidi" w:cstheme="majorBidi"/>
-          <w:sz w:val="20"/>
-          <w:szCs w:val="20"/>
-          <w:lang w:val="tr-TR"/>
-        </w:rPr>
-        <w:t>gebruiker</w:t>
-      </w:r>
-      <w:proofErr w:type="spellEnd"/>
-      <w:r>
-        <w:rPr>
-          <w:rFonts w:asciiTheme="majorBidi" w:hAnsiTheme="majorBidi" w:cstheme="majorBidi"/>
-          <w:sz w:val="20"/>
-          <w:szCs w:val="20"/>
-          <w:lang w:val="tr-TR"/>
-        </w:rPr>
-        <w:t xml:space="preserve"> </w:t>
-      </w:r>
-      <w:proofErr w:type="spellStart"/>
-      <w:r>
-        <w:rPr>
-          <w:rFonts w:asciiTheme="majorBidi" w:hAnsiTheme="majorBidi" w:cstheme="majorBidi"/>
-          <w:sz w:val="20"/>
-          <w:szCs w:val="20"/>
-          <w:lang w:val="tr-TR"/>
-        </w:rPr>
-        <w:t>nieuwe</w:t>
-      </w:r>
-      <w:proofErr w:type="spellEnd"/>
-      <w:r>
-        <w:rPr>
-          <w:rFonts w:asciiTheme="majorBidi" w:hAnsiTheme="majorBidi" w:cstheme="majorBidi"/>
-          <w:sz w:val="20"/>
-          <w:szCs w:val="20"/>
-          <w:lang w:val="tr-TR"/>
-        </w:rPr>
-        <w:t xml:space="preserve"> </w:t>
-      </w:r>
-      <w:proofErr w:type="spellStart"/>
-      <w:r>
-        <w:rPr>
-          <w:rFonts w:asciiTheme="majorBidi" w:hAnsiTheme="majorBidi" w:cstheme="majorBidi"/>
-          <w:sz w:val="20"/>
-          <w:szCs w:val="20"/>
-          <w:lang w:val="tr-TR"/>
-        </w:rPr>
-        <w:t>museumobjecten</w:t>
-      </w:r>
-      <w:proofErr w:type="spellEnd"/>
-      <w:r>
-        <w:rPr>
-          <w:rFonts w:asciiTheme="majorBidi" w:hAnsiTheme="majorBidi" w:cstheme="majorBidi"/>
-          <w:sz w:val="20"/>
-          <w:szCs w:val="20"/>
-          <w:lang w:val="tr-TR"/>
-        </w:rPr>
-        <w:t xml:space="preserve">, </w:t>
-      </w:r>
-      <w:proofErr w:type="spellStart"/>
-      <w:r>
-        <w:rPr>
-          <w:rFonts w:asciiTheme="majorBidi" w:hAnsiTheme="majorBidi" w:cstheme="majorBidi"/>
-          <w:sz w:val="20"/>
-          <w:szCs w:val="20"/>
-          <w:lang w:val="tr-TR"/>
-        </w:rPr>
-        <w:t>informatie</w:t>
-      </w:r>
-      <w:proofErr w:type="spellEnd"/>
-      <w:r>
-        <w:rPr>
-          <w:rFonts w:asciiTheme="majorBidi" w:hAnsiTheme="majorBidi" w:cstheme="majorBidi"/>
-          <w:sz w:val="20"/>
-          <w:szCs w:val="20"/>
-          <w:lang w:val="tr-TR"/>
-        </w:rPr>
-        <w:t xml:space="preserve"> en </w:t>
-      </w:r>
-      <w:proofErr w:type="spellStart"/>
-      <w:r>
-        <w:rPr>
-          <w:rFonts w:asciiTheme="majorBidi" w:hAnsiTheme="majorBidi" w:cstheme="majorBidi"/>
-          <w:sz w:val="20"/>
-          <w:szCs w:val="20"/>
-          <w:lang w:val="tr-TR"/>
-        </w:rPr>
-        <w:t>afbeeldingen</w:t>
-      </w:r>
-      <w:proofErr w:type="spellEnd"/>
-      <w:r>
-        <w:rPr>
-          <w:rFonts w:asciiTheme="majorBidi" w:hAnsiTheme="majorBidi" w:cstheme="majorBidi"/>
-          <w:sz w:val="20"/>
-          <w:szCs w:val="20"/>
-          <w:lang w:val="tr-TR"/>
-        </w:rPr>
-        <w:t xml:space="preserve"> </w:t>
-      </w:r>
-      <w:proofErr w:type="spellStart"/>
-      <w:r>
-        <w:rPr>
-          <w:rFonts w:asciiTheme="majorBidi" w:hAnsiTheme="majorBidi" w:cstheme="majorBidi"/>
-          <w:sz w:val="20"/>
-          <w:szCs w:val="20"/>
-          <w:lang w:val="tr-TR"/>
-        </w:rPr>
-        <w:t>aan</w:t>
-      </w:r>
-      <w:proofErr w:type="spellEnd"/>
-      <w:r>
-        <w:rPr>
-          <w:rFonts w:asciiTheme="majorBidi" w:hAnsiTheme="majorBidi" w:cstheme="majorBidi"/>
-          <w:sz w:val="20"/>
-          <w:szCs w:val="20"/>
-          <w:lang w:val="tr-TR"/>
-        </w:rPr>
-        <w:t xml:space="preserve"> </w:t>
-      </w:r>
-      <w:proofErr w:type="spellStart"/>
-      <w:r>
-        <w:rPr>
-          <w:rFonts w:asciiTheme="majorBidi" w:hAnsiTheme="majorBidi" w:cstheme="majorBidi"/>
-          <w:sz w:val="20"/>
-          <w:szCs w:val="20"/>
-          <w:lang w:val="tr-TR"/>
-        </w:rPr>
-        <w:t>het</w:t>
-      </w:r>
-      <w:proofErr w:type="spellEnd"/>
-      <w:r>
-        <w:rPr>
-          <w:rFonts w:asciiTheme="majorBidi" w:hAnsiTheme="majorBidi" w:cstheme="majorBidi"/>
-          <w:sz w:val="20"/>
-          <w:szCs w:val="20"/>
-          <w:lang w:val="tr-TR"/>
-        </w:rPr>
-        <w:t xml:space="preserve"> </w:t>
-      </w:r>
-      <w:proofErr w:type="spellStart"/>
-      <w:r>
-        <w:rPr>
-          <w:rFonts w:asciiTheme="majorBidi" w:hAnsiTheme="majorBidi" w:cstheme="majorBidi"/>
-          <w:sz w:val="20"/>
-          <w:szCs w:val="20"/>
-          <w:lang w:val="tr-TR"/>
-        </w:rPr>
-        <w:t>systeem</w:t>
-      </w:r>
-      <w:proofErr w:type="spellEnd"/>
-      <w:r>
-        <w:rPr>
-          <w:rFonts w:asciiTheme="majorBidi" w:hAnsiTheme="majorBidi" w:cstheme="majorBidi"/>
-          <w:sz w:val="20"/>
-          <w:szCs w:val="20"/>
-          <w:lang w:val="tr-TR"/>
-        </w:rPr>
-        <w:t xml:space="preserve"> </w:t>
-      </w:r>
-      <w:proofErr w:type="spellStart"/>
-      <w:r>
-        <w:rPr>
-          <w:rFonts w:asciiTheme="majorBidi" w:hAnsiTheme="majorBidi" w:cstheme="majorBidi"/>
-          <w:sz w:val="20"/>
-          <w:szCs w:val="20"/>
-          <w:lang w:val="tr-TR"/>
-        </w:rPr>
-        <w:t>kunnen</w:t>
-      </w:r>
-      <w:proofErr w:type="spellEnd"/>
-      <w:r>
-        <w:rPr>
-          <w:rFonts w:asciiTheme="majorBidi" w:hAnsiTheme="majorBidi" w:cstheme="majorBidi"/>
-          <w:sz w:val="20"/>
-          <w:szCs w:val="20"/>
-          <w:lang w:val="tr-TR"/>
-        </w:rPr>
-        <w:t xml:space="preserve"> </w:t>
-      </w:r>
-      <w:proofErr w:type="spellStart"/>
-      <w:r>
-        <w:rPr>
-          <w:rFonts w:asciiTheme="majorBidi" w:hAnsiTheme="majorBidi" w:cstheme="majorBidi"/>
-          <w:sz w:val="20"/>
-          <w:szCs w:val="20"/>
-          <w:lang w:val="tr-TR"/>
-        </w:rPr>
-        <w:t>toevoegen</w:t>
-      </w:r>
-      <w:proofErr w:type="spellEnd"/>
-      <w:r>
-        <w:rPr>
-          <w:rFonts w:asciiTheme="majorBidi" w:hAnsiTheme="majorBidi" w:cstheme="majorBidi"/>
-          <w:sz w:val="20"/>
-          <w:szCs w:val="20"/>
-          <w:lang w:val="tr-TR"/>
-        </w:rPr>
-        <w:t>.</w:t>
-      </w:r>
-    </w:p>
-    <w:p>
-      <w:pPr>
-        <w:rPr>
-          <w:rFonts w:asciiTheme="majorBidi" w:hAnsiTheme="majorBidi" w:cstheme="majorBidi"/>
-          <w:sz w:val="20"/>
-          <w:szCs w:val="20"/>
-          <w:lang w:val="tr-TR"/>
-        </w:rPr>
-      </w:pPr>
-      <w:r>
-        <w:rPr>
-          <w:rFonts w:asciiTheme="majorBidi" w:hAnsiTheme="majorBidi" w:cstheme="majorBidi"/>
-          <w:sz w:val="20"/>
-          <w:szCs w:val="20"/>
-          <w:lang w:val="tr-TR"/>
-        </w:rPr>
-        <w:t xml:space="preserve">Op </w:t>
-      </w:r>
-      <w:proofErr w:type="spellStart"/>
-      <w:r>
-        <w:rPr>
-          <w:rFonts w:asciiTheme="majorBidi" w:hAnsiTheme="majorBidi" w:cstheme="majorBidi"/>
-          <w:sz w:val="20"/>
-          <w:szCs w:val="20"/>
-          <w:lang w:val="tr-TR"/>
-        </w:rPr>
-        <w:t>deze</w:t>
-      </w:r>
-      <w:proofErr w:type="spellEnd"/>
-      <w:r>
-        <w:rPr>
-          <w:rFonts w:asciiTheme="majorBidi" w:hAnsiTheme="majorBidi" w:cstheme="majorBidi"/>
-          <w:sz w:val="20"/>
-          <w:szCs w:val="20"/>
-          <w:lang w:val="tr-TR"/>
-        </w:rPr>
-        <w:t xml:space="preserve"> </w:t>
-      </w:r>
-      <w:proofErr w:type="spellStart"/>
-      <w:r>
-        <w:rPr>
-          <w:rFonts w:asciiTheme="majorBidi" w:hAnsiTheme="majorBidi" w:cstheme="majorBidi"/>
-          <w:sz w:val="20"/>
-          <w:szCs w:val="20"/>
-          <w:lang w:val="tr-TR"/>
-        </w:rPr>
-        <w:t>manier</w:t>
-      </w:r>
-      <w:proofErr w:type="spellEnd"/>
-      <w:r>
-        <w:rPr>
-          <w:rFonts w:asciiTheme="majorBidi" w:hAnsiTheme="majorBidi" w:cstheme="majorBidi"/>
-          <w:sz w:val="20"/>
-          <w:szCs w:val="20"/>
-          <w:lang w:val="tr-TR"/>
-        </w:rPr>
-        <w:t xml:space="preserve"> kan de </w:t>
-      </w:r>
-      <w:proofErr w:type="spellStart"/>
-      <w:r>
-        <w:rPr>
-          <w:rFonts w:asciiTheme="majorBidi" w:hAnsiTheme="majorBidi" w:cstheme="majorBidi"/>
-          <w:sz w:val="20"/>
-          <w:szCs w:val="20"/>
-          <w:lang w:val="tr-TR"/>
-        </w:rPr>
-        <w:t>applicatie</w:t>
-      </w:r>
-      <w:proofErr w:type="spellEnd"/>
-      <w:r>
-        <w:rPr>
-          <w:rFonts w:asciiTheme="majorBidi" w:hAnsiTheme="majorBidi" w:cstheme="majorBidi"/>
-          <w:sz w:val="20"/>
-          <w:szCs w:val="20"/>
-          <w:lang w:val="tr-TR"/>
-        </w:rPr>
-        <w:t xml:space="preserve"> </w:t>
-      </w:r>
-      <w:proofErr w:type="spellStart"/>
-      <w:r>
-        <w:rPr>
-          <w:rFonts w:asciiTheme="majorBidi" w:hAnsiTheme="majorBidi" w:cstheme="majorBidi"/>
-          <w:sz w:val="20"/>
-          <w:szCs w:val="20"/>
-          <w:lang w:val="tr-TR"/>
-        </w:rPr>
-        <w:t>ook</w:t>
-      </w:r>
-      <w:proofErr w:type="spellEnd"/>
-      <w:r>
-        <w:rPr>
-          <w:rFonts w:asciiTheme="majorBidi" w:hAnsiTheme="majorBidi" w:cstheme="majorBidi"/>
-          <w:sz w:val="20"/>
-          <w:szCs w:val="20"/>
-          <w:lang w:val="tr-TR"/>
-        </w:rPr>
-        <w:t xml:space="preserve"> in de </w:t>
-      </w:r>
-      <w:proofErr w:type="spellStart"/>
-      <w:r>
-        <w:rPr>
-          <w:rFonts w:asciiTheme="majorBidi" w:hAnsiTheme="majorBidi" w:cstheme="majorBidi"/>
-          <w:sz w:val="20"/>
-          <w:szCs w:val="20"/>
-          <w:lang w:val="tr-TR"/>
-        </w:rPr>
-        <w:t>toekomst</w:t>
-      </w:r>
-      <w:proofErr w:type="spellEnd"/>
-      <w:r>
-        <w:rPr>
-          <w:rFonts w:asciiTheme="majorBidi" w:hAnsiTheme="majorBidi" w:cstheme="majorBidi"/>
-          <w:sz w:val="20"/>
-          <w:szCs w:val="20"/>
-          <w:lang w:val="tr-TR"/>
-        </w:rPr>
-        <w:t xml:space="preserve"> </w:t>
-      </w:r>
-      <w:proofErr w:type="spellStart"/>
-      <w:r>
-        <w:rPr>
-          <w:rFonts w:asciiTheme="majorBidi" w:hAnsiTheme="majorBidi" w:cstheme="majorBidi"/>
-          <w:sz w:val="20"/>
-          <w:szCs w:val="20"/>
-          <w:lang w:val="tr-TR"/>
-        </w:rPr>
-        <w:t>gebruikt</w:t>
-      </w:r>
-      <w:proofErr w:type="spellEnd"/>
-      <w:r>
-        <w:rPr>
-          <w:rFonts w:asciiTheme="majorBidi" w:hAnsiTheme="majorBidi" w:cstheme="majorBidi"/>
-          <w:sz w:val="20"/>
-          <w:szCs w:val="20"/>
-          <w:lang w:val="tr-TR"/>
-        </w:rPr>
-        <w:t xml:space="preserve"> </w:t>
-      </w:r>
-      <w:proofErr w:type="spellStart"/>
-      <w:r>
-        <w:rPr>
-          <w:rFonts w:asciiTheme="majorBidi" w:hAnsiTheme="majorBidi" w:cstheme="majorBidi"/>
-          <w:sz w:val="20"/>
-          <w:szCs w:val="20"/>
-          <w:lang w:val="tr-TR"/>
-        </w:rPr>
-        <w:t>worden</w:t>
-      </w:r>
-      <w:proofErr w:type="spellEnd"/>
-      <w:r>
-        <w:rPr>
-          <w:rFonts w:asciiTheme="majorBidi" w:hAnsiTheme="majorBidi" w:cstheme="majorBidi"/>
-          <w:sz w:val="20"/>
-          <w:szCs w:val="20"/>
-          <w:lang w:val="tr-TR"/>
-        </w:rPr>
-        <w:t xml:space="preserve"> </w:t>
-      </w:r>
-      <w:proofErr w:type="spellStart"/>
-      <w:r>
-        <w:rPr>
-          <w:rFonts w:asciiTheme="majorBidi" w:hAnsiTheme="majorBidi" w:cstheme="majorBidi"/>
-          <w:sz w:val="20"/>
-          <w:szCs w:val="20"/>
-          <w:lang w:val="tr-TR"/>
-        </w:rPr>
-        <w:t>zonder</w:t>
-      </w:r>
-      <w:proofErr w:type="spellEnd"/>
-      <w:r>
-        <w:rPr>
-          <w:rFonts w:asciiTheme="majorBidi" w:hAnsiTheme="majorBidi" w:cstheme="majorBidi"/>
-          <w:sz w:val="20"/>
-          <w:szCs w:val="20"/>
-          <w:lang w:val="tr-TR"/>
-        </w:rPr>
-        <w:t xml:space="preserve"> </w:t>
-      </w:r>
-      <w:proofErr w:type="spellStart"/>
-      <w:r>
-        <w:rPr>
-          <w:rFonts w:asciiTheme="majorBidi" w:hAnsiTheme="majorBidi" w:cstheme="majorBidi"/>
-          <w:sz w:val="20"/>
-          <w:szCs w:val="20"/>
-          <w:lang w:val="tr-TR"/>
-        </w:rPr>
-        <w:t>dat</w:t>
-      </w:r>
-      <w:proofErr w:type="spellEnd"/>
-      <w:r>
-        <w:rPr>
-          <w:rFonts w:asciiTheme="majorBidi" w:hAnsiTheme="majorBidi" w:cstheme="majorBidi"/>
-          <w:sz w:val="20"/>
-          <w:szCs w:val="20"/>
-          <w:lang w:val="tr-TR"/>
-        </w:rPr>
-        <w:t xml:space="preserve"> de </w:t>
-      </w:r>
-      <w:proofErr w:type="spellStart"/>
-      <w:r>
-        <w:rPr>
-          <w:rFonts w:asciiTheme="majorBidi" w:hAnsiTheme="majorBidi" w:cstheme="majorBidi"/>
-          <w:sz w:val="20"/>
-          <w:szCs w:val="20"/>
-          <w:lang w:val="tr-TR"/>
-        </w:rPr>
-        <w:t>ontwikkelaars</w:t>
-      </w:r>
-      <w:proofErr w:type="spellEnd"/>
-      <w:r>
-        <w:rPr>
-          <w:rFonts w:asciiTheme="majorBidi" w:hAnsiTheme="majorBidi" w:cstheme="majorBidi"/>
-          <w:sz w:val="20"/>
-          <w:szCs w:val="20"/>
-          <w:lang w:val="tr-TR"/>
-        </w:rPr>
-        <w:t xml:space="preserve"> </w:t>
-      </w:r>
-      <w:proofErr w:type="spellStart"/>
-      <w:r>
-        <w:rPr>
-          <w:rFonts w:asciiTheme="majorBidi" w:hAnsiTheme="majorBidi" w:cstheme="majorBidi"/>
-          <w:sz w:val="20"/>
-          <w:szCs w:val="20"/>
-          <w:lang w:val="tr-TR"/>
-        </w:rPr>
-        <w:t>steeds</w:t>
-      </w:r>
-      <w:proofErr w:type="spellEnd"/>
-      <w:r>
-        <w:rPr>
-          <w:rFonts w:asciiTheme="majorBidi" w:hAnsiTheme="majorBidi" w:cstheme="majorBidi"/>
-          <w:sz w:val="20"/>
-          <w:szCs w:val="20"/>
-          <w:lang w:val="tr-TR"/>
-        </w:rPr>
-        <w:t xml:space="preserve"> </w:t>
-      </w:r>
-      <w:proofErr w:type="spellStart"/>
-      <w:r>
-        <w:rPr>
-          <w:rFonts w:asciiTheme="majorBidi" w:hAnsiTheme="majorBidi" w:cstheme="majorBidi"/>
-          <w:sz w:val="20"/>
-          <w:szCs w:val="20"/>
-          <w:lang w:val="tr-TR"/>
-        </w:rPr>
-        <w:t>nodig</w:t>
-      </w:r>
-      <w:proofErr w:type="spellEnd"/>
-      <w:r>
-        <w:rPr>
-          <w:rFonts w:asciiTheme="majorBidi" w:hAnsiTheme="majorBidi" w:cstheme="majorBidi"/>
-          <w:sz w:val="20"/>
-          <w:szCs w:val="20"/>
-          <w:lang w:val="tr-TR"/>
-        </w:rPr>
-        <w:t xml:space="preserve"> </w:t>
-      </w:r>
-      <w:proofErr w:type="spellStart"/>
-      <w:r>
-        <w:rPr>
-          <w:rFonts w:asciiTheme="majorBidi" w:hAnsiTheme="majorBidi" w:cstheme="majorBidi"/>
-          <w:sz w:val="20"/>
-          <w:szCs w:val="20"/>
-          <w:lang w:val="tr-TR"/>
-        </w:rPr>
-        <w:t>zijn</w:t>
-      </w:r>
-      <w:proofErr w:type="spellEnd"/>
-      <w:r>
-        <w:rPr>
-          <w:rFonts w:asciiTheme="majorBidi" w:hAnsiTheme="majorBidi" w:cstheme="majorBidi"/>
-          <w:sz w:val="20"/>
-          <w:szCs w:val="20"/>
-          <w:lang w:val="tr-TR"/>
-        </w:rPr>
-        <w:t>.</w:t>
-      </w:r>
-    </w:p>
-    <w:p>
-      <w:pPr>
-        <w:rPr>
-          <w:rFonts w:asciiTheme="majorBidi" w:hAnsiTheme="majorBidi" w:cstheme="majorBidi"/>
-          <w:sz w:val="20"/>
-          <w:szCs w:val="20"/>
-        </w:rPr>
-      </w:pPr>
-    </w:p>
-    <w:p>
-      <w:pPr>
-        <w:rPr>
-          <w:rFonts w:asciiTheme="majorBidi" w:hAnsiTheme="majorBidi" w:cstheme="majorBidi"/>
-          <w:sz w:val="20"/>
-          <w:szCs w:val="20"/>
         </w:rPr>
       </w:pPr>
     </w:p>
@@ -4242,309 +2424,17 @@
         <w:pStyle w:val="Normaalweb"/>
       </w:pPr>
       <w:r>
+        <w:lastRenderedPageBreak/>
         <w:t>Ufuk</w:t>
       </w:r>
       <w:r>
         <w:t xml:space="preserve">: </w:t>
       </w:r>
-      <w:proofErr w:type="spellStart"/>
-      <w:r>
-        <w:t>Tijdens</w:t>
-      </w:r>
-      <w:proofErr w:type="spellEnd"/>
-      <w:r>
-        <w:t xml:space="preserve"> </w:t>
-      </w:r>
-      <w:proofErr w:type="spellStart"/>
-      <w:r>
-        <w:t>deze</w:t>
-      </w:r>
-      <w:proofErr w:type="spellEnd"/>
-      <w:r>
-        <w:t xml:space="preserve"> </w:t>
-      </w:r>
-      <w:proofErr w:type="spellStart"/>
-      <w:r>
-        <w:t>opdracht</w:t>
-      </w:r>
-      <w:proofErr w:type="spellEnd"/>
-      <w:r>
-        <w:t xml:space="preserve"> is </w:t>
-      </w:r>
-      <w:proofErr w:type="spellStart"/>
-      <w:r>
-        <w:t>mijn</w:t>
-      </w:r>
-      <w:proofErr w:type="spellEnd"/>
-      <w:r>
-        <w:t xml:space="preserve"> </w:t>
-      </w:r>
-      <w:proofErr w:type="spellStart"/>
-      <w:r>
-        <w:t>leerdoel</w:t>
-      </w:r>
-      <w:proofErr w:type="spellEnd"/>
-      <w:r>
-        <w:t xml:space="preserve"> om </w:t>
-      </w:r>
-      <w:proofErr w:type="spellStart"/>
-      <w:r>
-        <w:t>nieuwe</w:t>
-      </w:r>
-      <w:proofErr w:type="spellEnd"/>
-      <w:r>
-        <w:t xml:space="preserve"> </w:t>
-      </w:r>
-      <w:proofErr w:type="spellStart"/>
-      <w:r>
-        <w:t>technieken</w:t>
-      </w:r>
-      <w:proofErr w:type="spellEnd"/>
-      <w:r>
-        <w:t xml:space="preserve"> </w:t>
-      </w:r>
-      <w:proofErr w:type="spellStart"/>
-      <w:r>
-        <w:t>uit</w:t>
-      </w:r>
-      <w:proofErr w:type="spellEnd"/>
-      <w:r>
-        <w:t xml:space="preserve"> te </w:t>
-      </w:r>
-      <w:proofErr w:type="spellStart"/>
-      <w:r>
-        <w:t>werken</w:t>
-      </w:r>
-      <w:proofErr w:type="spellEnd"/>
-      <w:r>
-        <w:t xml:space="preserve"> </w:t>
-      </w:r>
-      <w:proofErr w:type="spellStart"/>
-      <w:r>
-        <w:t>waarbij</w:t>
-      </w:r>
-      <w:proofErr w:type="spellEnd"/>
-      <w:r>
-        <w:t xml:space="preserve"> je met </w:t>
-      </w:r>
-      <w:proofErr w:type="spellStart"/>
-      <w:r>
-        <w:t>touchscreens</w:t>
-      </w:r>
-      <w:proofErr w:type="spellEnd"/>
-      <w:r>
-        <w:t xml:space="preserve"> </w:t>
-      </w:r>
-      <w:proofErr w:type="spellStart"/>
-      <w:r>
-        <w:t>werkt</w:t>
-      </w:r>
-      <w:proofErr w:type="spellEnd"/>
-      <w:r>
-        <w:t xml:space="preserve"> </w:t>
-      </w:r>
-      <w:proofErr w:type="spellStart"/>
-      <w:r>
-        <w:t>van</w:t>
-      </w:r>
-      <w:proofErr w:type="spellEnd"/>
-      <w:r>
-        <w:t xml:space="preserve"> </w:t>
-      </w:r>
-      <w:proofErr w:type="spellStart"/>
-      <w:r>
-        <w:t>tablets</w:t>
-      </w:r>
-      <w:proofErr w:type="spellEnd"/>
-      <w:r>
-        <w:t xml:space="preserve">. </w:t>
-      </w:r>
-      <w:proofErr w:type="spellStart"/>
-      <w:r>
-        <w:t>daarbij</w:t>
-      </w:r>
-      <w:proofErr w:type="spellEnd"/>
-      <w:r>
-        <w:t xml:space="preserve"> </w:t>
-      </w:r>
-      <w:proofErr w:type="spellStart"/>
-      <w:r>
-        <w:t>zou</w:t>
-      </w:r>
-      <w:proofErr w:type="spellEnd"/>
-      <w:r>
-        <w:t xml:space="preserve"> </w:t>
-      </w:r>
-      <w:proofErr w:type="spellStart"/>
-      <w:r>
-        <w:t>ik</w:t>
-      </w:r>
-      <w:proofErr w:type="spellEnd"/>
-      <w:r>
-        <w:t xml:space="preserve"> </w:t>
-      </w:r>
-      <w:proofErr w:type="spellStart"/>
-      <w:r>
-        <w:t>mijn</w:t>
-      </w:r>
-      <w:proofErr w:type="spellEnd"/>
-      <w:r>
-        <w:t xml:space="preserve"> </w:t>
-      </w:r>
-      <w:proofErr w:type="spellStart"/>
-      <w:r>
-        <w:t>python</w:t>
-      </w:r>
-      <w:proofErr w:type="spellEnd"/>
-      <w:r>
-        <w:t xml:space="preserve"> </w:t>
-      </w:r>
-      <w:proofErr w:type="spellStart"/>
-      <w:r>
-        <w:t>skills</w:t>
-      </w:r>
-      <w:proofErr w:type="spellEnd"/>
-      <w:r>
-        <w:t xml:space="preserve"> </w:t>
-      </w:r>
-      <w:proofErr w:type="spellStart"/>
-      <w:r>
-        <w:t>willen</w:t>
-      </w:r>
-      <w:proofErr w:type="spellEnd"/>
-      <w:r>
-        <w:t xml:space="preserve"> </w:t>
-      </w:r>
-      <w:proofErr w:type="spellStart"/>
-      <w:r>
-        <w:t>gaan</w:t>
-      </w:r>
-      <w:proofErr w:type="spellEnd"/>
-      <w:r>
-        <w:t xml:space="preserve"> </w:t>
-      </w:r>
-      <w:proofErr w:type="spellStart"/>
-      <w:r>
-        <w:t>verbeteren</w:t>
-      </w:r>
-      <w:proofErr w:type="spellEnd"/>
-      <w:r>
-        <w:t xml:space="preserve"> en </w:t>
-      </w:r>
-      <w:proofErr w:type="spellStart"/>
-      <w:r>
-        <w:t>andere</w:t>
-      </w:r>
-      <w:proofErr w:type="spellEnd"/>
-      <w:r>
-        <w:t xml:space="preserve"> </w:t>
-      </w:r>
-      <w:proofErr w:type="spellStart"/>
-      <w:r>
-        <w:t>codes</w:t>
-      </w:r>
-      <w:proofErr w:type="spellEnd"/>
-      <w:r>
-        <w:t xml:space="preserve"> er </w:t>
-      </w:r>
-      <w:proofErr w:type="spellStart"/>
-      <w:r>
-        <w:t>bij</w:t>
-      </w:r>
-      <w:proofErr w:type="spellEnd"/>
-      <w:r>
-        <w:t xml:space="preserve"> </w:t>
-      </w:r>
-      <w:proofErr w:type="spellStart"/>
-      <w:r>
-        <w:t>willen</w:t>
-      </w:r>
-      <w:proofErr w:type="spellEnd"/>
-      <w:r>
-        <w:t xml:space="preserve"> </w:t>
-      </w:r>
-      <w:proofErr w:type="spellStart"/>
-      <w:r>
-        <w:t>leren</w:t>
-      </w:r>
-      <w:proofErr w:type="spellEnd"/>
-      <w:r>
-        <w:t xml:space="preserve"> </w:t>
-      </w:r>
-      <w:proofErr w:type="spellStart"/>
-      <w:r>
-        <w:t>wat</w:t>
-      </w:r>
-      <w:proofErr w:type="spellEnd"/>
-      <w:r>
-        <w:t xml:space="preserve"> </w:t>
-      </w:r>
-      <w:proofErr w:type="spellStart"/>
-      <w:r>
-        <w:t>handig</w:t>
-      </w:r>
-      <w:proofErr w:type="spellEnd"/>
-      <w:r>
-        <w:t xml:space="preserve"> </w:t>
-      </w:r>
-      <w:proofErr w:type="spellStart"/>
-      <w:r>
-        <w:t>zou</w:t>
-      </w:r>
-      <w:proofErr w:type="spellEnd"/>
-      <w:r>
-        <w:t xml:space="preserve"> </w:t>
-      </w:r>
-      <w:proofErr w:type="spellStart"/>
-      <w:r>
-        <w:t>zijn</w:t>
-      </w:r>
-      <w:proofErr w:type="spellEnd"/>
-      <w:r>
-        <w:t xml:space="preserve"> </w:t>
-      </w:r>
-      <w:proofErr w:type="spellStart"/>
-      <w:r>
-        <w:t>voor</w:t>
-      </w:r>
-      <w:proofErr w:type="spellEnd"/>
-      <w:r>
-        <w:t xml:space="preserve"> </w:t>
-      </w:r>
-      <w:proofErr w:type="spellStart"/>
-      <w:r>
-        <w:t>een</w:t>
-      </w:r>
-      <w:proofErr w:type="spellEnd"/>
-      <w:r>
-        <w:t xml:space="preserve"> </w:t>
-      </w:r>
-      <w:proofErr w:type="spellStart"/>
-      <w:r>
-        <w:t>project</w:t>
-      </w:r>
-      <w:proofErr w:type="spellEnd"/>
-      <w:r>
-        <w:t xml:space="preserve"> </w:t>
-      </w:r>
-      <w:proofErr w:type="spellStart"/>
-      <w:r>
-        <w:t>zoals</w:t>
-      </w:r>
-      <w:proofErr w:type="spellEnd"/>
-      <w:r>
-        <w:t xml:space="preserve"> </w:t>
-      </w:r>
-      <w:proofErr w:type="spellStart"/>
-      <w:r>
-        <w:t>dit.</w:t>
-      </w:r>
-      <w:r>
-        <w:t>Klantcontact</w:t>
-      </w:r>
-      <w:proofErr w:type="spellEnd"/>
-      <w:r>
-        <w:t xml:space="preserve"> </w:t>
+      <w:r>
+        <w:t>Tijdens deze opdracht is mijn leerdoel om nieuwe technieken uit te werken waarbij je met touchscreens werkt van tablets. daarbij zou ik mijn python skills willen gaan verbeteren en andere codes er bij willen leren wat handig zou zijn voor een project zoals dit.</w:t>
+      </w:r>
+      <w:r>
+        <w:t xml:space="preserve">Klantcontact </w:t>
       </w:r>
     </w:p>
     <w:p>
@@ -4600,7 +2490,6 @@
       </w:pPr>
       <w:bookmarkStart w:id="7" w:name="_Toc239842853"/>
       <w:r>
-        <w:lastRenderedPageBreak/>
         <w:t>Productbacklog</w:t>
       </w:r>
       <w:bookmarkEnd w:id="7"/>
@@ -4723,7 +2612,6 @@
                 <w:lang w:eastAsia="nl-NL"/>
               </w:rPr>
             </w:pPr>
-            <w:proofErr w:type="spellStart"/>
             <w:r>
               <w:rPr>
                 <w:rFonts w:ascii="Calibri" w:eastAsia="Times New Roman" w:hAnsi="Calibri" w:cs="Calibri"/>
@@ -4731,7 +2619,6 @@
               </w:rPr>
               <w:t>Waarom</w:t>
             </w:r>
-            <w:proofErr w:type="spellEnd"/>
             <w:r>
               <w:rPr>
                 <w:rFonts w:ascii="Calibri" w:eastAsia="Times New Roman" w:hAnsi="Calibri" w:cs="Calibri"/>
@@ -4757,7 +2644,6 @@
                 <w:lang w:eastAsia="nl-NL"/>
               </w:rPr>
             </w:pPr>
-            <w:proofErr w:type="spellStart"/>
             <w:r>
               <w:rPr>
                 <w:rFonts w:ascii="Calibri" w:eastAsia="Times New Roman" w:hAnsi="Calibri" w:cs="Calibri"/>
@@ -4765,7 +2651,6 @@
               </w:rPr>
               <w:t>Tijd</w:t>
             </w:r>
-            <w:proofErr w:type="spellEnd"/>
             <w:r>
               <w:rPr>
                 <w:rFonts w:ascii="Calibri" w:eastAsia="Times New Roman" w:hAnsi="Calibri" w:cs="Calibri"/>
@@ -4791,7 +2676,6 @@
                 <w:lang w:eastAsia="nl-NL"/>
               </w:rPr>
             </w:pPr>
-            <w:proofErr w:type="spellStart"/>
             <w:r>
               <w:rPr>
                 <w:rFonts w:ascii="Calibri" w:eastAsia="Times New Roman" w:hAnsi="Calibri" w:cs="Calibri"/>
@@ -4799,7 +2683,6 @@
               </w:rPr>
               <w:t>Prioriteit</w:t>
             </w:r>
-            <w:proofErr w:type="spellEnd"/>
             <w:r>
               <w:rPr>
                 <w:rFonts w:ascii="Calibri" w:eastAsia="Times New Roman" w:hAnsi="Calibri" w:cs="Calibri"/>
@@ -5653,6 +3536,7 @@
       </w:pPr>
       <w:bookmarkStart w:id="17" w:name="_Toc239842856"/>
       <w:r>
+        <w:lastRenderedPageBreak/>
         <w:t>Reflectie</w:t>
       </w:r>
       <w:bookmarkEnd w:id="17"/>
@@ -5689,7 +3573,6 @@
       </w:pPr>
       <w:bookmarkStart w:id="18" w:name="_Toc239842857"/>
       <w:r>
-        <w:lastRenderedPageBreak/>
         <w:t>Testen</w:t>
       </w:r>
       <w:bookmarkEnd w:id="15"/>
@@ -6510,7 +4393,7 @@
     </w:p>
     <w:p/>
     <w:sectPr>
-      <w:footerReference w:type="default" r:id="rId15"/>
+      <w:footerReference w:type="default" r:id="rId18"/>
       <w:pgSz w:w="11906" w:h="16838"/>
       <w:pgMar w:top="1417" w:right="1417" w:bottom="1417" w:left="1417" w:header="708" w:footer="708" w:gutter="0"/>
       <w:cols w:space="708"/>
@@ -6567,7 +4450,6 @@
         <w:docPartUnique/>
       </w:docPartObj>
     </w:sdtPr>
-    <w:sdtEndPr/>
     <w:sdtContent>
       <w:p>
         <w:pPr>
@@ -10111,16 +7993,25 @@
 </file>
 
 <file path=customXml/item1.xml><?xml version="1.0" encoding="utf-8"?>
-<b:Sources xmlns:b="http://schemas.openxmlformats.org/officeDocument/2006/bibliography" xmlns="http://schemas.openxmlformats.org/officeDocument/2006/bibliography" SelectedStyle="\APASixthEditionOfficeOnline.xsl" StyleName="APA" Version="6"/>
-</file>
-
-<file path=customXml/item2.xml><?xml version="1.0" encoding="utf-8"?>
 <p:properties xmlns:p="http://schemas.microsoft.com/office/2006/metadata/properties" xmlns:xsi="http://www.w3.org/2001/XMLSchema-instance" xmlns:pc="http://schemas.microsoft.com/office/infopath/2007/PartnerControls">
   <documentManagement/>
 </p:properties>
 </file>
 
+<file path=customXml/item2.xml><?xml version="1.0" encoding="utf-8"?>
+<b:Sources xmlns:b="http://schemas.openxmlformats.org/officeDocument/2006/bibliography" xmlns="http://schemas.openxmlformats.org/officeDocument/2006/bibliography" SelectedStyle="\APASixthEditionOfficeOnline.xsl" StyleName="APA" Version="6"/>
+</file>
+
 <file path=customXml/item3.xml><?xml version="1.0" encoding="utf-8"?>
+<?mso-contentType ?>
+<FormTemplates xmlns="http://schemas.microsoft.com/sharepoint/v3/contenttype/forms">
+  <Display>DocumentLibraryForm</Display>
+  <Edit>DocumentLibraryForm</Edit>
+  <New>DocumentLibraryForm</New>
+</FormTemplates>
+</file>
+
+<file path=customXml/item4.xml><?xml version="1.0" encoding="utf-8"?>
 <ct:contentTypeSchema xmlns:ct="http://schemas.microsoft.com/office/2006/metadata/contentType" xmlns:ma="http://schemas.microsoft.com/office/2006/metadata/properties/metaAttributes" ct:_="" ma:_="" ma:contentTypeName="Document" ma:contentTypeID="0x0101009B8112BE15C9B94E8D2E3AC44DF00823" ma:contentTypeVersion="3" ma:contentTypeDescription="Een nieuw document maken." ma:contentTypeScope="" ma:versionID="91a9bcc47be510c9fc3e1a7b20de3656">
   <xsd:schema xmlns:xsd="http://www.w3.org/2001/XMLSchema" xmlns:xs="http://www.w3.org/2001/XMLSchema" xmlns:p="http://schemas.microsoft.com/office/2006/metadata/properties" xmlns:ns2="81fe4dd7-3381-41ea-bbcf-e0c4d102396b" targetNamespace="http://schemas.microsoft.com/office/2006/metadata/properties" ma:root="true" ma:fieldsID="d48559f3bf5796e97f9cb1d655abe30e" ns2:_="">
     <xsd:import namespace="81fe4dd7-3381-41ea-bbcf-e0c4d102396b"/>
@@ -10258,24 +8149,7 @@
 </ct:contentTypeSchema>
 </file>
 
-<file path=customXml/item4.xml><?xml version="1.0" encoding="utf-8"?>
-<?mso-contentType ?>
-<FormTemplates xmlns="http://schemas.microsoft.com/sharepoint/v3/contenttype/forms">
-  <Display>DocumentLibraryForm</Display>
-  <Edit>DocumentLibraryForm</Edit>
-  <New>DocumentLibraryForm</New>
-</FormTemplates>
-</file>
-
 <file path=customXml/itemProps1.xml><?xml version="1.0" encoding="utf-8"?>
-<ds:datastoreItem xmlns:ds="http://schemas.openxmlformats.org/officeDocument/2006/customXml" ds:itemID="{B632AD4E-EC48-4C26-ACAB-C1C925C18E76}">
-  <ds:schemaRefs>
-    <ds:schemaRef ds:uri="http://schemas.openxmlformats.org/officeDocument/2006/bibliography"/>
-  </ds:schemaRefs>
-</ds:datastoreItem>
-</file>
-
-<file path=customXml/itemProps2.xml><?xml version="1.0" encoding="utf-8"?>
 <ds:datastoreItem xmlns:ds="http://schemas.openxmlformats.org/officeDocument/2006/customXml" ds:itemID="{A0B56109-0514-4961-BF25-9A36AD489C9C}">
   <ds:schemaRefs>
     <ds:schemaRef ds:uri="http://schemas.microsoft.com/office/2006/metadata/properties"/>
@@ -10284,7 +8158,23 @@
 </ds:datastoreItem>
 </file>
 
+<file path=customXml/itemProps2.xml><?xml version="1.0" encoding="utf-8"?>
+<ds:datastoreItem xmlns:ds="http://schemas.openxmlformats.org/officeDocument/2006/customXml" ds:itemID="{B632AD4E-EC48-4C26-ACAB-C1C925C18E76}">
+  <ds:schemaRefs>
+    <ds:schemaRef ds:uri="http://schemas.openxmlformats.org/officeDocument/2006/bibliography"/>
+  </ds:schemaRefs>
+</ds:datastoreItem>
+</file>
+
 <file path=customXml/itemProps3.xml><?xml version="1.0" encoding="utf-8"?>
+<ds:datastoreItem xmlns:ds="http://schemas.openxmlformats.org/officeDocument/2006/customXml" ds:itemID="{6D288122-3C47-4828-B998-B181320A419A}">
+  <ds:schemaRefs>
+    <ds:schemaRef ds:uri="http://schemas.microsoft.com/sharepoint/v3/contenttype/forms"/>
+  </ds:schemaRefs>
+</ds:datastoreItem>
+</file>
+
+<file path=customXml/itemProps4.xml><?xml version="1.0" encoding="utf-8"?>
 <ds:datastoreItem xmlns:ds="http://schemas.openxmlformats.org/officeDocument/2006/customXml" ds:itemID="{E430EEB9-E615-4688-B546-608F10D7C6A8}">
   <ds:schemaRefs>
     <ds:schemaRef ds:uri="http://schemas.microsoft.com/office/2006/metadata/contentType"/>
@@ -10300,12 +8190,4 @@
     <ds:schemaRef ds:uri="http://schemas.microsoft.com/internal/obd"/>
   </ds:schemaRefs>
 </ds:datastoreItem>
-</file>
-
-<file path=customXml/itemProps4.xml><?xml version="1.0" encoding="utf-8"?>
-<ds:datastoreItem xmlns:ds="http://schemas.openxmlformats.org/officeDocument/2006/customXml" ds:itemID="{6D288122-3C47-4828-B998-B181320A419A}">
-  <ds:schemaRefs>
-    <ds:schemaRef ds:uri="http://schemas.microsoft.com/sharepoint/v3/contenttype/forms"/>
-  </ds:schemaRefs>
-</ds:datastoreItem>
 </file>
--- a/document/StadsMuseumVeenendaal-InteractieveObjectenwond.docx
+++ b/document/StadsMuseumVeenendaal-InteractieveObjectenwond.docx
@@ -458,7 +458,7 @@
           <w:r>
             <w:fldChar w:fldCharType="separate"/>
           </w:r>
-          <w:hyperlink w:anchor="_Toc239842849" w:history="1">
+          <w:hyperlink w:anchor="_Toc240633496" w:history="1">
             <w:r>
               <w:rPr>
                 <w:rStyle w:val="Hyperlink"/>
@@ -504,7 +504,7 @@
                 <w:noProof/>
                 <w:webHidden/>
               </w:rPr>
-              <w:instrText xml:space="preserve"> PAGEREF _Toc239842849 \h </w:instrText>
+              <w:instrText xml:space="preserve"> PAGEREF _Toc240633496 \h </w:instrText>
             </w:r>
             <w:r>
               <w:rPr>
@@ -552,7 +552,7 @@
               <w14:ligatures w14:val="standardContextual"/>
             </w:rPr>
           </w:pPr>
-          <w:hyperlink w:anchor="_Toc239842850" w:history="1">
+          <w:hyperlink w:anchor="_Toc240633497" w:history="1">
             <w:r>
               <w:rPr>
                 <w:rStyle w:val="Hyperlink"/>
@@ -598,7 +598,7 @@
                 <w:noProof/>
                 <w:webHidden/>
               </w:rPr>
-              <w:instrText xml:space="preserve"> PAGEREF _Toc239842850 \h </w:instrText>
+              <w:instrText xml:space="preserve"> PAGEREF _Toc240633497 \h </w:instrText>
             </w:r>
             <w:r>
               <w:rPr>
@@ -643,7 +643,7 @@
               <w14:ligatures w14:val="standardContextual"/>
             </w:rPr>
           </w:pPr>
-          <w:hyperlink w:anchor="_Toc239842851" w:history="1">
+          <w:hyperlink w:anchor="_Toc240633498" w:history="1">
             <w:r>
               <w:rPr>
                 <w:rStyle w:val="Hyperlink"/>
@@ -685,7 +685,7 @@
               <w:rPr>
                 <w:webHidden/>
               </w:rPr>
-              <w:instrText xml:space="preserve"> PAGEREF _Toc239842851 \h </w:instrText>
+              <w:instrText xml:space="preserve"> PAGEREF _Toc240633498 \h </w:instrText>
             </w:r>
             <w:r>
               <w:rPr>
@@ -726,7 +726,7 @@
               <w14:ligatures w14:val="standardContextual"/>
             </w:rPr>
           </w:pPr>
-          <w:hyperlink w:anchor="_Toc239842852" w:history="1">
+          <w:hyperlink w:anchor="_Toc240633499" w:history="1">
             <w:r>
               <w:rPr>
                 <w:rStyle w:val="Hyperlink"/>
@@ -768,7 +768,7 @@
               <w:rPr>
                 <w:webHidden/>
               </w:rPr>
-              <w:instrText xml:space="preserve"> PAGEREF _Toc239842852 \h </w:instrText>
+              <w:instrText xml:space="preserve"> PAGEREF _Toc240633499 \h </w:instrText>
             </w:r>
             <w:r>
               <w:rPr>
@@ -809,7 +809,7 @@
               <w14:ligatures w14:val="standardContextual"/>
             </w:rPr>
           </w:pPr>
-          <w:hyperlink w:anchor="_Toc239842853" w:history="1">
+          <w:hyperlink w:anchor="_Toc240633500" w:history="1">
             <w:r>
               <w:rPr>
                 <w:rStyle w:val="Hyperlink"/>
@@ -833,7 +833,7 @@
               <w:rPr>
                 <w:rStyle w:val="Hyperlink"/>
               </w:rPr>
-              <w:t>Productbacklog</w:t>
+              <w:t>Doel van de app</w:t>
             </w:r>
             <w:r>
               <w:rPr>
@@ -851,7 +851,7 @@
               <w:rPr>
                 <w:webHidden/>
               </w:rPr>
-              <w:instrText xml:space="preserve"> PAGEREF _Toc239842853 \h </w:instrText>
+              <w:instrText xml:space="preserve"> PAGEREF _Toc240633500 \h </w:instrText>
             </w:r>
             <w:r>
               <w:rPr>
@@ -868,7 +868,7 @@
               <w:rPr>
                 <w:webHidden/>
               </w:rPr>
-              <w:t>4</w:t>
+              <w:t>3</w:t>
             </w:r>
             <w:r>
               <w:rPr>
@@ -892,7 +892,7 @@
               <w14:ligatures w14:val="standardContextual"/>
             </w:rPr>
           </w:pPr>
-          <w:hyperlink w:anchor="_Toc239842854" w:history="1">
+          <w:hyperlink w:anchor="_Toc240633501" w:history="1">
             <w:r>
               <w:rPr>
                 <w:rStyle w:val="Hyperlink"/>
@@ -916,7 +916,7 @@
               <w:rPr>
                 <w:rStyle w:val="Hyperlink"/>
               </w:rPr>
-              <w:t>Wireframes</w:t>
+              <w:t>Functionaliteiten</w:t>
             </w:r>
             <w:r>
               <w:rPr>
@@ -934,7 +934,7 @@
               <w:rPr>
                 <w:webHidden/>
               </w:rPr>
-              <w:instrText xml:space="preserve"> PAGEREF _Toc239842854 \h </w:instrText>
+              <w:instrText xml:space="preserve"> PAGEREF _Toc240633501 \h </w:instrText>
             </w:r>
             <w:r>
               <w:rPr>
@@ -951,7 +951,7 @@
               <w:rPr>
                 <w:webHidden/>
               </w:rPr>
-              <w:t>7</w:t>
+              <w:t>3</w:t>
             </w:r>
             <w:r>
               <w:rPr>
@@ -975,7 +975,7 @@
               <w14:ligatures w14:val="standardContextual"/>
             </w:rPr>
           </w:pPr>
-          <w:hyperlink w:anchor="_Toc239842855" w:history="1">
+          <w:hyperlink w:anchor="_Toc240633502" w:history="1">
             <w:r>
               <w:rPr>
                 <w:rStyle w:val="Hyperlink"/>
@@ -999,7 +999,7 @@
               <w:rPr>
                 <w:rStyle w:val="Hyperlink"/>
               </w:rPr>
-              <w:t>Planning</w:t>
+              <w:t>Navigatie</w:t>
             </w:r>
             <w:r>
               <w:rPr>
@@ -1017,7 +1017,7 @@
               <w:rPr>
                 <w:webHidden/>
               </w:rPr>
-              <w:instrText xml:space="preserve"> PAGEREF _Toc239842855 \h </w:instrText>
+              <w:instrText xml:space="preserve"> PAGEREF _Toc240633502 \h </w:instrText>
             </w:r>
             <w:r>
               <w:rPr>
@@ -1034,7 +1034,7 @@
               <w:rPr>
                 <w:webHidden/>
               </w:rPr>
-              <w:t>7</w:t>
+              <w:t>3</w:t>
             </w:r>
             <w:r>
               <w:rPr>
@@ -1058,7 +1058,7 @@
               <w14:ligatures w14:val="standardContextual"/>
             </w:rPr>
           </w:pPr>
-          <w:hyperlink w:anchor="_Toc239842856" w:history="1">
+          <w:hyperlink w:anchor="_Toc240633503" w:history="1">
             <w:r>
               <w:rPr>
                 <w:rStyle w:val="Hyperlink"/>
@@ -1082,6 +1082,753 @@
               <w:rPr>
                 <w:rStyle w:val="Hyperlink"/>
               </w:rPr>
+              <w:t>Technisch ontwerp</w:t>
+            </w:r>
+            <w:r>
+              <w:rPr>
+                <w:webHidden/>
+              </w:rPr>
+              <w:tab/>
+            </w:r>
+            <w:r>
+              <w:rPr>
+                <w:webHidden/>
+              </w:rPr>
+              <w:fldChar w:fldCharType="begin"/>
+            </w:r>
+            <w:r>
+              <w:rPr>
+                <w:webHidden/>
+              </w:rPr>
+              <w:instrText xml:space="preserve"> PAGEREF _Toc240633503 \h </w:instrText>
+            </w:r>
+            <w:r>
+              <w:rPr>
+                <w:webHidden/>
+              </w:rPr>
+            </w:r>
+            <w:r>
+              <w:rPr>
+                <w:webHidden/>
+              </w:rPr>
+              <w:fldChar w:fldCharType="separate"/>
+            </w:r>
+            <w:r>
+              <w:rPr>
+                <w:webHidden/>
+              </w:rPr>
+              <w:t>4</w:t>
+            </w:r>
+            <w:r>
+              <w:rPr>
+                <w:webHidden/>
+              </w:rPr>
+              <w:fldChar w:fldCharType="end"/>
+            </w:r>
+          </w:hyperlink>
+        </w:p>
+        <w:p>
+          <w:pPr>
+            <w:pStyle w:val="Inhopg3"/>
+            <w:rPr>
+              <w:rFonts w:eastAsiaTheme="minorEastAsia"/>
+              <w:i w:val="0"/>
+              <w:iCs w:val="0"/>
+              <w:kern w:val="2"/>
+              <w:sz w:val="24"/>
+              <w:szCs w:val="24"/>
+              <w:lang w:val="tr-TR" w:eastAsia="tr-TR"/>
+              <w14:ligatures w14:val="standardContextual"/>
+            </w:rPr>
+          </w:pPr>
+          <w:hyperlink w:anchor="_Toc240633504" w:history="1">
+            <w:r>
+              <w:rPr>
+                <w:rStyle w:val="Hyperlink"/>
+              </w:rPr>
+              <w:t>1.1.7</w:t>
+            </w:r>
+            <w:r>
+              <w:rPr>
+                <w:rFonts w:eastAsiaTheme="minorEastAsia"/>
+                <w:i w:val="0"/>
+                <w:iCs w:val="0"/>
+                <w:kern w:val="2"/>
+                <w:sz w:val="24"/>
+                <w:szCs w:val="24"/>
+                <w:lang w:val="tr-TR" w:eastAsia="tr-TR"/>
+                <w14:ligatures w14:val="standardContextual"/>
+              </w:rPr>
+              <w:tab/>
+            </w:r>
+            <w:r>
+              <w:rPr>
+                <w:rStyle w:val="Hyperlink"/>
+              </w:rPr>
+              <w:t>Gebruikte programmeertaal</w:t>
+            </w:r>
+            <w:r>
+              <w:rPr>
+                <w:webHidden/>
+              </w:rPr>
+              <w:tab/>
+            </w:r>
+            <w:r>
+              <w:rPr>
+                <w:webHidden/>
+              </w:rPr>
+              <w:fldChar w:fldCharType="begin"/>
+            </w:r>
+            <w:r>
+              <w:rPr>
+                <w:webHidden/>
+              </w:rPr>
+              <w:instrText xml:space="preserve"> PAGEREF _Toc240633504 \h </w:instrText>
+            </w:r>
+            <w:r>
+              <w:rPr>
+                <w:webHidden/>
+              </w:rPr>
+            </w:r>
+            <w:r>
+              <w:rPr>
+                <w:webHidden/>
+              </w:rPr>
+              <w:fldChar w:fldCharType="separate"/>
+            </w:r>
+            <w:r>
+              <w:rPr>
+                <w:webHidden/>
+              </w:rPr>
+              <w:t>4</w:t>
+            </w:r>
+            <w:r>
+              <w:rPr>
+                <w:webHidden/>
+              </w:rPr>
+              <w:fldChar w:fldCharType="end"/>
+            </w:r>
+          </w:hyperlink>
+        </w:p>
+        <w:p>
+          <w:pPr>
+            <w:pStyle w:val="Inhopg3"/>
+            <w:rPr>
+              <w:rFonts w:eastAsiaTheme="minorEastAsia"/>
+              <w:i w:val="0"/>
+              <w:iCs w:val="0"/>
+              <w:kern w:val="2"/>
+              <w:sz w:val="24"/>
+              <w:szCs w:val="24"/>
+              <w:lang w:val="tr-TR" w:eastAsia="tr-TR"/>
+              <w14:ligatures w14:val="standardContextual"/>
+            </w:rPr>
+          </w:pPr>
+          <w:hyperlink w:anchor="_Toc240633505" w:history="1">
+            <w:r>
+              <w:rPr>
+                <w:rStyle w:val="Hyperlink"/>
+              </w:rPr>
+              <w:t>1.1.8</w:t>
+            </w:r>
+            <w:r>
+              <w:rPr>
+                <w:rFonts w:eastAsiaTheme="minorEastAsia"/>
+                <w:i w:val="0"/>
+                <w:iCs w:val="0"/>
+                <w:kern w:val="2"/>
+                <w:sz w:val="24"/>
+                <w:szCs w:val="24"/>
+                <w:lang w:val="tr-TR" w:eastAsia="tr-TR"/>
+                <w14:ligatures w14:val="standardContextual"/>
+              </w:rPr>
+              <w:tab/>
+            </w:r>
+            <w:r>
+              <w:rPr>
+                <w:rStyle w:val="Hyperlink"/>
+              </w:rPr>
+              <w:t>Apparaat</w:t>
+            </w:r>
+            <w:r>
+              <w:rPr>
+                <w:webHidden/>
+              </w:rPr>
+              <w:tab/>
+            </w:r>
+            <w:r>
+              <w:rPr>
+                <w:webHidden/>
+              </w:rPr>
+              <w:fldChar w:fldCharType="begin"/>
+            </w:r>
+            <w:r>
+              <w:rPr>
+                <w:webHidden/>
+              </w:rPr>
+              <w:instrText xml:space="preserve"> PAGEREF _Toc240633505 \h </w:instrText>
+            </w:r>
+            <w:r>
+              <w:rPr>
+                <w:webHidden/>
+              </w:rPr>
+            </w:r>
+            <w:r>
+              <w:rPr>
+                <w:webHidden/>
+              </w:rPr>
+              <w:fldChar w:fldCharType="separate"/>
+            </w:r>
+            <w:r>
+              <w:rPr>
+                <w:webHidden/>
+              </w:rPr>
+              <w:t>4</w:t>
+            </w:r>
+            <w:r>
+              <w:rPr>
+                <w:webHidden/>
+              </w:rPr>
+              <w:fldChar w:fldCharType="end"/>
+            </w:r>
+          </w:hyperlink>
+        </w:p>
+        <w:p>
+          <w:pPr>
+            <w:pStyle w:val="Inhopg3"/>
+            <w:rPr>
+              <w:rFonts w:eastAsiaTheme="minorEastAsia"/>
+              <w:i w:val="0"/>
+              <w:iCs w:val="0"/>
+              <w:kern w:val="2"/>
+              <w:sz w:val="24"/>
+              <w:szCs w:val="24"/>
+              <w:lang w:val="tr-TR" w:eastAsia="tr-TR"/>
+              <w14:ligatures w14:val="standardContextual"/>
+            </w:rPr>
+          </w:pPr>
+          <w:hyperlink w:anchor="_Toc240633506" w:history="1">
+            <w:r>
+              <w:rPr>
+                <w:rStyle w:val="Hyperlink"/>
+              </w:rPr>
+              <w:t>1.1.9</w:t>
+            </w:r>
+            <w:r>
+              <w:rPr>
+                <w:rFonts w:eastAsiaTheme="minorEastAsia"/>
+                <w:i w:val="0"/>
+                <w:iCs w:val="0"/>
+                <w:kern w:val="2"/>
+                <w:sz w:val="24"/>
+                <w:szCs w:val="24"/>
+                <w:lang w:val="tr-TR" w:eastAsia="tr-TR"/>
+                <w14:ligatures w14:val="standardContextual"/>
+              </w:rPr>
+              <w:tab/>
+            </w:r>
+            <w:r>
+              <w:rPr>
+                <w:rStyle w:val="Hyperlink"/>
+              </w:rPr>
+              <w:t>Wireframe</w:t>
+            </w:r>
+            <w:r>
+              <w:rPr>
+                <w:webHidden/>
+              </w:rPr>
+              <w:tab/>
+            </w:r>
+            <w:r>
+              <w:rPr>
+                <w:webHidden/>
+              </w:rPr>
+              <w:fldChar w:fldCharType="begin"/>
+            </w:r>
+            <w:r>
+              <w:rPr>
+                <w:webHidden/>
+              </w:rPr>
+              <w:instrText xml:space="preserve"> PAGEREF _Toc240633506 \h </w:instrText>
+            </w:r>
+            <w:r>
+              <w:rPr>
+                <w:webHidden/>
+              </w:rPr>
+            </w:r>
+            <w:r>
+              <w:rPr>
+                <w:webHidden/>
+              </w:rPr>
+              <w:fldChar w:fldCharType="separate"/>
+            </w:r>
+            <w:r>
+              <w:rPr>
+                <w:webHidden/>
+              </w:rPr>
+              <w:t>4</w:t>
+            </w:r>
+            <w:r>
+              <w:rPr>
+                <w:webHidden/>
+              </w:rPr>
+              <w:fldChar w:fldCharType="end"/>
+            </w:r>
+          </w:hyperlink>
+        </w:p>
+        <w:p>
+          <w:pPr>
+            <w:pStyle w:val="Inhopg3"/>
+            <w:rPr>
+              <w:rFonts w:eastAsiaTheme="minorEastAsia"/>
+              <w:i w:val="0"/>
+              <w:iCs w:val="0"/>
+              <w:kern w:val="2"/>
+              <w:sz w:val="24"/>
+              <w:szCs w:val="24"/>
+              <w:lang w:val="tr-TR" w:eastAsia="tr-TR"/>
+              <w14:ligatures w14:val="standardContextual"/>
+            </w:rPr>
+          </w:pPr>
+          <w:hyperlink w:anchor="_Toc240633507" w:history="1">
+            <w:r>
+              <w:rPr>
+                <w:rStyle w:val="Hyperlink"/>
+              </w:rPr>
+              <w:t>1.1.10</w:t>
+            </w:r>
+            <w:r>
+              <w:rPr>
+                <w:rFonts w:eastAsiaTheme="minorEastAsia"/>
+                <w:i w:val="0"/>
+                <w:iCs w:val="0"/>
+                <w:kern w:val="2"/>
+                <w:sz w:val="24"/>
+                <w:szCs w:val="24"/>
+                <w:lang w:val="tr-TR" w:eastAsia="tr-TR"/>
+                <w14:ligatures w14:val="standardContextual"/>
+              </w:rPr>
+              <w:tab/>
+            </w:r>
+            <w:r>
+              <w:rPr>
+                <w:rStyle w:val="Hyperlink"/>
+              </w:rPr>
+              <w:t>Diagram</w:t>
+            </w:r>
+            <w:r>
+              <w:rPr>
+                <w:webHidden/>
+              </w:rPr>
+              <w:tab/>
+            </w:r>
+            <w:r>
+              <w:rPr>
+                <w:webHidden/>
+              </w:rPr>
+              <w:fldChar w:fldCharType="begin"/>
+            </w:r>
+            <w:r>
+              <w:rPr>
+                <w:webHidden/>
+              </w:rPr>
+              <w:instrText xml:space="preserve"> PAGEREF _Toc240633507 \h </w:instrText>
+            </w:r>
+            <w:r>
+              <w:rPr>
+                <w:webHidden/>
+              </w:rPr>
+            </w:r>
+            <w:r>
+              <w:rPr>
+                <w:webHidden/>
+              </w:rPr>
+              <w:fldChar w:fldCharType="separate"/>
+            </w:r>
+            <w:r>
+              <w:rPr>
+                <w:webHidden/>
+              </w:rPr>
+              <w:t>7</w:t>
+            </w:r>
+            <w:r>
+              <w:rPr>
+                <w:webHidden/>
+              </w:rPr>
+              <w:fldChar w:fldCharType="end"/>
+            </w:r>
+          </w:hyperlink>
+        </w:p>
+        <w:p>
+          <w:pPr>
+            <w:pStyle w:val="Inhopg3"/>
+            <w:rPr>
+              <w:rFonts w:eastAsiaTheme="minorEastAsia"/>
+              <w:i w:val="0"/>
+              <w:iCs w:val="0"/>
+              <w:kern w:val="2"/>
+              <w:sz w:val="24"/>
+              <w:szCs w:val="24"/>
+              <w:lang w:val="tr-TR" w:eastAsia="tr-TR"/>
+              <w14:ligatures w14:val="standardContextual"/>
+            </w:rPr>
+          </w:pPr>
+          <w:hyperlink w:anchor="_Toc240633508" w:history="1">
+            <w:r>
+              <w:rPr>
+                <w:rStyle w:val="Hyperlink"/>
+              </w:rPr>
+              <w:t>1.1.11</w:t>
+            </w:r>
+            <w:r>
+              <w:rPr>
+                <w:rFonts w:eastAsiaTheme="minorEastAsia"/>
+                <w:i w:val="0"/>
+                <w:iCs w:val="0"/>
+                <w:kern w:val="2"/>
+                <w:sz w:val="24"/>
+                <w:szCs w:val="24"/>
+                <w:lang w:val="tr-TR" w:eastAsia="tr-TR"/>
+                <w14:ligatures w14:val="standardContextual"/>
+              </w:rPr>
+              <w:tab/>
+            </w:r>
+            <w:r>
+              <w:rPr>
+                <w:rStyle w:val="Hyperlink"/>
+              </w:rPr>
+              <w:t>Toekomstige uitbreidingen</w:t>
+            </w:r>
+            <w:r>
+              <w:rPr>
+                <w:webHidden/>
+              </w:rPr>
+              <w:tab/>
+            </w:r>
+            <w:r>
+              <w:rPr>
+                <w:webHidden/>
+              </w:rPr>
+              <w:fldChar w:fldCharType="begin"/>
+            </w:r>
+            <w:r>
+              <w:rPr>
+                <w:webHidden/>
+              </w:rPr>
+              <w:instrText xml:space="preserve"> PAGEREF _Toc240633508 \h </w:instrText>
+            </w:r>
+            <w:r>
+              <w:rPr>
+                <w:webHidden/>
+              </w:rPr>
+            </w:r>
+            <w:r>
+              <w:rPr>
+                <w:webHidden/>
+              </w:rPr>
+              <w:fldChar w:fldCharType="separate"/>
+            </w:r>
+            <w:r>
+              <w:rPr>
+                <w:webHidden/>
+              </w:rPr>
+              <w:t>8</w:t>
+            </w:r>
+            <w:r>
+              <w:rPr>
+                <w:webHidden/>
+              </w:rPr>
+              <w:fldChar w:fldCharType="end"/>
+            </w:r>
+          </w:hyperlink>
+        </w:p>
+        <w:p>
+          <w:pPr>
+            <w:pStyle w:val="Inhopg3"/>
+            <w:rPr>
+              <w:rFonts w:eastAsiaTheme="minorEastAsia"/>
+              <w:i w:val="0"/>
+              <w:iCs w:val="0"/>
+              <w:kern w:val="2"/>
+              <w:sz w:val="24"/>
+              <w:szCs w:val="24"/>
+              <w:lang w:val="tr-TR" w:eastAsia="tr-TR"/>
+              <w14:ligatures w14:val="standardContextual"/>
+            </w:rPr>
+          </w:pPr>
+          <w:hyperlink w:anchor="_Toc240633509" w:history="1">
+            <w:r>
+              <w:rPr>
+                <w:rStyle w:val="Hyperlink"/>
+              </w:rPr>
+              <w:t>1.1.12</w:t>
+            </w:r>
+            <w:r>
+              <w:rPr>
+                <w:rFonts w:eastAsiaTheme="minorEastAsia"/>
+                <w:i w:val="0"/>
+                <w:iCs w:val="0"/>
+                <w:kern w:val="2"/>
+                <w:sz w:val="24"/>
+                <w:szCs w:val="24"/>
+                <w:lang w:val="tr-TR" w:eastAsia="tr-TR"/>
+                <w14:ligatures w14:val="standardContextual"/>
+              </w:rPr>
+              <w:tab/>
+            </w:r>
+            <w:r>
+              <w:rPr>
+                <w:rStyle w:val="Hyperlink"/>
+              </w:rPr>
+              <w:t>Leerdoelen</w:t>
+            </w:r>
+            <w:r>
+              <w:rPr>
+                <w:webHidden/>
+              </w:rPr>
+              <w:tab/>
+            </w:r>
+            <w:r>
+              <w:rPr>
+                <w:webHidden/>
+              </w:rPr>
+              <w:fldChar w:fldCharType="begin"/>
+            </w:r>
+            <w:r>
+              <w:rPr>
+                <w:webHidden/>
+              </w:rPr>
+              <w:instrText xml:space="preserve"> PAGEREF _Toc240633509 \h </w:instrText>
+            </w:r>
+            <w:r>
+              <w:rPr>
+                <w:webHidden/>
+              </w:rPr>
+            </w:r>
+            <w:r>
+              <w:rPr>
+                <w:webHidden/>
+              </w:rPr>
+              <w:fldChar w:fldCharType="separate"/>
+            </w:r>
+            <w:r>
+              <w:rPr>
+                <w:webHidden/>
+              </w:rPr>
+              <w:t>9</w:t>
+            </w:r>
+            <w:r>
+              <w:rPr>
+                <w:webHidden/>
+              </w:rPr>
+              <w:fldChar w:fldCharType="end"/>
+            </w:r>
+          </w:hyperlink>
+        </w:p>
+        <w:p>
+          <w:pPr>
+            <w:pStyle w:val="Inhopg3"/>
+            <w:rPr>
+              <w:rFonts w:eastAsiaTheme="minorEastAsia"/>
+              <w:i w:val="0"/>
+              <w:iCs w:val="0"/>
+              <w:kern w:val="2"/>
+              <w:sz w:val="24"/>
+              <w:szCs w:val="24"/>
+              <w:lang w:val="tr-TR" w:eastAsia="tr-TR"/>
+              <w14:ligatures w14:val="standardContextual"/>
+            </w:rPr>
+          </w:pPr>
+          <w:hyperlink w:anchor="_Toc240633510" w:history="1">
+            <w:r>
+              <w:rPr>
+                <w:rStyle w:val="Hyperlink"/>
+              </w:rPr>
+              <w:t>1.1.13</w:t>
+            </w:r>
+            <w:r>
+              <w:rPr>
+                <w:rFonts w:eastAsiaTheme="minorEastAsia"/>
+                <w:i w:val="0"/>
+                <w:iCs w:val="0"/>
+                <w:kern w:val="2"/>
+                <w:sz w:val="24"/>
+                <w:szCs w:val="24"/>
+                <w:lang w:val="tr-TR" w:eastAsia="tr-TR"/>
+                <w14:ligatures w14:val="standardContextual"/>
+              </w:rPr>
+              <w:tab/>
+            </w:r>
+            <w:r>
+              <w:rPr>
+                <w:rStyle w:val="Hyperlink"/>
+              </w:rPr>
+              <w:t>Productbacklog</w:t>
+            </w:r>
+            <w:r>
+              <w:rPr>
+                <w:webHidden/>
+              </w:rPr>
+              <w:tab/>
+            </w:r>
+            <w:r>
+              <w:rPr>
+                <w:webHidden/>
+              </w:rPr>
+              <w:fldChar w:fldCharType="begin"/>
+            </w:r>
+            <w:r>
+              <w:rPr>
+                <w:webHidden/>
+              </w:rPr>
+              <w:instrText xml:space="preserve"> PAGEREF _Toc240633510 \h </w:instrText>
+            </w:r>
+            <w:r>
+              <w:rPr>
+                <w:webHidden/>
+              </w:rPr>
+            </w:r>
+            <w:r>
+              <w:rPr>
+                <w:webHidden/>
+              </w:rPr>
+              <w:fldChar w:fldCharType="separate"/>
+            </w:r>
+            <w:r>
+              <w:rPr>
+                <w:webHidden/>
+              </w:rPr>
+              <w:t>9</w:t>
+            </w:r>
+            <w:r>
+              <w:rPr>
+                <w:webHidden/>
+              </w:rPr>
+              <w:fldChar w:fldCharType="end"/>
+            </w:r>
+          </w:hyperlink>
+        </w:p>
+        <w:p>
+          <w:pPr>
+            <w:pStyle w:val="Inhopg3"/>
+            <w:rPr>
+              <w:rFonts w:eastAsiaTheme="minorEastAsia"/>
+              <w:i w:val="0"/>
+              <w:iCs w:val="0"/>
+              <w:kern w:val="2"/>
+              <w:sz w:val="24"/>
+              <w:szCs w:val="24"/>
+              <w:lang w:val="tr-TR" w:eastAsia="tr-TR"/>
+              <w14:ligatures w14:val="standardContextual"/>
+            </w:rPr>
+          </w:pPr>
+          <w:hyperlink w:anchor="_Toc240633511" w:history="1">
+            <w:r>
+              <w:rPr>
+                <w:rStyle w:val="Hyperlink"/>
+              </w:rPr>
+              <w:t>1.1.14</w:t>
+            </w:r>
+            <w:r>
+              <w:rPr>
+                <w:rFonts w:eastAsiaTheme="minorEastAsia"/>
+                <w:i w:val="0"/>
+                <w:iCs w:val="0"/>
+                <w:kern w:val="2"/>
+                <w:sz w:val="24"/>
+                <w:szCs w:val="24"/>
+                <w:lang w:val="tr-TR" w:eastAsia="tr-TR"/>
+                <w14:ligatures w14:val="standardContextual"/>
+              </w:rPr>
+              <w:tab/>
+            </w:r>
+            <w:r>
+              <w:rPr>
+                <w:rStyle w:val="Hyperlink"/>
+              </w:rPr>
+              <w:t>Planning</w:t>
+            </w:r>
+            <w:r>
+              <w:rPr>
+                <w:webHidden/>
+              </w:rPr>
+              <w:tab/>
+            </w:r>
+            <w:r>
+              <w:rPr>
+                <w:webHidden/>
+              </w:rPr>
+              <w:fldChar w:fldCharType="begin"/>
+            </w:r>
+            <w:r>
+              <w:rPr>
+                <w:webHidden/>
+              </w:rPr>
+              <w:instrText xml:space="preserve"> PAGEREF _Toc240633511 \h </w:instrText>
+            </w:r>
+            <w:r>
+              <w:rPr>
+                <w:webHidden/>
+              </w:rPr>
+            </w:r>
+            <w:r>
+              <w:rPr>
+                <w:webHidden/>
+              </w:rPr>
+              <w:fldChar w:fldCharType="separate"/>
+            </w:r>
+            <w:r>
+              <w:rPr>
+                <w:webHidden/>
+              </w:rPr>
+              <w:t>10</w:t>
+            </w:r>
+            <w:r>
+              <w:rPr>
+                <w:webHidden/>
+              </w:rPr>
+              <w:fldChar w:fldCharType="end"/>
+            </w:r>
+          </w:hyperlink>
+        </w:p>
+        <w:p>
+          <w:pPr>
+            <w:pStyle w:val="Inhopg3"/>
+            <w:rPr>
+              <w:rFonts w:eastAsiaTheme="minorEastAsia"/>
+              <w:i w:val="0"/>
+              <w:iCs w:val="0"/>
+              <w:kern w:val="2"/>
+              <w:sz w:val="24"/>
+              <w:szCs w:val="24"/>
+              <w:lang w:val="tr-TR" w:eastAsia="tr-TR"/>
+              <w14:ligatures w14:val="standardContextual"/>
+            </w:rPr>
+          </w:pPr>
+          <w:hyperlink w:anchor="_Toc240633512" w:history="1">
+            <w:r>
+              <w:rPr>
+                <w:rStyle w:val="Hyperlink"/>
+              </w:rPr>
+              <w:t>1.1.15</w:t>
+            </w:r>
+            <w:r>
+              <w:rPr>
+                <w:rFonts w:eastAsiaTheme="minorEastAsia"/>
+                <w:i w:val="0"/>
+                <w:iCs w:val="0"/>
+                <w:kern w:val="2"/>
+                <w:sz w:val="24"/>
+                <w:szCs w:val="24"/>
+                <w:lang w:val="tr-TR" w:eastAsia="tr-TR"/>
+                <w14:ligatures w14:val="standardContextual"/>
+              </w:rPr>
+              <w:tab/>
+            </w:r>
+            <w:r>
+              <w:rPr>
+                <w:rStyle w:val="Hyperlink"/>
+              </w:rPr>
               <w:t>Reflectie</w:t>
             </w:r>
             <w:r>
@@ -1100,7 +1847,7 @@
               <w:rPr>
                 <w:webHidden/>
               </w:rPr>
-              <w:instrText xml:space="preserve"> PAGEREF _Toc239842856 \h </w:instrText>
+              <w:instrText xml:space="preserve"> PAGEREF _Toc240633512 \h </w:instrText>
             </w:r>
             <w:r>
               <w:rPr>
@@ -1117,7 +1864,7 @@
               <w:rPr>
                 <w:webHidden/>
               </w:rPr>
-              <w:t>7</w:t>
+              <w:t>11</w:t>
             </w:r>
             <w:r>
               <w:rPr>
@@ -1140,7 +1887,7 @@
               <w14:ligatures w14:val="standardContextual"/>
             </w:rPr>
           </w:pPr>
-          <w:hyperlink w:anchor="_Toc239842857" w:history="1">
+          <w:hyperlink w:anchor="_Toc240633513" w:history="1">
             <w:r>
               <w:rPr>
                 <w:rStyle w:val="Hyperlink"/>
@@ -1186,7 +1933,7 @@
                 <w:noProof/>
                 <w:webHidden/>
               </w:rPr>
-              <w:instrText xml:space="preserve"> PAGEREF _Toc239842857 \h </w:instrText>
+              <w:instrText xml:space="preserve"> PAGEREF _Toc240633513 \h </w:instrText>
             </w:r>
             <w:r>
               <w:rPr>
@@ -1206,7 +1953,7 @@
                 <w:noProof/>
                 <w:webHidden/>
               </w:rPr>
-              <w:t>8</w:t>
+              <w:t>11</w:t>
             </w:r>
             <w:r>
               <w:rPr>
@@ -1234,7 +1981,7 @@
               <w14:ligatures w14:val="standardContextual"/>
             </w:rPr>
           </w:pPr>
-          <w:hyperlink w:anchor="_Toc239842858" w:history="1">
+          <w:hyperlink w:anchor="_Toc240633514" w:history="1">
             <w:r>
               <w:rPr>
                 <w:rStyle w:val="Hyperlink"/>
@@ -1280,7 +2027,7 @@
                 <w:noProof/>
                 <w:webHidden/>
               </w:rPr>
-              <w:instrText xml:space="preserve"> PAGEREF _Toc239842858 \h </w:instrText>
+              <w:instrText xml:space="preserve"> PAGEREF _Toc240633514 \h </w:instrText>
             </w:r>
             <w:r>
               <w:rPr>
@@ -1300,7 +2047,7 @@
                 <w:noProof/>
                 <w:webHidden/>
               </w:rPr>
-              <w:t>8</w:t>
+              <w:t>11</w:t>
             </w:r>
             <w:r>
               <w:rPr>
@@ -1328,7 +2075,7 @@
               <w14:ligatures w14:val="standardContextual"/>
             </w:rPr>
           </w:pPr>
-          <w:hyperlink w:anchor="_Toc239842859" w:history="1">
+          <w:hyperlink w:anchor="_Toc240633515" w:history="1">
             <w:r>
               <w:rPr>
                 <w:rStyle w:val="Hyperlink"/>
@@ -1374,7 +2121,7 @@
                 <w:noProof/>
                 <w:webHidden/>
               </w:rPr>
-              <w:instrText xml:space="preserve"> PAGEREF _Toc239842859 \h </w:instrText>
+              <w:instrText xml:space="preserve"> PAGEREF _Toc240633515 \h </w:instrText>
             </w:r>
             <w:r>
               <w:rPr>
@@ -1394,7 +2141,7 @@
                 <w:noProof/>
                 <w:webHidden/>
               </w:rPr>
-              <w:t>8</w:t>
+              <w:t>11</w:t>
             </w:r>
             <w:r>
               <w:rPr>
@@ -1428,7 +2175,7 @@
       </w:pPr>
       <w:bookmarkStart w:id="1" w:name="_Toc116463817"/>
       <w:bookmarkStart w:id="2" w:name="_Toc116463865"/>
-      <w:bookmarkStart w:id="3" w:name="_Toc239842849"/>
+      <w:bookmarkStart w:id="3" w:name="_Toc240633496"/>
       <w:r>
         <w:lastRenderedPageBreak/>
         <w:t>Ontwerp</w:t>
@@ -1458,7 +2205,7 @@
       <w:pPr>
         <w:pStyle w:val="Kop2"/>
       </w:pPr>
-      <w:bookmarkStart w:id="4" w:name="_Toc239842850"/>
+      <w:bookmarkStart w:id="4" w:name="_Toc240633497"/>
       <w:r>
         <w:t>Functioneel ontwerp</w:t>
       </w:r>
@@ -1485,7 +2232,7 @@
       <w:pPr>
         <w:pStyle w:val="Kop3"/>
       </w:pPr>
-      <w:bookmarkStart w:id="5" w:name="_Toc239842851"/>
+      <w:bookmarkStart w:id="5" w:name="_Toc240633498"/>
       <w:r>
         <w:t>Probleem</w:t>
       </w:r>
@@ -1522,7 +2269,7 @@
       <w:pPr>
         <w:pStyle w:val="Kop3"/>
       </w:pPr>
-      <w:bookmarkStart w:id="6" w:name="_Toc239842852"/>
+      <w:bookmarkStart w:id="6" w:name="_Toc240633499"/>
       <w:r>
         <w:t>Doel Groep</w:t>
       </w:r>
@@ -1541,7 +2288,231 @@
           <w:sz w:val="20"/>
           <w:szCs w:val="20"/>
         </w:rPr>
-        <w:t>De app is bedoeld voor museumbezoekers van verschillende leeftijden. Dit zijn bijvoorbeeld jongeren, volwassenen, ouderen en gezinnen met kinderen.</w:t>
+        <w:t xml:space="preserve">De </w:t>
+      </w:r>
+      <w:proofErr w:type="spellStart"/>
+      <w:r>
+        <w:rPr>
+          <w:sz w:val="20"/>
+          <w:szCs w:val="20"/>
+        </w:rPr>
+        <w:t>app</w:t>
+      </w:r>
+      <w:proofErr w:type="spellEnd"/>
+      <w:r>
+        <w:rPr>
+          <w:sz w:val="20"/>
+          <w:szCs w:val="20"/>
+        </w:rPr>
+        <w:t xml:space="preserve"> is </w:t>
+      </w:r>
+      <w:proofErr w:type="spellStart"/>
+      <w:r>
+        <w:rPr>
+          <w:sz w:val="20"/>
+          <w:szCs w:val="20"/>
+        </w:rPr>
+        <w:t>bedoeld</w:t>
+      </w:r>
+      <w:proofErr w:type="spellEnd"/>
+      <w:r>
+        <w:rPr>
+          <w:sz w:val="20"/>
+          <w:szCs w:val="20"/>
+        </w:rPr>
+        <w:t xml:space="preserve"> </w:t>
+      </w:r>
+      <w:proofErr w:type="spellStart"/>
+      <w:r>
+        <w:rPr>
+          <w:sz w:val="20"/>
+          <w:szCs w:val="20"/>
+        </w:rPr>
+        <w:t>voor</w:t>
+      </w:r>
+      <w:proofErr w:type="spellEnd"/>
+      <w:r>
+        <w:rPr>
+          <w:sz w:val="20"/>
+          <w:szCs w:val="20"/>
+        </w:rPr>
+        <w:t xml:space="preserve"> </w:t>
+      </w:r>
+      <w:proofErr w:type="spellStart"/>
+      <w:r>
+        <w:rPr>
+          <w:sz w:val="20"/>
+          <w:szCs w:val="20"/>
+        </w:rPr>
+        <w:t>museumbezoekers</w:t>
+      </w:r>
+      <w:proofErr w:type="spellEnd"/>
+      <w:r>
+        <w:rPr>
+          <w:sz w:val="20"/>
+          <w:szCs w:val="20"/>
+        </w:rPr>
+        <w:t xml:space="preserve"> </w:t>
+      </w:r>
+      <w:proofErr w:type="spellStart"/>
+      <w:r>
+        <w:rPr>
+          <w:sz w:val="20"/>
+          <w:szCs w:val="20"/>
+        </w:rPr>
+        <w:t>van</w:t>
+      </w:r>
+      <w:proofErr w:type="spellEnd"/>
+      <w:r>
+        <w:rPr>
+          <w:sz w:val="20"/>
+          <w:szCs w:val="20"/>
+        </w:rPr>
+        <w:t xml:space="preserve"> </w:t>
+      </w:r>
+      <w:proofErr w:type="spellStart"/>
+      <w:r>
+        <w:rPr>
+          <w:sz w:val="20"/>
+          <w:szCs w:val="20"/>
+        </w:rPr>
+        <w:t>verschillende</w:t>
+      </w:r>
+      <w:proofErr w:type="spellEnd"/>
+      <w:r>
+        <w:rPr>
+          <w:sz w:val="20"/>
+          <w:szCs w:val="20"/>
+        </w:rPr>
+        <w:t xml:space="preserve"> </w:t>
+      </w:r>
+      <w:proofErr w:type="spellStart"/>
+      <w:r>
+        <w:rPr>
+          <w:sz w:val="20"/>
+          <w:szCs w:val="20"/>
+        </w:rPr>
+        <w:t>leeftijden</w:t>
+      </w:r>
+      <w:proofErr w:type="spellEnd"/>
+      <w:r>
+        <w:rPr>
+          <w:sz w:val="20"/>
+          <w:szCs w:val="20"/>
+        </w:rPr>
+        <w:t xml:space="preserve">. Dit </w:t>
+      </w:r>
+      <w:proofErr w:type="spellStart"/>
+      <w:r>
+        <w:rPr>
+          <w:sz w:val="20"/>
+          <w:szCs w:val="20"/>
+        </w:rPr>
+        <w:t>zijn</w:t>
+      </w:r>
+      <w:proofErr w:type="spellEnd"/>
+      <w:r>
+        <w:rPr>
+          <w:sz w:val="20"/>
+          <w:szCs w:val="20"/>
+        </w:rPr>
+        <w:t xml:space="preserve"> </w:t>
+      </w:r>
+      <w:proofErr w:type="spellStart"/>
+      <w:r>
+        <w:rPr>
+          <w:sz w:val="20"/>
+          <w:szCs w:val="20"/>
+        </w:rPr>
+        <w:t>bijvoorbeeld</w:t>
+      </w:r>
+      <w:proofErr w:type="spellEnd"/>
+      <w:r>
+        <w:rPr>
+          <w:sz w:val="20"/>
+          <w:szCs w:val="20"/>
+        </w:rPr>
+        <w:t xml:space="preserve"> </w:t>
+      </w:r>
+      <w:proofErr w:type="spellStart"/>
+      <w:r>
+        <w:rPr>
+          <w:sz w:val="20"/>
+          <w:szCs w:val="20"/>
+        </w:rPr>
+        <w:t>jongeren</w:t>
+      </w:r>
+      <w:proofErr w:type="spellEnd"/>
+      <w:r>
+        <w:rPr>
+          <w:sz w:val="20"/>
+          <w:szCs w:val="20"/>
+        </w:rPr>
+        <w:t xml:space="preserve">, </w:t>
+      </w:r>
+      <w:proofErr w:type="spellStart"/>
+      <w:r>
+        <w:rPr>
+          <w:sz w:val="20"/>
+          <w:szCs w:val="20"/>
+        </w:rPr>
+        <w:t>volwassenen</w:t>
+      </w:r>
+      <w:proofErr w:type="spellEnd"/>
+      <w:r>
+        <w:rPr>
+          <w:sz w:val="20"/>
+          <w:szCs w:val="20"/>
+        </w:rPr>
+        <w:t xml:space="preserve">, </w:t>
+      </w:r>
+      <w:proofErr w:type="spellStart"/>
+      <w:r>
+        <w:rPr>
+          <w:sz w:val="20"/>
+          <w:szCs w:val="20"/>
+        </w:rPr>
+        <w:t>ouderen</w:t>
+      </w:r>
+      <w:proofErr w:type="spellEnd"/>
+      <w:r>
+        <w:rPr>
+          <w:sz w:val="20"/>
+          <w:szCs w:val="20"/>
+        </w:rPr>
+        <w:t xml:space="preserve"> en </w:t>
+      </w:r>
+      <w:proofErr w:type="spellStart"/>
+      <w:r>
+        <w:rPr>
+          <w:sz w:val="20"/>
+          <w:szCs w:val="20"/>
+        </w:rPr>
+        <w:t>gezinnen</w:t>
+      </w:r>
+      <w:proofErr w:type="spellEnd"/>
+      <w:r>
+        <w:rPr>
+          <w:sz w:val="20"/>
+          <w:szCs w:val="20"/>
+        </w:rPr>
+        <w:t xml:space="preserve"> met </w:t>
+      </w:r>
+      <w:proofErr w:type="spellStart"/>
+      <w:r>
+        <w:rPr>
+          <w:sz w:val="20"/>
+          <w:szCs w:val="20"/>
+        </w:rPr>
+        <w:t>kinderen</w:t>
+      </w:r>
+      <w:proofErr w:type="spellEnd"/>
+      <w:r>
+        <w:rPr>
+          <w:sz w:val="20"/>
+          <w:szCs w:val="20"/>
+        </w:rPr>
+        <w:t>.</w:t>
       </w:r>
     </w:p>
     <w:p>
@@ -1552,12 +2523,469 @@
           <w:szCs w:val="20"/>
         </w:rPr>
       </w:pPr>
-      <w:r>
-        <w:rPr>
-          <w:sz w:val="20"/>
-          <w:szCs w:val="20"/>
-        </w:rPr>
-        <w:t>Omdat de bezoekers verschillende leeftijden en digitale vaardigheden hebben, moet de app eenvoudig en duidelijk zijn. De knoppen moeten goed zichtbaar zijn en de teksten moeten makkelijk leesbaar zijn. Bezoekers moeten de app zonder uitleg kunnen gebruiken.</w:t>
+      <w:proofErr w:type="spellStart"/>
+      <w:r>
+        <w:rPr>
+          <w:sz w:val="20"/>
+          <w:szCs w:val="20"/>
+        </w:rPr>
+        <w:t>Omdat</w:t>
+      </w:r>
+      <w:proofErr w:type="spellEnd"/>
+      <w:r>
+        <w:rPr>
+          <w:sz w:val="20"/>
+          <w:szCs w:val="20"/>
+        </w:rPr>
+        <w:t xml:space="preserve"> de </w:t>
+      </w:r>
+      <w:proofErr w:type="spellStart"/>
+      <w:r>
+        <w:rPr>
+          <w:sz w:val="20"/>
+          <w:szCs w:val="20"/>
+        </w:rPr>
+        <w:t>bezoekers</w:t>
+      </w:r>
+      <w:proofErr w:type="spellEnd"/>
+      <w:r>
+        <w:rPr>
+          <w:sz w:val="20"/>
+          <w:szCs w:val="20"/>
+        </w:rPr>
+        <w:t xml:space="preserve"> </w:t>
+      </w:r>
+      <w:proofErr w:type="spellStart"/>
+      <w:r>
+        <w:rPr>
+          <w:sz w:val="20"/>
+          <w:szCs w:val="20"/>
+        </w:rPr>
+        <w:t>verschillende</w:t>
+      </w:r>
+      <w:proofErr w:type="spellEnd"/>
+      <w:r>
+        <w:rPr>
+          <w:sz w:val="20"/>
+          <w:szCs w:val="20"/>
+        </w:rPr>
+        <w:t xml:space="preserve"> </w:t>
+      </w:r>
+      <w:proofErr w:type="spellStart"/>
+      <w:r>
+        <w:rPr>
+          <w:sz w:val="20"/>
+          <w:szCs w:val="20"/>
+        </w:rPr>
+        <w:t>leeftijden</w:t>
+      </w:r>
+      <w:proofErr w:type="spellEnd"/>
+      <w:r>
+        <w:rPr>
+          <w:sz w:val="20"/>
+          <w:szCs w:val="20"/>
+        </w:rPr>
+        <w:t xml:space="preserve"> en </w:t>
+      </w:r>
+      <w:proofErr w:type="spellStart"/>
+      <w:r>
+        <w:rPr>
+          <w:sz w:val="20"/>
+          <w:szCs w:val="20"/>
+        </w:rPr>
+        <w:t>digitale</w:t>
+      </w:r>
+      <w:proofErr w:type="spellEnd"/>
+      <w:r>
+        <w:rPr>
+          <w:sz w:val="20"/>
+          <w:szCs w:val="20"/>
+        </w:rPr>
+        <w:t xml:space="preserve"> </w:t>
+      </w:r>
+      <w:proofErr w:type="spellStart"/>
+      <w:r>
+        <w:rPr>
+          <w:sz w:val="20"/>
+          <w:szCs w:val="20"/>
+        </w:rPr>
+        <w:t>vaardigheden</w:t>
+      </w:r>
+      <w:proofErr w:type="spellEnd"/>
+      <w:r>
+        <w:rPr>
+          <w:sz w:val="20"/>
+          <w:szCs w:val="20"/>
+        </w:rPr>
+        <w:t xml:space="preserve"> </w:t>
+      </w:r>
+      <w:proofErr w:type="spellStart"/>
+      <w:r>
+        <w:rPr>
+          <w:sz w:val="20"/>
+          <w:szCs w:val="20"/>
+        </w:rPr>
+        <w:t>hebben</w:t>
+      </w:r>
+      <w:proofErr w:type="spellEnd"/>
+      <w:r>
+        <w:rPr>
+          <w:sz w:val="20"/>
+          <w:szCs w:val="20"/>
+        </w:rPr>
+        <w:t xml:space="preserve">, </w:t>
+      </w:r>
+      <w:proofErr w:type="spellStart"/>
+      <w:r>
+        <w:rPr>
+          <w:sz w:val="20"/>
+          <w:szCs w:val="20"/>
+        </w:rPr>
+        <w:t>moet</w:t>
+      </w:r>
+      <w:proofErr w:type="spellEnd"/>
+      <w:r>
+        <w:rPr>
+          <w:sz w:val="20"/>
+          <w:szCs w:val="20"/>
+        </w:rPr>
+        <w:t xml:space="preserve"> de </w:t>
+      </w:r>
+      <w:proofErr w:type="spellStart"/>
+      <w:r>
+        <w:rPr>
+          <w:sz w:val="20"/>
+          <w:szCs w:val="20"/>
+        </w:rPr>
+        <w:t>app</w:t>
+      </w:r>
+      <w:proofErr w:type="spellEnd"/>
+      <w:r>
+        <w:rPr>
+          <w:sz w:val="20"/>
+          <w:szCs w:val="20"/>
+        </w:rPr>
+        <w:t xml:space="preserve"> </w:t>
+      </w:r>
+      <w:proofErr w:type="spellStart"/>
+      <w:r>
+        <w:rPr>
+          <w:sz w:val="20"/>
+          <w:szCs w:val="20"/>
+        </w:rPr>
+        <w:t>eenvoudig</w:t>
+      </w:r>
+      <w:proofErr w:type="spellEnd"/>
+      <w:r>
+        <w:rPr>
+          <w:sz w:val="20"/>
+          <w:szCs w:val="20"/>
+        </w:rPr>
+        <w:t xml:space="preserve"> en </w:t>
+      </w:r>
+      <w:proofErr w:type="spellStart"/>
+      <w:r>
+        <w:rPr>
+          <w:sz w:val="20"/>
+          <w:szCs w:val="20"/>
+        </w:rPr>
+        <w:t>duidelijk</w:t>
+      </w:r>
+      <w:proofErr w:type="spellEnd"/>
+      <w:r>
+        <w:rPr>
+          <w:sz w:val="20"/>
+          <w:szCs w:val="20"/>
+        </w:rPr>
+        <w:t xml:space="preserve"> </w:t>
+      </w:r>
+      <w:proofErr w:type="spellStart"/>
+      <w:r>
+        <w:rPr>
+          <w:sz w:val="20"/>
+          <w:szCs w:val="20"/>
+        </w:rPr>
+        <w:t>zijn</w:t>
+      </w:r>
+      <w:proofErr w:type="spellEnd"/>
+      <w:r>
+        <w:rPr>
+          <w:sz w:val="20"/>
+          <w:szCs w:val="20"/>
+        </w:rPr>
+        <w:t xml:space="preserve">. De </w:t>
+      </w:r>
+      <w:proofErr w:type="spellStart"/>
+      <w:r>
+        <w:rPr>
+          <w:sz w:val="20"/>
+          <w:szCs w:val="20"/>
+        </w:rPr>
+        <w:t>knoppen</w:t>
+      </w:r>
+      <w:proofErr w:type="spellEnd"/>
+      <w:r>
+        <w:rPr>
+          <w:sz w:val="20"/>
+          <w:szCs w:val="20"/>
+        </w:rPr>
+        <w:t xml:space="preserve"> </w:t>
+      </w:r>
+      <w:proofErr w:type="spellStart"/>
+      <w:r>
+        <w:rPr>
+          <w:sz w:val="20"/>
+          <w:szCs w:val="20"/>
+        </w:rPr>
+        <w:t>moeten</w:t>
+      </w:r>
+      <w:proofErr w:type="spellEnd"/>
+      <w:r>
+        <w:rPr>
+          <w:sz w:val="20"/>
+          <w:szCs w:val="20"/>
+        </w:rPr>
+        <w:t xml:space="preserve"> </w:t>
+      </w:r>
+      <w:proofErr w:type="spellStart"/>
+      <w:r>
+        <w:rPr>
+          <w:sz w:val="20"/>
+          <w:szCs w:val="20"/>
+        </w:rPr>
+        <w:t>goed</w:t>
+      </w:r>
+      <w:proofErr w:type="spellEnd"/>
+      <w:r>
+        <w:rPr>
+          <w:sz w:val="20"/>
+          <w:szCs w:val="20"/>
+        </w:rPr>
+        <w:t xml:space="preserve"> </w:t>
+      </w:r>
+      <w:proofErr w:type="spellStart"/>
+      <w:r>
+        <w:rPr>
+          <w:sz w:val="20"/>
+          <w:szCs w:val="20"/>
+        </w:rPr>
+        <w:t>zichtbaar</w:t>
+      </w:r>
+      <w:proofErr w:type="spellEnd"/>
+      <w:r>
+        <w:rPr>
+          <w:sz w:val="20"/>
+          <w:szCs w:val="20"/>
+        </w:rPr>
+        <w:t xml:space="preserve"> </w:t>
+      </w:r>
+      <w:proofErr w:type="spellStart"/>
+      <w:r>
+        <w:rPr>
+          <w:sz w:val="20"/>
+          <w:szCs w:val="20"/>
+        </w:rPr>
+        <w:t>zijn</w:t>
+      </w:r>
+      <w:proofErr w:type="spellEnd"/>
+      <w:r>
+        <w:rPr>
+          <w:sz w:val="20"/>
+          <w:szCs w:val="20"/>
+        </w:rPr>
+        <w:t xml:space="preserve"> en de </w:t>
+      </w:r>
+      <w:proofErr w:type="spellStart"/>
+      <w:r>
+        <w:rPr>
+          <w:sz w:val="20"/>
+          <w:szCs w:val="20"/>
+        </w:rPr>
+        <w:t>teksten</w:t>
+      </w:r>
+      <w:proofErr w:type="spellEnd"/>
+      <w:r>
+        <w:rPr>
+          <w:sz w:val="20"/>
+          <w:szCs w:val="20"/>
+        </w:rPr>
+        <w:t xml:space="preserve"> </w:t>
+      </w:r>
+      <w:proofErr w:type="spellStart"/>
+      <w:r>
+        <w:rPr>
+          <w:sz w:val="20"/>
+          <w:szCs w:val="20"/>
+        </w:rPr>
+        <w:t>moeten</w:t>
+      </w:r>
+      <w:proofErr w:type="spellEnd"/>
+      <w:r>
+        <w:rPr>
+          <w:sz w:val="20"/>
+          <w:szCs w:val="20"/>
+        </w:rPr>
+        <w:t xml:space="preserve"> </w:t>
+      </w:r>
+      <w:proofErr w:type="spellStart"/>
+      <w:r>
+        <w:rPr>
+          <w:sz w:val="20"/>
+          <w:szCs w:val="20"/>
+        </w:rPr>
+        <w:t>makkelijk</w:t>
+      </w:r>
+      <w:proofErr w:type="spellEnd"/>
+      <w:r>
+        <w:rPr>
+          <w:sz w:val="20"/>
+          <w:szCs w:val="20"/>
+        </w:rPr>
+        <w:t xml:space="preserve"> </w:t>
+      </w:r>
+      <w:proofErr w:type="spellStart"/>
+      <w:r>
+        <w:rPr>
+          <w:sz w:val="20"/>
+          <w:szCs w:val="20"/>
+        </w:rPr>
+        <w:t>leesbaar</w:t>
+      </w:r>
+      <w:proofErr w:type="spellEnd"/>
+      <w:r>
+        <w:rPr>
+          <w:sz w:val="20"/>
+          <w:szCs w:val="20"/>
+        </w:rPr>
+        <w:t xml:space="preserve"> </w:t>
+      </w:r>
+      <w:proofErr w:type="spellStart"/>
+      <w:r>
+        <w:rPr>
+          <w:sz w:val="20"/>
+          <w:szCs w:val="20"/>
+        </w:rPr>
+        <w:t>zijn</w:t>
+      </w:r>
+      <w:proofErr w:type="spellEnd"/>
+      <w:r>
+        <w:rPr>
+          <w:sz w:val="20"/>
+          <w:szCs w:val="20"/>
+        </w:rPr>
+        <w:t xml:space="preserve">. </w:t>
+      </w:r>
+      <w:proofErr w:type="spellStart"/>
+      <w:r>
+        <w:rPr>
+          <w:sz w:val="20"/>
+          <w:szCs w:val="20"/>
+        </w:rPr>
+        <w:t>Bezoekers</w:t>
+      </w:r>
+      <w:proofErr w:type="spellEnd"/>
+      <w:r>
+        <w:rPr>
+          <w:sz w:val="20"/>
+          <w:szCs w:val="20"/>
+        </w:rPr>
+        <w:t xml:space="preserve"> </w:t>
+      </w:r>
+      <w:proofErr w:type="spellStart"/>
+      <w:r>
+        <w:rPr>
+          <w:sz w:val="20"/>
+          <w:szCs w:val="20"/>
+        </w:rPr>
+        <w:t>moeten</w:t>
+      </w:r>
+      <w:proofErr w:type="spellEnd"/>
+      <w:r>
+        <w:rPr>
+          <w:sz w:val="20"/>
+          <w:szCs w:val="20"/>
+        </w:rPr>
+        <w:t xml:space="preserve"> de </w:t>
+      </w:r>
+      <w:proofErr w:type="spellStart"/>
+      <w:r>
+        <w:rPr>
+          <w:sz w:val="20"/>
+          <w:szCs w:val="20"/>
+        </w:rPr>
+        <w:t>app</w:t>
+      </w:r>
+      <w:proofErr w:type="spellEnd"/>
+      <w:r>
+        <w:rPr>
+          <w:sz w:val="20"/>
+          <w:szCs w:val="20"/>
+        </w:rPr>
+        <w:t xml:space="preserve"> </w:t>
+      </w:r>
+      <w:proofErr w:type="spellStart"/>
+      <w:r>
+        <w:rPr>
+          <w:sz w:val="20"/>
+          <w:szCs w:val="20"/>
+        </w:rPr>
+        <w:t>zonder</w:t>
+      </w:r>
+      <w:proofErr w:type="spellEnd"/>
+      <w:r>
+        <w:rPr>
+          <w:sz w:val="20"/>
+          <w:szCs w:val="20"/>
+        </w:rPr>
+        <w:t xml:space="preserve"> </w:t>
+      </w:r>
+      <w:proofErr w:type="spellStart"/>
+      <w:r>
+        <w:rPr>
+          <w:sz w:val="20"/>
+          <w:szCs w:val="20"/>
+        </w:rPr>
+        <w:t>uitleg</w:t>
+      </w:r>
+      <w:proofErr w:type="spellEnd"/>
+      <w:r>
+        <w:rPr>
+          <w:sz w:val="20"/>
+          <w:szCs w:val="20"/>
+        </w:rPr>
+        <w:t xml:space="preserve"> </w:t>
+      </w:r>
+      <w:proofErr w:type="spellStart"/>
+      <w:r>
+        <w:rPr>
+          <w:sz w:val="20"/>
+          <w:szCs w:val="20"/>
+        </w:rPr>
+        <w:t>kunnen</w:t>
+      </w:r>
+      <w:proofErr w:type="spellEnd"/>
+      <w:r>
+        <w:rPr>
+          <w:sz w:val="20"/>
+          <w:szCs w:val="20"/>
+        </w:rPr>
+        <w:t xml:space="preserve"> </w:t>
+      </w:r>
+      <w:proofErr w:type="spellStart"/>
+      <w:r>
+        <w:rPr>
+          <w:sz w:val="20"/>
+          <w:szCs w:val="20"/>
+        </w:rPr>
+        <w:t>gebruiken</w:t>
+      </w:r>
+      <w:proofErr w:type="spellEnd"/>
+      <w:r>
+        <w:rPr>
+          <w:sz w:val="20"/>
+          <w:szCs w:val="20"/>
+        </w:rPr>
+        <w:t>.</w:t>
       </w:r>
     </w:p>
     <w:p>
@@ -1573,9 +3001,11 @@
       <w:pPr>
         <w:pStyle w:val="Kop3"/>
       </w:pPr>
+      <w:bookmarkStart w:id="7" w:name="_Toc240633500"/>
       <w:r>
         <w:t>Doel van de app</w:t>
       </w:r>
+      <w:bookmarkEnd w:id="7"/>
     </w:p>
     <w:p>
       <w:pPr>
@@ -1598,9 +3028,11 @@
       <w:pPr>
         <w:pStyle w:val="Kop3"/>
       </w:pPr>
+      <w:bookmarkStart w:id="8" w:name="_Toc240633501"/>
       <w:r>
         <w:t>Functionaliteiten</w:t>
       </w:r>
+      <w:bookmarkEnd w:id="8"/>
     </w:p>
     <w:p>
       <w:pPr>
@@ -1633,14 +3065,105 @@
           <w:lang w:val="tr-TR"/>
         </w:rPr>
       </w:pPr>
-      <w:r>
-        <w:rPr>
-          <w:rFonts w:asciiTheme="majorBidi" w:hAnsiTheme="majorBidi" w:cstheme="majorBidi"/>
-          <w:sz w:val="20"/>
-          <w:szCs w:val="20"/>
-          <w:lang w:val="tr-TR"/>
-        </w:rPr>
-        <w:t>Een overzicht van de museumobjecten bekijken.</w:t>
+      <w:proofErr w:type="spellStart"/>
+      <w:r>
+        <w:rPr>
+          <w:rFonts w:asciiTheme="majorBidi" w:hAnsiTheme="majorBidi" w:cstheme="majorBidi"/>
+          <w:sz w:val="20"/>
+          <w:szCs w:val="20"/>
+          <w:lang w:val="tr-TR"/>
+        </w:rPr>
+        <w:t>Een</w:t>
+      </w:r>
+      <w:proofErr w:type="spellEnd"/>
+      <w:r>
+        <w:rPr>
+          <w:rFonts w:asciiTheme="majorBidi" w:hAnsiTheme="majorBidi" w:cstheme="majorBidi"/>
+          <w:sz w:val="20"/>
+          <w:szCs w:val="20"/>
+          <w:lang w:val="tr-TR"/>
+        </w:rPr>
+        <w:t xml:space="preserve"> </w:t>
+      </w:r>
+      <w:proofErr w:type="spellStart"/>
+      <w:r>
+        <w:rPr>
+          <w:rFonts w:asciiTheme="majorBidi" w:hAnsiTheme="majorBidi" w:cstheme="majorBidi"/>
+          <w:sz w:val="20"/>
+          <w:szCs w:val="20"/>
+          <w:lang w:val="tr-TR"/>
+        </w:rPr>
+        <w:t>overzicht</w:t>
+      </w:r>
+      <w:proofErr w:type="spellEnd"/>
+      <w:r>
+        <w:rPr>
+          <w:rFonts w:asciiTheme="majorBidi" w:hAnsiTheme="majorBidi" w:cstheme="majorBidi"/>
+          <w:sz w:val="20"/>
+          <w:szCs w:val="20"/>
+          <w:lang w:val="tr-TR"/>
+        </w:rPr>
+        <w:t xml:space="preserve"> </w:t>
+      </w:r>
+      <w:proofErr w:type="spellStart"/>
+      <w:r>
+        <w:rPr>
+          <w:rFonts w:asciiTheme="majorBidi" w:hAnsiTheme="majorBidi" w:cstheme="majorBidi"/>
+          <w:sz w:val="20"/>
+          <w:szCs w:val="20"/>
+          <w:lang w:val="tr-TR"/>
+        </w:rPr>
+        <w:t>van</w:t>
+      </w:r>
+      <w:proofErr w:type="spellEnd"/>
+      <w:r>
+        <w:rPr>
+          <w:rFonts w:asciiTheme="majorBidi" w:hAnsiTheme="majorBidi" w:cstheme="majorBidi"/>
+          <w:sz w:val="20"/>
+          <w:szCs w:val="20"/>
+          <w:lang w:val="tr-TR"/>
+        </w:rPr>
+        <w:t xml:space="preserve"> de </w:t>
+      </w:r>
+      <w:proofErr w:type="spellStart"/>
+      <w:r>
+        <w:rPr>
+          <w:rFonts w:asciiTheme="majorBidi" w:hAnsiTheme="majorBidi" w:cstheme="majorBidi"/>
+          <w:sz w:val="20"/>
+          <w:szCs w:val="20"/>
+          <w:lang w:val="tr-TR"/>
+        </w:rPr>
+        <w:t>museumobjecten</w:t>
+      </w:r>
+      <w:proofErr w:type="spellEnd"/>
+      <w:r>
+        <w:rPr>
+          <w:rFonts w:asciiTheme="majorBidi" w:hAnsiTheme="majorBidi" w:cstheme="majorBidi"/>
+          <w:sz w:val="20"/>
+          <w:szCs w:val="20"/>
+          <w:lang w:val="tr-TR"/>
+        </w:rPr>
+        <w:t xml:space="preserve"> </w:t>
+      </w:r>
+      <w:proofErr w:type="spellStart"/>
+      <w:r>
+        <w:rPr>
+          <w:rFonts w:asciiTheme="majorBidi" w:hAnsiTheme="majorBidi" w:cstheme="majorBidi"/>
+          <w:sz w:val="20"/>
+          <w:szCs w:val="20"/>
+          <w:lang w:val="tr-TR"/>
+        </w:rPr>
+        <w:t>bekijken</w:t>
+      </w:r>
+      <w:proofErr w:type="spellEnd"/>
+      <w:r>
+        <w:rPr>
+          <w:rFonts w:asciiTheme="majorBidi" w:hAnsiTheme="majorBidi" w:cstheme="majorBidi"/>
+          <w:sz w:val="20"/>
+          <w:szCs w:val="20"/>
+          <w:lang w:val="tr-TR"/>
+        </w:rPr>
+        <w:t>.</w:t>
       </w:r>
     </w:p>
     <w:p>
@@ -1657,14 +3180,65 @@
           <w:lang w:val="tr-TR"/>
         </w:rPr>
       </w:pPr>
-      <w:r>
-        <w:rPr>
-          <w:rFonts w:asciiTheme="majorBidi" w:hAnsiTheme="majorBidi" w:cstheme="majorBidi"/>
-          <w:sz w:val="20"/>
-          <w:szCs w:val="20"/>
-          <w:lang w:val="tr-TR"/>
-        </w:rPr>
-        <w:t>Een object selecteren.</w:t>
+      <w:proofErr w:type="spellStart"/>
+      <w:r>
+        <w:rPr>
+          <w:rFonts w:asciiTheme="majorBidi" w:hAnsiTheme="majorBidi" w:cstheme="majorBidi"/>
+          <w:sz w:val="20"/>
+          <w:szCs w:val="20"/>
+          <w:lang w:val="tr-TR"/>
+        </w:rPr>
+        <w:t>Een</w:t>
+      </w:r>
+      <w:proofErr w:type="spellEnd"/>
+      <w:r>
+        <w:rPr>
+          <w:rFonts w:asciiTheme="majorBidi" w:hAnsiTheme="majorBidi" w:cstheme="majorBidi"/>
+          <w:sz w:val="20"/>
+          <w:szCs w:val="20"/>
+          <w:lang w:val="tr-TR"/>
+        </w:rPr>
+        <w:t xml:space="preserve"> </w:t>
+      </w:r>
+      <w:proofErr w:type="spellStart"/>
+      <w:r>
+        <w:rPr>
+          <w:rFonts w:asciiTheme="majorBidi" w:hAnsiTheme="majorBidi" w:cstheme="majorBidi"/>
+          <w:sz w:val="20"/>
+          <w:szCs w:val="20"/>
+          <w:lang w:val="tr-TR"/>
+        </w:rPr>
+        <w:t>object</w:t>
+      </w:r>
+      <w:proofErr w:type="spellEnd"/>
+      <w:r>
+        <w:rPr>
+          <w:rFonts w:asciiTheme="majorBidi" w:hAnsiTheme="majorBidi" w:cstheme="majorBidi"/>
+          <w:sz w:val="20"/>
+          <w:szCs w:val="20"/>
+          <w:lang w:val="tr-TR"/>
+        </w:rPr>
+        <w:t xml:space="preserve"> </w:t>
+      </w:r>
+      <w:proofErr w:type="spellStart"/>
+      <w:r>
+        <w:rPr>
+          <w:rFonts w:asciiTheme="majorBidi" w:hAnsiTheme="majorBidi" w:cstheme="majorBidi"/>
+          <w:sz w:val="20"/>
+          <w:szCs w:val="20"/>
+          <w:lang w:val="tr-TR"/>
+        </w:rPr>
+        <w:t>selecteren</w:t>
+      </w:r>
+      <w:proofErr w:type="spellEnd"/>
+      <w:r>
+        <w:rPr>
+          <w:rFonts w:asciiTheme="majorBidi" w:hAnsiTheme="majorBidi" w:cstheme="majorBidi"/>
+          <w:sz w:val="20"/>
+          <w:szCs w:val="20"/>
+          <w:lang w:val="tr-TR"/>
+        </w:rPr>
+        <w:t>.</w:t>
       </w:r>
     </w:p>
     <w:p>
@@ -1681,14 +3255,105 @@
           <w:lang w:val="tr-TR"/>
         </w:rPr>
       </w:pPr>
-      <w:r>
-        <w:rPr>
-          <w:rFonts w:asciiTheme="majorBidi" w:hAnsiTheme="majorBidi" w:cstheme="majorBidi"/>
-          <w:sz w:val="20"/>
-          <w:szCs w:val="20"/>
-          <w:lang w:val="tr-TR"/>
-        </w:rPr>
-        <w:t>Informatie over een object bekijken.</w:t>
+      <w:proofErr w:type="spellStart"/>
+      <w:r>
+        <w:rPr>
+          <w:rFonts w:asciiTheme="majorBidi" w:hAnsiTheme="majorBidi" w:cstheme="majorBidi"/>
+          <w:sz w:val="20"/>
+          <w:szCs w:val="20"/>
+          <w:lang w:val="tr-TR"/>
+        </w:rPr>
+        <w:t>Informatie</w:t>
+      </w:r>
+      <w:proofErr w:type="spellEnd"/>
+      <w:r>
+        <w:rPr>
+          <w:rFonts w:asciiTheme="majorBidi" w:hAnsiTheme="majorBidi" w:cstheme="majorBidi"/>
+          <w:sz w:val="20"/>
+          <w:szCs w:val="20"/>
+          <w:lang w:val="tr-TR"/>
+        </w:rPr>
+        <w:t xml:space="preserve"> </w:t>
+      </w:r>
+      <w:proofErr w:type="spellStart"/>
+      <w:r>
+        <w:rPr>
+          <w:rFonts w:asciiTheme="majorBidi" w:hAnsiTheme="majorBidi" w:cstheme="majorBidi"/>
+          <w:sz w:val="20"/>
+          <w:szCs w:val="20"/>
+          <w:lang w:val="tr-TR"/>
+        </w:rPr>
+        <w:t>over</w:t>
+      </w:r>
+      <w:proofErr w:type="spellEnd"/>
+      <w:r>
+        <w:rPr>
+          <w:rFonts w:asciiTheme="majorBidi" w:hAnsiTheme="majorBidi" w:cstheme="majorBidi"/>
+          <w:sz w:val="20"/>
+          <w:szCs w:val="20"/>
+          <w:lang w:val="tr-TR"/>
+        </w:rPr>
+        <w:t xml:space="preserve"> </w:t>
+      </w:r>
+      <w:proofErr w:type="spellStart"/>
+      <w:r>
+        <w:rPr>
+          <w:rFonts w:asciiTheme="majorBidi" w:hAnsiTheme="majorBidi" w:cstheme="majorBidi"/>
+          <w:sz w:val="20"/>
+          <w:szCs w:val="20"/>
+          <w:lang w:val="tr-TR"/>
+        </w:rPr>
+        <w:t>een</w:t>
+      </w:r>
+      <w:proofErr w:type="spellEnd"/>
+      <w:r>
+        <w:rPr>
+          <w:rFonts w:asciiTheme="majorBidi" w:hAnsiTheme="majorBidi" w:cstheme="majorBidi"/>
+          <w:sz w:val="20"/>
+          <w:szCs w:val="20"/>
+          <w:lang w:val="tr-TR"/>
+        </w:rPr>
+        <w:t xml:space="preserve"> </w:t>
+      </w:r>
+      <w:proofErr w:type="spellStart"/>
+      <w:r>
+        <w:rPr>
+          <w:rFonts w:asciiTheme="majorBidi" w:hAnsiTheme="majorBidi" w:cstheme="majorBidi"/>
+          <w:sz w:val="20"/>
+          <w:szCs w:val="20"/>
+          <w:lang w:val="tr-TR"/>
+        </w:rPr>
+        <w:t>object</w:t>
+      </w:r>
+      <w:proofErr w:type="spellEnd"/>
+      <w:r>
+        <w:rPr>
+          <w:rFonts w:asciiTheme="majorBidi" w:hAnsiTheme="majorBidi" w:cstheme="majorBidi"/>
+          <w:sz w:val="20"/>
+          <w:szCs w:val="20"/>
+          <w:lang w:val="tr-TR"/>
+        </w:rPr>
+        <w:t xml:space="preserve"> </w:t>
+      </w:r>
+      <w:proofErr w:type="spellStart"/>
+      <w:r>
+        <w:rPr>
+          <w:rFonts w:asciiTheme="majorBidi" w:hAnsiTheme="majorBidi" w:cstheme="majorBidi"/>
+          <w:sz w:val="20"/>
+          <w:szCs w:val="20"/>
+          <w:lang w:val="tr-TR"/>
+        </w:rPr>
+        <w:t>bekijken</w:t>
+      </w:r>
+      <w:proofErr w:type="spellEnd"/>
+      <w:r>
+        <w:rPr>
+          <w:rFonts w:asciiTheme="majorBidi" w:hAnsiTheme="majorBidi" w:cstheme="majorBidi"/>
+          <w:sz w:val="20"/>
+          <w:szCs w:val="20"/>
+          <w:lang w:val="tr-TR"/>
+        </w:rPr>
+        <w:t>.</w:t>
       </w:r>
     </w:p>
     <w:p>
@@ -1705,14 +3370,125 @@
           <w:lang w:val="tr-TR"/>
         </w:rPr>
       </w:pPr>
-      <w:r>
-        <w:rPr>
-          <w:rFonts w:asciiTheme="majorBidi" w:hAnsiTheme="majorBidi" w:cstheme="majorBidi"/>
-          <w:sz w:val="20"/>
-          <w:szCs w:val="20"/>
-          <w:lang w:val="tr-TR"/>
-        </w:rPr>
-        <w:t>Een afbeelding van het object bekijken.</w:t>
+      <w:proofErr w:type="spellStart"/>
+      <w:r>
+        <w:rPr>
+          <w:rFonts w:asciiTheme="majorBidi" w:hAnsiTheme="majorBidi" w:cstheme="majorBidi"/>
+          <w:sz w:val="20"/>
+          <w:szCs w:val="20"/>
+          <w:lang w:val="tr-TR"/>
+        </w:rPr>
+        <w:t>Een</w:t>
+      </w:r>
+      <w:proofErr w:type="spellEnd"/>
+      <w:r>
+        <w:rPr>
+          <w:rFonts w:asciiTheme="majorBidi" w:hAnsiTheme="majorBidi" w:cstheme="majorBidi"/>
+          <w:sz w:val="20"/>
+          <w:szCs w:val="20"/>
+          <w:lang w:val="tr-TR"/>
+        </w:rPr>
+        <w:t xml:space="preserve"> </w:t>
+      </w:r>
+      <w:proofErr w:type="spellStart"/>
+      <w:r>
+        <w:rPr>
+          <w:rFonts w:asciiTheme="majorBidi" w:hAnsiTheme="majorBidi" w:cstheme="majorBidi"/>
+          <w:sz w:val="20"/>
+          <w:szCs w:val="20"/>
+          <w:lang w:val="tr-TR"/>
+        </w:rPr>
+        <w:t>afbeelding</w:t>
+      </w:r>
+      <w:proofErr w:type="spellEnd"/>
+      <w:r>
+        <w:rPr>
+          <w:rFonts w:asciiTheme="majorBidi" w:hAnsiTheme="majorBidi" w:cstheme="majorBidi"/>
+          <w:sz w:val="20"/>
+          <w:szCs w:val="20"/>
+          <w:lang w:val="tr-TR"/>
+        </w:rPr>
+        <w:t xml:space="preserve"> </w:t>
+      </w:r>
+      <w:proofErr w:type="spellStart"/>
+      <w:r>
+        <w:rPr>
+          <w:rFonts w:asciiTheme="majorBidi" w:hAnsiTheme="majorBidi" w:cstheme="majorBidi"/>
+          <w:sz w:val="20"/>
+          <w:szCs w:val="20"/>
+          <w:lang w:val="tr-TR"/>
+        </w:rPr>
+        <w:t>van</w:t>
+      </w:r>
+      <w:proofErr w:type="spellEnd"/>
+      <w:r>
+        <w:rPr>
+          <w:rFonts w:asciiTheme="majorBidi" w:hAnsiTheme="majorBidi" w:cstheme="majorBidi"/>
+          <w:sz w:val="20"/>
+          <w:szCs w:val="20"/>
+          <w:lang w:val="tr-TR"/>
+        </w:rPr>
+        <w:t xml:space="preserve"> </w:t>
+      </w:r>
+      <w:proofErr w:type="spellStart"/>
+      <w:r>
+        <w:rPr>
+          <w:rFonts w:asciiTheme="majorBidi" w:hAnsiTheme="majorBidi" w:cstheme="majorBidi"/>
+          <w:sz w:val="20"/>
+          <w:szCs w:val="20"/>
+          <w:lang w:val="tr-TR"/>
+        </w:rPr>
+        <w:t>het</w:t>
+      </w:r>
+      <w:proofErr w:type="spellEnd"/>
+      <w:r>
+        <w:rPr>
+          <w:rFonts w:asciiTheme="majorBidi" w:hAnsiTheme="majorBidi" w:cstheme="majorBidi"/>
+          <w:sz w:val="20"/>
+          <w:szCs w:val="20"/>
+          <w:lang w:val="tr-TR"/>
+        </w:rPr>
+        <w:t xml:space="preserve"> </w:t>
+      </w:r>
+      <w:proofErr w:type="spellStart"/>
+      <w:r>
+        <w:rPr>
+          <w:rFonts w:asciiTheme="majorBidi" w:hAnsiTheme="majorBidi" w:cstheme="majorBidi"/>
+          <w:sz w:val="20"/>
+          <w:szCs w:val="20"/>
+          <w:lang w:val="tr-TR"/>
+        </w:rPr>
+        <w:t>object</w:t>
+      </w:r>
+      <w:proofErr w:type="spellEnd"/>
+      <w:r>
+        <w:rPr>
+          <w:rFonts w:asciiTheme="majorBidi" w:hAnsiTheme="majorBidi" w:cstheme="majorBidi"/>
+          <w:sz w:val="20"/>
+          <w:szCs w:val="20"/>
+          <w:lang w:val="tr-TR"/>
+        </w:rPr>
+        <w:t xml:space="preserve"> </w:t>
+      </w:r>
+      <w:proofErr w:type="spellStart"/>
+      <w:r>
+        <w:rPr>
+          <w:rFonts w:asciiTheme="majorBidi" w:hAnsiTheme="majorBidi" w:cstheme="majorBidi"/>
+          <w:sz w:val="20"/>
+          <w:szCs w:val="20"/>
+          <w:lang w:val="tr-TR"/>
+        </w:rPr>
+        <w:t>bekijken</w:t>
+      </w:r>
+      <w:proofErr w:type="spellEnd"/>
+      <w:r>
+        <w:rPr>
+          <w:rFonts w:asciiTheme="majorBidi" w:hAnsiTheme="majorBidi" w:cstheme="majorBidi"/>
+          <w:sz w:val="20"/>
+          <w:szCs w:val="20"/>
+          <w:lang w:val="tr-TR"/>
+        </w:rPr>
+        <w:t>.</w:t>
       </w:r>
     </w:p>
     <w:p>
@@ -1729,14 +3505,85 @@
           <w:lang w:val="tr-TR"/>
         </w:rPr>
       </w:pPr>
-      <w:r>
-        <w:rPr>
-          <w:rFonts w:asciiTheme="majorBidi" w:hAnsiTheme="majorBidi" w:cstheme="majorBidi"/>
-          <w:sz w:val="20"/>
-          <w:szCs w:val="20"/>
-          <w:lang w:val="tr-TR"/>
-        </w:rPr>
-        <w:t>Teruggaan naar het overzicht.</w:t>
+      <w:proofErr w:type="spellStart"/>
+      <w:r>
+        <w:rPr>
+          <w:rFonts w:asciiTheme="majorBidi" w:hAnsiTheme="majorBidi" w:cstheme="majorBidi"/>
+          <w:sz w:val="20"/>
+          <w:szCs w:val="20"/>
+          <w:lang w:val="tr-TR"/>
+        </w:rPr>
+        <w:t>Teruggaan</w:t>
+      </w:r>
+      <w:proofErr w:type="spellEnd"/>
+      <w:r>
+        <w:rPr>
+          <w:rFonts w:asciiTheme="majorBidi" w:hAnsiTheme="majorBidi" w:cstheme="majorBidi"/>
+          <w:sz w:val="20"/>
+          <w:szCs w:val="20"/>
+          <w:lang w:val="tr-TR"/>
+        </w:rPr>
+        <w:t xml:space="preserve"> </w:t>
+      </w:r>
+      <w:proofErr w:type="spellStart"/>
+      <w:r>
+        <w:rPr>
+          <w:rFonts w:asciiTheme="majorBidi" w:hAnsiTheme="majorBidi" w:cstheme="majorBidi"/>
+          <w:sz w:val="20"/>
+          <w:szCs w:val="20"/>
+          <w:lang w:val="tr-TR"/>
+        </w:rPr>
+        <w:t>naar</w:t>
+      </w:r>
+      <w:proofErr w:type="spellEnd"/>
+      <w:r>
+        <w:rPr>
+          <w:rFonts w:asciiTheme="majorBidi" w:hAnsiTheme="majorBidi" w:cstheme="majorBidi"/>
+          <w:sz w:val="20"/>
+          <w:szCs w:val="20"/>
+          <w:lang w:val="tr-TR"/>
+        </w:rPr>
+        <w:t xml:space="preserve"> </w:t>
+      </w:r>
+      <w:proofErr w:type="spellStart"/>
+      <w:r>
+        <w:rPr>
+          <w:rFonts w:asciiTheme="majorBidi" w:hAnsiTheme="majorBidi" w:cstheme="majorBidi"/>
+          <w:sz w:val="20"/>
+          <w:szCs w:val="20"/>
+          <w:lang w:val="tr-TR"/>
+        </w:rPr>
+        <w:t>het</w:t>
+      </w:r>
+      <w:proofErr w:type="spellEnd"/>
+      <w:r>
+        <w:rPr>
+          <w:rFonts w:asciiTheme="majorBidi" w:hAnsiTheme="majorBidi" w:cstheme="majorBidi"/>
+          <w:sz w:val="20"/>
+          <w:szCs w:val="20"/>
+          <w:lang w:val="tr-TR"/>
+        </w:rPr>
+        <w:t xml:space="preserve"> </w:t>
+      </w:r>
+      <w:proofErr w:type="spellStart"/>
+      <w:r>
+        <w:rPr>
+          <w:rFonts w:asciiTheme="majorBidi" w:hAnsiTheme="majorBidi" w:cstheme="majorBidi"/>
+          <w:sz w:val="20"/>
+          <w:szCs w:val="20"/>
+          <w:lang w:val="tr-TR"/>
+        </w:rPr>
+        <w:t>overzicht</w:t>
+      </w:r>
+      <w:proofErr w:type="spellEnd"/>
+      <w:r>
+        <w:rPr>
+          <w:rFonts w:asciiTheme="majorBidi" w:hAnsiTheme="majorBidi" w:cstheme="majorBidi"/>
+          <w:sz w:val="20"/>
+          <w:szCs w:val="20"/>
+          <w:lang w:val="tr-TR"/>
+        </w:rPr>
+        <w:t>.</w:t>
       </w:r>
     </w:p>
     <w:p>
@@ -1752,14 +3599,85 @@
           <w:szCs w:val="20"/>
         </w:rPr>
       </w:pPr>
-      <w:r>
-        <w:rPr>
-          <w:rFonts w:asciiTheme="majorBidi" w:hAnsiTheme="majorBidi" w:cstheme="majorBidi"/>
-          <w:sz w:val="20"/>
-          <w:szCs w:val="20"/>
-          <w:lang w:val="tr-TR"/>
-        </w:rPr>
-        <w:t>Een ander object kiezen.</w:t>
+      <w:proofErr w:type="spellStart"/>
+      <w:r>
+        <w:rPr>
+          <w:rFonts w:asciiTheme="majorBidi" w:hAnsiTheme="majorBidi" w:cstheme="majorBidi"/>
+          <w:sz w:val="20"/>
+          <w:szCs w:val="20"/>
+          <w:lang w:val="tr-TR"/>
+        </w:rPr>
+        <w:t>Een</w:t>
+      </w:r>
+      <w:proofErr w:type="spellEnd"/>
+      <w:r>
+        <w:rPr>
+          <w:rFonts w:asciiTheme="majorBidi" w:hAnsiTheme="majorBidi" w:cstheme="majorBidi"/>
+          <w:sz w:val="20"/>
+          <w:szCs w:val="20"/>
+          <w:lang w:val="tr-TR"/>
+        </w:rPr>
+        <w:t xml:space="preserve"> </w:t>
+      </w:r>
+      <w:proofErr w:type="spellStart"/>
+      <w:r>
+        <w:rPr>
+          <w:rFonts w:asciiTheme="majorBidi" w:hAnsiTheme="majorBidi" w:cstheme="majorBidi"/>
+          <w:sz w:val="20"/>
+          <w:szCs w:val="20"/>
+          <w:lang w:val="tr-TR"/>
+        </w:rPr>
+        <w:t>ander</w:t>
+      </w:r>
+      <w:proofErr w:type="spellEnd"/>
+      <w:r>
+        <w:rPr>
+          <w:rFonts w:asciiTheme="majorBidi" w:hAnsiTheme="majorBidi" w:cstheme="majorBidi"/>
+          <w:sz w:val="20"/>
+          <w:szCs w:val="20"/>
+          <w:lang w:val="tr-TR"/>
+        </w:rPr>
+        <w:t xml:space="preserve"> </w:t>
+      </w:r>
+      <w:proofErr w:type="spellStart"/>
+      <w:r>
+        <w:rPr>
+          <w:rFonts w:asciiTheme="majorBidi" w:hAnsiTheme="majorBidi" w:cstheme="majorBidi"/>
+          <w:sz w:val="20"/>
+          <w:szCs w:val="20"/>
+          <w:lang w:val="tr-TR"/>
+        </w:rPr>
+        <w:t>object</w:t>
+      </w:r>
+      <w:proofErr w:type="spellEnd"/>
+      <w:r>
+        <w:rPr>
+          <w:rFonts w:asciiTheme="majorBidi" w:hAnsiTheme="majorBidi" w:cstheme="majorBidi"/>
+          <w:sz w:val="20"/>
+          <w:szCs w:val="20"/>
+          <w:lang w:val="tr-TR"/>
+        </w:rPr>
+        <w:t xml:space="preserve"> </w:t>
+      </w:r>
+      <w:proofErr w:type="spellStart"/>
+      <w:r>
+        <w:rPr>
+          <w:rFonts w:asciiTheme="majorBidi" w:hAnsiTheme="majorBidi" w:cstheme="majorBidi"/>
+          <w:sz w:val="20"/>
+          <w:szCs w:val="20"/>
+          <w:lang w:val="tr-TR"/>
+        </w:rPr>
+        <w:t>kiezen</w:t>
+      </w:r>
+      <w:proofErr w:type="spellEnd"/>
+      <w:r>
+        <w:rPr>
+          <w:rFonts w:asciiTheme="majorBidi" w:hAnsiTheme="majorBidi" w:cstheme="majorBidi"/>
+          <w:sz w:val="20"/>
+          <w:szCs w:val="20"/>
+          <w:lang w:val="tr-TR"/>
+        </w:rPr>
+        <w:t>.</w:t>
       </w:r>
     </w:p>
     <w:p>
@@ -1775,9 +3693,11 @@
       <w:pPr>
         <w:pStyle w:val="Kop3"/>
       </w:pPr>
+      <w:bookmarkStart w:id="9" w:name="_Toc240633502"/>
       <w:r>
         <w:t>Navigatie</w:t>
       </w:r>
+      <w:bookmarkEnd w:id="9"/>
     </w:p>
     <w:p>
       <w:pPr>
@@ -1793,7 +3713,25 @@
           <w:sz w:val="20"/>
           <w:szCs w:val="20"/>
         </w:rPr>
-        <w:t>De navigatie van de app is eenvoudig en duidelijk. Vanuit het beginscherm kunnen bezoekers naar het overzicht van de objecten gaan. Daarna kunnen zij een object selecteren en de informatie bekijken. Met een terugknop kunnen zij teruggaan naar het overzicht.</w:t>
+        <w:t xml:space="preserve">De navigatie van de app is eenvoudig en duidelijk. Vanuit het beginscherm kunnen bezoekers naar het overzicht van de objecten gaan. Daarna kunnen zij een object selecteren en de informatie bekijken. Met een </w:t>
+      </w:r>
+      <w:proofErr w:type="spellStart"/>
+      <w:r>
+        <w:rPr>
+          <w:rFonts w:asciiTheme="majorBidi" w:hAnsiTheme="majorBidi" w:cstheme="majorBidi"/>
+          <w:sz w:val="20"/>
+          <w:szCs w:val="20"/>
+        </w:rPr>
+        <w:t>terugknop</w:t>
+      </w:r>
+      <w:proofErr w:type="spellEnd"/>
+      <w:r>
+        <w:rPr>
+          <w:rFonts w:asciiTheme="majorBidi" w:hAnsiTheme="majorBidi" w:cstheme="majorBidi"/>
+          <w:sz w:val="20"/>
+          <w:szCs w:val="20"/>
+        </w:rPr>
+        <w:t xml:space="preserve"> kunnen zij teruggaan naar het overzicht.</w:t>
       </w:r>
     </w:p>
     <w:p>
@@ -1809,10 +3747,12 @@
       <w:pPr>
         <w:pStyle w:val="Kop3"/>
       </w:pPr>
+      <w:bookmarkStart w:id="10" w:name="_Toc240633503"/>
       <w:r>
         <w:lastRenderedPageBreak/>
         <w:t>Technisch ontwerp</w:t>
       </w:r>
+      <w:bookmarkEnd w:id="10"/>
     </w:p>
     <w:p>
       <w:pPr>
@@ -1851,9 +3791,11 @@
       <w:pPr>
         <w:pStyle w:val="Kop3"/>
       </w:pPr>
+      <w:bookmarkStart w:id="11" w:name="_Toc240633504"/>
       <w:r>
         <w:t>Gebruikte programmeertaal</w:t>
       </w:r>
+      <w:bookmarkEnd w:id="11"/>
     </w:p>
     <w:p>
       <w:r>
@@ -1878,9 +3820,11 @@
       <w:pPr>
         <w:pStyle w:val="Kop3"/>
       </w:pPr>
+      <w:bookmarkStart w:id="12" w:name="_Toc240633505"/>
       <w:r>
         <w:t>Apparaat</w:t>
       </w:r>
+      <w:bookmarkEnd w:id="12"/>
     </w:p>
     <w:p>
       <w:pPr>
@@ -1921,9 +3865,11 @@
       <w:pPr>
         <w:pStyle w:val="Kop3"/>
       </w:pPr>
+      <w:bookmarkStart w:id="13" w:name="_Toc240633506"/>
       <w:r>
         <w:t>Wireframe</w:t>
       </w:r>
+      <w:bookmarkEnd w:id="13"/>
     </w:p>
     <w:p>
       <w:pPr>
@@ -1940,25 +3886,32 @@
     <w:p>
       <w:pPr>
         <w:spacing w:line="257" w:lineRule="auto"/>
-      </w:pPr>
-      <w:r>
         <w:rPr>
           <w:rFonts w:ascii="Calibri" w:eastAsia="Calibri" w:hAnsi="Calibri" w:cs="Calibri"/>
           <w:lang w:val="nl"/>
         </w:rPr>
+      </w:pPr>
+      <w:r>
+        <w:rPr>
+          <w:rFonts w:ascii="Calibri" w:eastAsia="Calibri" w:hAnsi="Calibri" w:cs="Calibri"/>
+          <w:lang w:val="nl"/>
+        </w:rPr>
         <w:t>Home Pagina (Format 1)</w:t>
       </w:r>
     </w:p>
     <w:p>
+      <w:pPr>
+        <w:spacing w:line="257" w:lineRule="auto"/>
+      </w:pPr>
       <w:r>
         <w:rPr>
           <w:noProof/>
         </w:rPr>
         <w:drawing>
-          <wp:inline distT="0" distB="0" distL="0" distR="0" wp14:anchorId="7E3B6DBD" wp14:editId="55319847">
-            <wp:extent cx="2152075" cy="2773920"/>
-            <wp:effectExtent l="0" t="0" r="0" b="0"/>
-            <wp:docPr id="1595702428" name="drawing"/>
+          <wp:inline distT="0" distB="0" distL="0" distR="0" wp14:anchorId="183803EF" wp14:editId="5CC2F301">
+            <wp:extent cx="3790123" cy="5486400"/>
+            <wp:effectExtent l="0" t="0" r="1270" b="0"/>
+            <wp:docPr id="334391595" name="Afbeelding 1"/>
             <wp:cNvGraphicFramePr>
               <a:graphicFrameLocks xmlns:a="http://schemas.openxmlformats.org/drawingml/2006/main" noChangeAspect="1"/>
             </wp:cNvGraphicFramePr>
@@ -1966,17 +3919,11 @@
               <a:graphicData uri="http://schemas.openxmlformats.org/drawingml/2006/picture">
                 <pic:pic xmlns:pic="http://schemas.openxmlformats.org/drawingml/2006/picture">
                   <pic:nvPicPr>
-                    <pic:cNvPr id="1595702428" name="Picture 1595702428"/>
+                    <pic:cNvPr id="334391595" name=""/>
                     <pic:cNvPicPr/>
                   </pic:nvPicPr>
                   <pic:blipFill>
-                    <a:blip r:embed="rId11">
-                      <a:extLst>
-                        <a:ext uri="{28A0092B-C50C-407E-A947-70E740481C1C}">
-                          <a14:useLocalDpi xmlns:a14="http://schemas.microsoft.com/office/drawing/2010/main"/>
-                        </a:ext>
-                      </a:extLst>
-                    </a:blip>
+                    <a:blip r:embed="rId11"/>
                     <a:stretch>
                       <a:fillRect/>
                     </a:stretch>
@@ -1984,7 +3931,7 @@
                   <pic:spPr>
                     <a:xfrm>
                       <a:off x="0" y="0"/>
-                      <a:ext cx="2152075" cy="2773920"/>
+                      <a:ext cx="3803698" cy="5506050"/>
                     </a:xfrm>
                     <a:prstGeom prst="rect">
                       <a:avLst/>
@@ -2001,6 +3948,12 @@
       <w:pPr>
         <w:spacing w:line="257" w:lineRule="auto"/>
       </w:pPr>
+    </w:p>
+    <w:p/>
+    <w:p>
+      <w:pPr>
+        <w:spacing w:line="257" w:lineRule="auto"/>
+      </w:pPr>
       <w:r>
         <w:rPr>
           <w:rFonts w:ascii="Calibri" w:eastAsia="Calibri" w:hAnsi="Calibri" w:cs="Calibri"/>
@@ -2013,15 +3966,18 @@
       <w:pPr>
         <w:spacing w:line="257" w:lineRule="auto"/>
       </w:pPr>
+    </w:p>
+    <w:p>
       <w:r>
         <w:rPr>
           <w:noProof/>
         </w:rPr>
+        <w:lastRenderedPageBreak/>
         <w:drawing>
-          <wp:inline distT="0" distB="0" distL="0" distR="0" wp14:anchorId="118DFD54" wp14:editId="46335955">
-            <wp:extent cx="2121592" cy="2792210"/>
-            <wp:effectExtent l="0" t="0" r="0" b="0"/>
-            <wp:docPr id="1181334979" name="drawing"/>
+          <wp:inline distT="0" distB="0" distL="0" distR="0" wp14:anchorId="1B4C1079" wp14:editId="51F83734">
+            <wp:extent cx="2803585" cy="4222267"/>
+            <wp:effectExtent l="0" t="0" r="0" b="6985"/>
+            <wp:docPr id="1524195773" name="Afbeelding 1"/>
             <wp:cNvGraphicFramePr>
               <a:graphicFrameLocks xmlns:a="http://schemas.openxmlformats.org/drawingml/2006/main" noChangeAspect="1"/>
             </wp:cNvGraphicFramePr>
@@ -2029,17 +3985,11 @@
               <a:graphicData uri="http://schemas.openxmlformats.org/drawingml/2006/picture">
                 <pic:pic xmlns:pic="http://schemas.openxmlformats.org/drawingml/2006/picture">
                   <pic:nvPicPr>
-                    <pic:cNvPr id="1181334979" name="Picture 1181334979"/>
+                    <pic:cNvPr id="1524195773" name=""/>
                     <pic:cNvPicPr/>
                   </pic:nvPicPr>
                   <pic:blipFill>
-                    <a:blip r:embed="rId12">
-                      <a:extLst>
-                        <a:ext uri="{28A0092B-C50C-407E-A947-70E740481C1C}">
-                          <a14:useLocalDpi xmlns:a14="http://schemas.microsoft.com/office/drawing/2010/main"/>
-                        </a:ext>
-                      </a:extLst>
-                    </a:blip>
+                    <a:blip r:embed="rId12"/>
                     <a:stretch>
                       <a:fillRect/>
                     </a:stretch>
@@ -2047,7 +3997,7 @@
                   <pic:spPr>
                     <a:xfrm>
                       <a:off x="0" y="0"/>
-                      <a:ext cx="2121592" cy="2792210"/>
+                      <a:ext cx="2812515" cy="4235716"/>
                     </a:xfrm>
                     <a:prstGeom prst="rect">
                       <a:avLst/>
@@ -2060,20 +4010,22 @@
         </w:drawing>
       </w:r>
     </w:p>
-    <w:p/>
-    <w:p/>
-    <w:p/>
     <w:p>
-      <w:pPr>
-        <w:spacing w:line="257" w:lineRule="auto"/>
-      </w:pPr>
+      <w:r>
+        <w:t>I</w:t>
+      </w:r>
+      <w:r>
+        <w:t>nlogscherm voor beheerders</w:t>
+      </w:r>
+      <w:r>
+        <w:t xml:space="preserve"> </w:t>
+      </w:r>
       <w:r>
         <w:rPr>
           <w:rFonts w:ascii="Calibri" w:eastAsia="Calibri" w:hAnsi="Calibri" w:cs="Calibri"/>
           <w:lang w:val="nl"/>
         </w:rPr>
-        <w:lastRenderedPageBreak/>
-        <w:t>Home Pagina (Format 2)</w:t>
+        <w:t>(format 1)</w:t>
       </w:r>
     </w:p>
     <w:p>
@@ -2082,10 +4034,10 @@
           <w:noProof/>
         </w:rPr>
         <w:drawing>
-          <wp:inline distT="0" distB="0" distL="0" distR="0" wp14:anchorId="749E3106" wp14:editId="7F99C1C5">
-            <wp:extent cx="2876550" cy="1885950"/>
-            <wp:effectExtent l="0" t="0" r="0" b="0"/>
-            <wp:docPr id="1325414871" name="drawing"/>
+          <wp:inline distT="0" distB="0" distL="0" distR="0" wp14:anchorId="0244EAC6" wp14:editId="7EB8B50C">
+            <wp:extent cx="2915728" cy="3996655"/>
+            <wp:effectExtent l="0" t="0" r="0" b="4445"/>
+            <wp:docPr id="1253371414" name="Afbeelding 1"/>
             <wp:cNvGraphicFramePr>
               <a:graphicFrameLocks xmlns:a="http://schemas.openxmlformats.org/drawingml/2006/main" noChangeAspect="1"/>
             </wp:cNvGraphicFramePr>
@@ -2093,17 +4045,11 @@
               <a:graphicData uri="http://schemas.openxmlformats.org/drawingml/2006/picture">
                 <pic:pic xmlns:pic="http://schemas.openxmlformats.org/drawingml/2006/picture">
                   <pic:nvPicPr>
-                    <pic:cNvPr id="1798941139" name="Picture 1798941139"/>
+                    <pic:cNvPr id="1253371414" name=""/>
                     <pic:cNvPicPr/>
                   </pic:nvPicPr>
                   <pic:blipFill>
-                    <a:blip r:embed="rId13">
-                      <a:extLst>
-                        <a:ext uri="{28A0092B-C50C-407E-A947-70E740481C1C}">
-                          <a14:useLocalDpi xmlns:a14="http://schemas.microsoft.com/office/drawing/2010/main"/>
-                        </a:ext>
-                      </a:extLst>
-                    </a:blip>
+                    <a:blip r:embed="rId13"/>
                     <a:stretch>
                       <a:fillRect/>
                     </a:stretch>
@@ -2111,7 +4057,7 @@
                   <pic:spPr>
                     <a:xfrm>
                       <a:off x="0" y="0"/>
-                      <a:ext cx="2876550" cy="1885950"/>
+                      <a:ext cx="2928215" cy="4013771"/>
                     </a:xfrm>
                     <a:prstGeom prst="rect">
                       <a:avLst/>
@@ -2124,16 +4070,25 @@
         </w:drawing>
       </w:r>
     </w:p>
+    <w:p/>
+    <w:p/>
     <w:p>
-      <w:pPr>
-        <w:spacing w:line="257" w:lineRule="auto"/>
-      </w:pPr>
+      <w:r>
+        <w:lastRenderedPageBreak/>
+        <w:t>B</w:t>
+      </w:r>
+      <w:r>
+        <w:t>eheerderspagina</w:t>
+      </w:r>
+      <w:r>
+        <w:t xml:space="preserve"> </w:t>
+      </w:r>
       <w:r>
         <w:rPr>
           <w:rFonts w:ascii="Calibri" w:eastAsia="Calibri" w:hAnsi="Calibri" w:cs="Calibri"/>
           <w:lang w:val="nl"/>
         </w:rPr>
-        <w:t>Object pagina(format 2)</w:t>
+        <w:t>(format 1)</w:t>
       </w:r>
     </w:p>
     <w:p>
@@ -2142,10 +4097,10 @@
           <w:noProof/>
         </w:rPr>
         <w:drawing>
-          <wp:inline distT="0" distB="0" distL="0" distR="0" wp14:anchorId="7B2660C5" wp14:editId="6CDA5C52">
-            <wp:extent cx="2933700" cy="1924050"/>
-            <wp:effectExtent l="0" t="0" r="0" b="0"/>
-            <wp:docPr id="1795684459" name="drawing"/>
+          <wp:inline distT="0" distB="0" distL="0" distR="0" wp14:anchorId="16F2218F" wp14:editId="1FBDD70A">
+            <wp:extent cx="2993366" cy="4279153"/>
+            <wp:effectExtent l="0" t="0" r="0" b="7620"/>
+            <wp:docPr id="1140992326" name="Afbeelding 1"/>
             <wp:cNvGraphicFramePr>
               <a:graphicFrameLocks xmlns:a="http://schemas.openxmlformats.org/drawingml/2006/main" noChangeAspect="1"/>
             </wp:cNvGraphicFramePr>
@@ -2153,17 +4108,11 @@
               <a:graphicData uri="http://schemas.openxmlformats.org/drawingml/2006/picture">
                 <pic:pic xmlns:pic="http://schemas.openxmlformats.org/drawingml/2006/picture">
                   <pic:nvPicPr>
-                    <pic:cNvPr id="954378875" name="Picture 954378875"/>
+                    <pic:cNvPr id="1140992326" name=""/>
                     <pic:cNvPicPr/>
                   </pic:nvPicPr>
                   <pic:blipFill>
-                    <a:blip r:embed="rId14">
-                      <a:extLst>
-                        <a:ext uri="{28A0092B-C50C-407E-A947-70E740481C1C}">
-                          <a14:useLocalDpi xmlns:a14="http://schemas.microsoft.com/office/drawing/2010/main"/>
-                        </a:ext>
-                      </a:extLst>
-                    </a:blip>
+                    <a:blip r:embed="rId14"/>
                     <a:stretch>
                       <a:fillRect/>
                     </a:stretch>
@@ -2171,7 +4120,7 @@
                   <pic:spPr>
                     <a:xfrm>
                       <a:off x="0" y="0"/>
-                      <a:ext cx="2933700" cy="1924050"/>
+                      <a:ext cx="3002578" cy="4292322"/>
                     </a:xfrm>
                     <a:prstGeom prst="rect">
                       <a:avLst/>
@@ -2185,12 +4134,14 @@
       </w:r>
     </w:p>
     <w:p/>
+    <w:p/>
+    <w:p/>
     <w:p>
-      <w:pPr>
-        <w:pStyle w:val="Kop3"/>
-      </w:pPr>
-      <w:r>
-        <w:t>Diagram</w:t>
+      <w:r>
+        <w:t>S</w:t>
+      </w:r>
+      <w:r>
+        <w:t>cherm voor het toevoegen van een nieuw object door de beheerder</w:t>
       </w:r>
     </w:p>
     <w:p>
@@ -2198,10 +4149,66 @@
         <w:rPr>
           <w:noProof/>
         </w:rPr>
+        <w:lastRenderedPageBreak/>
         <w:drawing>
-          <wp:inline distT="0" distB="0" distL="0" distR="0" wp14:anchorId="61005E86" wp14:editId="4161E6B8">
-            <wp:extent cx="3605842" cy="2984597"/>
-            <wp:effectExtent l="0" t="0" r="0" b="6350"/>
+          <wp:inline distT="0" distB="0" distL="0" distR="0" wp14:anchorId="6161031D" wp14:editId="61C150DE">
+            <wp:extent cx="3157268" cy="4482451"/>
+            <wp:effectExtent l="0" t="0" r="5080" b="0"/>
+            <wp:docPr id="1247251644" name="Afbeelding 1"/>
+            <wp:cNvGraphicFramePr>
+              <a:graphicFrameLocks xmlns:a="http://schemas.openxmlformats.org/drawingml/2006/main" noChangeAspect="1"/>
+            </wp:cNvGraphicFramePr>
+            <a:graphic xmlns:a="http://schemas.openxmlformats.org/drawingml/2006/main">
+              <a:graphicData uri="http://schemas.openxmlformats.org/drawingml/2006/picture">
+                <pic:pic xmlns:pic="http://schemas.openxmlformats.org/drawingml/2006/picture">
+                  <pic:nvPicPr>
+                    <pic:cNvPr id="1247251644" name=""/>
+                    <pic:cNvPicPr/>
+                  </pic:nvPicPr>
+                  <pic:blipFill>
+                    <a:blip r:embed="rId15"/>
+                    <a:stretch>
+                      <a:fillRect/>
+                    </a:stretch>
+                  </pic:blipFill>
+                  <pic:spPr>
+                    <a:xfrm>
+                      <a:off x="0" y="0"/>
+                      <a:ext cx="3168941" cy="4499023"/>
+                    </a:xfrm>
+                    <a:prstGeom prst="rect">
+                      <a:avLst/>
+                    </a:prstGeom>
+                  </pic:spPr>
+                </pic:pic>
+              </a:graphicData>
+            </a:graphic>
+          </wp:inline>
+        </w:drawing>
+      </w:r>
+    </w:p>
+    <w:p/>
+    <w:p/>
+    <w:p/>
+    <w:p>
+      <w:pPr>
+        <w:pStyle w:val="Kop3"/>
+      </w:pPr>
+      <w:bookmarkStart w:id="14" w:name="_Toc240633507"/>
+      <w:r>
+        <w:t>Diagram</w:t>
+      </w:r>
+      <w:bookmarkEnd w:id="14"/>
+    </w:p>
+    <w:p>
+      <w:r>
+        <w:rPr>
+          <w:noProof/>
+        </w:rPr>
+        <w:drawing>
+          <wp:inline distT="0" distB="0" distL="0" distR="0" wp14:anchorId="61005E86" wp14:editId="5B2E3B9A">
+            <wp:extent cx="4054415" cy="3355885"/>
+            <wp:effectExtent l="0" t="0" r="3810" b="0"/>
             <wp:docPr id="1748198120" name="Afbeelding 1"/>
             <wp:cNvGraphicFramePr>
               <a:graphicFrameLocks xmlns:a="http://schemas.openxmlformats.org/drawingml/2006/main" noChangeAspect="1"/>
@@ -2214,7 +4221,7 @@
                     <pic:cNvPicPr/>
                   </pic:nvPicPr>
                   <pic:blipFill>
-                    <a:blip r:embed="rId15"/>
+                    <a:blip r:embed="rId16"/>
                     <a:stretch>
                       <a:fillRect/>
                     </a:stretch>
@@ -2222,7 +4229,7 @@
                   <pic:spPr>
                     <a:xfrm>
                       <a:off x="0" y="0"/>
-                      <a:ext cx="3623494" cy="2999207"/>
+                      <a:ext cx="4081205" cy="3378060"/>
                     </a:xfrm>
                     <a:prstGeom prst="rect">
                       <a:avLst/>
@@ -2242,11 +4249,10 @@
         <w:rPr>
           <w:noProof/>
         </w:rPr>
-        <w:lastRenderedPageBreak/>
         <w:drawing>
-          <wp:inline distT="0" distB="0" distL="0" distR="0" wp14:anchorId="1CCFD768" wp14:editId="2C916575">
-            <wp:extent cx="3826934" cy="4183811"/>
-            <wp:effectExtent l="0" t="0" r="2540" b="7620"/>
+          <wp:inline distT="0" distB="0" distL="0" distR="0" wp14:anchorId="1CCFD768" wp14:editId="6B748047">
+            <wp:extent cx="4295955" cy="4696570"/>
+            <wp:effectExtent l="0" t="0" r="9525" b="8890"/>
             <wp:docPr id="1094900710" name="Afbeelding 1"/>
             <wp:cNvGraphicFramePr>
               <a:graphicFrameLocks xmlns:a="http://schemas.openxmlformats.org/drawingml/2006/main" noChangeAspect="1"/>
@@ -2259,7 +4265,7 @@
                     <pic:cNvPicPr/>
                   </pic:nvPicPr>
                   <pic:blipFill>
-                    <a:blip r:embed="rId16"/>
+                    <a:blip r:embed="rId17"/>
                     <a:stretch>
                       <a:fillRect/>
                     </a:stretch>
@@ -2267,7 +4273,7 @@
                   <pic:spPr>
                     <a:xfrm>
                       <a:off x="0" y="0"/>
-                      <a:ext cx="3832237" cy="4189608"/>
+                      <a:ext cx="4310600" cy="4712580"/>
                     </a:xfrm>
                     <a:prstGeom prst="rect">
                       <a:avLst/>
@@ -2286,9 +4292,9 @@
           <w:noProof/>
         </w:rPr>
         <w:drawing>
-          <wp:inline distT="0" distB="0" distL="0" distR="0" wp14:anchorId="7C7CF1F9" wp14:editId="4D487FD5">
-            <wp:extent cx="3838755" cy="1959576"/>
-            <wp:effectExtent l="0" t="0" r="0" b="3175"/>
+          <wp:inline distT="0" distB="0" distL="0" distR="0" wp14:anchorId="7C7CF1F9" wp14:editId="5ACE4C18">
+            <wp:extent cx="4278702" cy="2242791"/>
+            <wp:effectExtent l="0" t="0" r="7620" b="5715"/>
             <wp:docPr id="674421863" name="Afbeelding 1"/>
             <wp:cNvGraphicFramePr>
               <a:graphicFrameLocks xmlns:a="http://schemas.openxmlformats.org/drawingml/2006/main" noChangeAspect="1"/>
@@ -2301,7 +4307,7 @@
                     <pic:cNvPicPr/>
                   </pic:nvPicPr>
                   <pic:blipFill>
-                    <a:blip r:embed="rId17"/>
+                    <a:blip r:embed="rId18"/>
                     <a:stretch>
                       <a:fillRect/>
                     </a:stretch>
@@ -2309,7 +4315,7 @@
                   <pic:spPr>
                     <a:xfrm>
                       <a:off x="0" y="0"/>
-                      <a:ext cx="3848490" cy="1964546"/>
+                      <a:ext cx="4329159" cy="2269239"/>
                     </a:xfrm>
                     <a:prstGeom prst="rect">
                       <a:avLst/>
@@ -2335,9 +4341,11 @@
       <w:pPr>
         <w:pStyle w:val="Kop3"/>
       </w:pPr>
+      <w:bookmarkStart w:id="15" w:name="_Toc240633508"/>
       <w:r>
         <w:t>Toekomstige uitbreidingen</w:t>
       </w:r>
+      <w:bookmarkEnd w:id="15"/>
     </w:p>
     <w:p>
       <w:pPr>
@@ -2348,14 +4356,525 @@
           <w:lang w:val="tr-TR"/>
         </w:rPr>
       </w:pPr>
-      <w:r>
-        <w:rPr>
-          <w:rFonts w:asciiTheme="majorBidi" w:hAnsiTheme="majorBidi" w:cstheme="majorBidi"/>
-          <w:sz w:val="20"/>
-          <w:szCs w:val="20"/>
-          <w:lang w:val="tr-TR"/>
-        </w:rPr>
-        <w:t>In de toekomst moet de gebruiker de objectgegevens zelf kunnen beheren. Bijvoorbeeld bestaande informatie kunnen wijzigen of verwijderen. Ook moet de gebruiker nieuwe museumobjecten, informatie en afbeeldingen aan het systeem kunnen toevoegen.</w:t>
+      <w:proofErr w:type="spellStart"/>
+      <w:r>
+        <w:rPr>
+          <w:rFonts w:asciiTheme="majorBidi" w:hAnsiTheme="majorBidi" w:cstheme="majorBidi"/>
+          <w:sz w:val="20"/>
+          <w:szCs w:val="20"/>
+          <w:lang w:val="tr-TR"/>
+        </w:rPr>
+        <w:t>In</w:t>
+      </w:r>
+      <w:proofErr w:type="spellEnd"/>
+      <w:r>
+        <w:rPr>
+          <w:rFonts w:asciiTheme="majorBidi" w:hAnsiTheme="majorBidi" w:cstheme="majorBidi"/>
+          <w:sz w:val="20"/>
+          <w:szCs w:val="20"/>
+          <w:lang w:val="tr-TR"/>
+        </w:rPr>
+        <w:t xml:space="preserve"> de </w:t>
+      </w:r>
+      <w:proofErr w:type="spellStart"/>
+      <w:r>
+        <w:rPr>
+          <w:rFonts w:asciiTheme="majorBidi" w:hAnsiTheme="majorBidi" w:cstheme="majorBidi"/>
+          <w:sz w:val="20"/>
+          <w:szCs w:val="20"/>
+          <w:lang w:val="tr-TR"/>
+        </w:rPr>
+        <w:t>toekomst</w:t>
+      </w:r>
+      <w:proofErr w:type="spellEnd"/>
+      <w:r>
+        <w:rPr>
+          <w:rFonts w:asciiTheme="majorBidi" w:hAnsiTheme="majorBidi" w:cstheme="majorBidi"/>
+          <w:sz w:val="20"/>
+          <w:szCs w:val="20"/>
+          <w:lang w:val="tr-TR"/>
+        </w:rPr>
+        <w:t xml:space="preserve"> </w:t>
+      </w:r>
+      <w:proofErr w:type="spellStart"/>
+      <w:r>
+        <w:rPr>
+          <w:rFonts w:asciiTheme="majorBidi" w:hAnsiTheme="majorBidi" w:cstheme="majorBidi"/>
+          <w:sz w:val="20"/>
+          <w:szCs w:val="20"/>
+          <w:lang w:val="tr-TR"/>
+        </w:rPr>
+        <w:t>moet</w:t>
+      </w:r>
+      <w:proofErr w:type="spellEnd"/>
+      <w:r>
+        <w:rPr>
+          <w:rFonts w:asciiTheme="majorBidi" w:hAnsiTheme="majorBidi" w:cstheme="majorBidi"/>
+          <w:sz w:val="20"/>
+          <w:szCs w:val="20"/>
+          <w:lang w:val="tr-TR"/>
+        </w:rPr>
+        <w:t xml:space="preserve"> de </w:t>
+      </w:r>
+      <w:proofErr w:type="spellStart"/>
+      <w:r>
+        <w:rPr>
+          <w:rFonts w:asciiTheme="majorBidi" w:hAnsiTheme="majorBidi" w:cstheme="majorBidi"/>
+          <w:sz w:val="20"/>
+          <w:szCs w:val="20"/>
+          <w:lang w:val="tr-TR"/>
+        </w:rPr>
+        <w:t>gebruiker</w:t>
+      </w:r>
+      <w:proofErr w:type="spellEnd"/>
+      <w:r>
+        <w:rPr>
+          <w:rFonts w:asciiTheme="majorBidi" w:hAnsiTheme="majorBidi" w:cstheme="majorBidi"/>
+          <w:sz w:val="20"/>
+          <w:szCs w:val="20"/>
+          <w:lang w:val="tr-TR"/>
+        </w:rPr>
+        <w:t xml:space="preserve"> de </w:t>
+      </w:r>
+      <w:proofErr w:type="spellStart"/>
+      <w:r>
+        <w:rPr>
+          <w:rFonts w:asciiTheme="majorBidi" w:hAnsiTheme="majorBidi" w:cstheme="majorBidi"/>
+          <w:sz w:val="20"/>
+          <w:szCs w:val="20"/>
+          <w:lang w:val="tr-TR"/>
+        </w:rPr>
+        <w:t>objectgegevens</w:t>
+      </w:r>
+      <w:proofErr w:type="spellEnd"/>
+      <w:r>
+        <w:rPr>
+          <w:rFonts w:asciiTheme="majorBidi" w:hAnsiTheme="majorBidi" w:cstheme="majorBidi"/>
+          <w:sz w:val="20"/>
+          <w:szCs w:val="20"/>
+          <w:lang w:val="tr-TR"/>
+        </w:rPr>
+        <w:t xml:space="preserve"> </w:t>
+      </w:r>
+      <w:proofErr w:type="spellStart"/>
+      <w:r>
+        <w:rPr>
+          <w:rFonts w:asciiTheme="majorBidi" w:hAnsiTheme="majorBidi" w:cstheme="majorBidi"/>
+          <w:sz w:val="20"/>
+          <w:szCs w:val="20"/>
+          <w:lang w:val="tr-TR"/>
+        </w:rPr>
+        <w:t>zelf</w:t>
+      </w:r>
+      <w:proofErr w:type="spellEnd"/>
+      <w:r>
+        <w:rPr>
+          <w:rFonts w:asciiTheme="majorBidi" w:hAnsiTheme="majorBidi" w:cstheme="majorBidi"/>
+          <w:sz w:val="20"/>
+          <w:szCs w:val="20"/>
+          <w:lang w:val="tr-TR"/>
+        </w:rPr>
+        <w:t xml:space="preserve"> </w:t>
+      </w:r>
+      <w:proofErr w:type="spellStart"/>
+      <w:r>
+        <w:rPr>
+          <w:rFonts w:asciiTheme="majorBidi" w:hAnsiTheme="majorBidi" w:cstheme="majorBidi"/>
+          <w:sz w:val="20"/>
+          <w:szCs w:val="20"/>
+          <w:lang w:val="tr-TR"/>
+        </w:rPr>
+        <w:t>kunnen</w:t>
+      </w:r>
+      <w:proofErr w:type="spellEnd"/>
+      <w:r>
+        <w:rPr>
+          <w:rFonts w:asciiTheme="majorBidi" w:hAnsiTheme="majorBidi" w:cstheme="majorBidi"/>
+          <w:sz w:val="20"/>
+          <w:szCs w:val="20"/>
+          <w:lang w:val="tr-TR"/>
+        </w:rPr>
+        <w:t xml:space="preserve"> </w:t>
+      </w:r>
+      <w:proofErr w:type="spellStart"/>
+      <w:r>
+        <w:rPr>
+          <w:rFonts w:asciiTheme="majorBidi" w:hAnsiTheme="majorBidi" w:cstheme="majorBidi"/>
+          <w:sz w:val="20"/>
+          <w:szCs w:val="20"/>
+          <w:lang w:val="tr-TR"/>
+        </w:rPr>
+        <w:t>beheren</w:t>
+      </w:r>
+      <w:proofErr w:type="spellEnd"/>
+      <w:r>
+        <w:rPr>
+          <w:rFonts w:asciiTheme="majorBidi" w:hAnsiTheme="majorBidi" w:cstheme="majorBidi"/>
+          <w:sz w:val="20"/>
+          <w:szCs w:val="20"/>
+          <w:lang w:val="tr-TR"/>
+        </w:rPr>
+        <w:t xml:space="preserve">. </w:t>
+      </w:r>
+      <w:proofErr w:type="spellStart"/>
+      <w:r>
+        <w:rPr>
+          <w:rFonts w:asciiTheme="majorBidi" w:hAnsiTheme="majorBidi" w:cstheme="majorBidi"/>
+          <w:sz w:val="20"/>
+          <w:szCs w:val="20"/>
+          <w:lang w:val="tr-TR"/>
+        </w:rPr>
+        <w:t>Bijvoorbeeld</w:t>
+      </w:r>
+      <w:proofErr w:type="spellEnd"/>
+      <w:r>
+        <w:rPr>
+          <w:rFonts w:asciiTheme="majorBidi" w:hAnsiTheme="majorBidi" w:cstheme="majorBidi"/>
+          <w:sz w:val="20"/>
+          <w:szCs w:val="20"/>
+          <w:lang w:val="tr-TR"/>
+        </w:rPr>
+        <w:t xml:space="preserve"> </w:t>
+      </w:r>
+      <w:proofErr w:type="spellStart"/>
+      <w:r>
+        <w:rPr>
+          <w:rFonts w:asciiTheme="majorBidi" w:hAnsiTheme="majorBidi" w:cstheme="majorBidi"/>
+          <w:sz w:val="20"/>
+          <w:szCs w:val="20"/>
+          <w:lang w:val="tr-TR"/>
+        </w:rPr>
+        <w:t>bestaande</w:t>
+      </w:r>
+      <w:proofErr w:type="spellEnd"/>
+      <w:r>
+        <w:rPr>
+          <w:rFonts w:asciiTheme="majorBidi" w:hAnsiTheme="majorBidi" w:cstheme="majorBidi"/>
+          <w:sz w:val="20"/>
+          <w:szCs w:val="20"/>
+          <w:lang w:val="tr-TR"/>
+        </w:rPr>
+        <w:t xml:space="preserve"> </w:t>
+      </w:r>
+      <w:proofErr w:type="spellStart"/>
+      <w:r>
+        <w:rPr>
+          <w:rFonts w:asciiTheme="majorBidi" w:hAnsiTheme="majorBidi" w:cstheme="majorBidi"/>
+          <w:sz w:val="20"/>
+          <w:szCs w:val="20"/>
+          <w:lang w:val="tr-TR"/>
+        </w:rPr>
+        <w:t>informatie</w:t>
+      </w:r>
+      <w:proofErr w:type="spellEnd"/>
+      <w:r>
+        <w:rPr>
+          <w:rFonts w:asciiTheme="majorBidi" w:hAnsiTheme="majorBidi" w:cstheme="majorBidi"/>
+          <w:sz w:val="20"/>
+          <w:szCs w:val="20"/>
+          <w:lang w:val="tr-TR"/>
+        </w:rPr>
+        <w:t xml:space="preserve"> </w:t>
+      </w:r>
+      <w:proofErr w:type="spellStart"/>
+      <w:r>
+        <w:rPr>
+          <w:rFonts w:asciiTheme="majorBidi" w:hAnsiTheme="majorBidi" w:cstheme="majorBidi"/>
+          <w:sz w:val="20"/>
+          <w:szCs w:val="20"/>
+          <w:lang w:val="tr-TR"/>
+        </w:rPr>
+        <w:t>kunnen</w:t>
+      </w:r>
+      <w:proofErr w:type="spellEnd"/>
+      <w:r>
+        <w:rPr>
+          <w:rFonts w:asciiTheme="majorBidi" w:hAnsiTheme="majorBidi" w:cstheme="majorBidi"/>
+          <w:sz w:val="20"/>
+          <w:szCs w:val="20"/>
+          <w:lang w:val="tr-TR"/>
+        </w:rPr>
+        <w:t xml:space="preserve"> </w:t>
+      </w:r>
+      <w:proofErr w:type="spellStart"/>
+      <w:r>
+        <w:rPr>
+          <w:rFonts w:asciiTheme="majorBidi" w:hAnsiTheme="majorBidi" w:cstheme="majorBidi"/>
+          <w:sz w:val="20"/>
+          <w:szCs w:val="20"/>
+          <w:lang w:val="tr-TR"/>
+        </w:rPr>
+        <w:t>wijzigen</w:t>
+      </w:r>
+      <w:proofErr w:type="spellEnd"/>
+      <w:r>
+        <w:rPr>
+          <w:rFonts w:asciiTheme="majorBidi" w:hAnsiTheme="majorBidi" w:cstheme="majorBidi"/>
+          <w:sz w:val="20"/>
+          <w:szCs w:val="20"/>
+          <w:lang w:val="tr-TR"/>
+        </w:rPr>
+        <w:t xml:space="preserve"> of </w:t>
+      </w:r>
+      <w:proofErr w:type="spellStart"/>
+      <w:r>
+        <w:rPr>
+          <w:rFonts w:asciiTheme="majorBidi" w:hAnsiTheme="majorBidi" w:cstheme="majorBidi"/>
+          <w:sz w:val="20"/>
+          <w:szCs w:val="20"/>
+          <w:lang w:val="tr-TR"/>
+        </w:rPr>
+        <w:t>verwijderen</w:t>
+      </w:r>
+      <w:proofErr w:type="spellEnd"/>
+      <w:r>
+        <w:rPr>
+          <w:rFonts w:asciiTheme="majorBidi" w:hAnsiTheme="majorBidi" w:cstheme="majorBidi"/>
+          <w:sz w:val="20"/>
+          <w:szCs w:val="20"/>
+          <w:lang w:val="tr-TR"/>
+        </w:rPr>
+        <w:t xml:space="preserve">. </w:t>
+      </w:r>
+      <w:proofErr w:type="spellStart"/>
+      <w:r>
+        <w:rPr>
+          <w:rFonts w:asciiTheme="majorBidi" w:hAnsiTheme="majorBidi" w:cstheme="majorBidi"/>
+          <w:sz w:val="20"/>
+          <w:szCs w:val="20"/>
+          <w:lang w:val="tr-TR"/>
+        </w:rPr>
+        <w:t>Ook</w:t>
+      </w:r>
+      <w:proofErr w:type="spellEnd"/>
+      <w:r>
+        <w:rPr>
+          <w:rFonts w:asciiTheme="majorBidi" w:hAnsiTheme="majorBidi" w:cstheme="majorBidi"/>
+          <w:sz w:val="20"/>
+          <w:szCs w:val="20"/>
+          <w:lang w:val="tr-TR"/>
+        </w:rPr>
+        <w:t xml:space="preserve"> </w:t>
+      </w:r>
+      <w:proofErr w:type="spellStart"/>
+      <w:r>
+        <w:rPr>
+          <w:rFonts w:asciiTheme="majorBidi" w:hAnsiTheme="majorBidi" w:cstheme="majorBidi"/>
+          <w:sz w:val="20"/>
+          <w:szCs w:val="20"/>
+          <w:lang w:val="tr-TR"/>
+        </w:rPr>
+        <w:t>moet</w:t>
+      </w:r>
+      <w:proofErr w:type="spellEnd"/>
+      <w:r>
+        <w:rPr>
+          <w:rFonts w:asciiTheme="majorBidi" w:hAnsiTheme="majorBidi" w:cstheme="majorBidi"/>
+          <w:sz w:val="20"/>
+          <w:szCs w:val="20"/>
+          <w:lang w:val="tr-TR"/>
+        </w:rPr>
+        <w:t xml:space="preserve"> de </w:t>
+      </w:r>
+      <w:proofErr w:type="spellStart"/>
+      <w:r>
+        <w:rPr>
+          <w:rFonts w:asciiTheme="majorBidi" w:hAnsiTheme="majorBidi" w:cstheme="majorBidi"/>
+          <w:sz w:val="20"/>
+          <w:szCs w:val="20"/>
+          <w:lang w:val="tr-TR"/>
+        </w:rPr>
+        <w:t>gebruiker</w:t>
+      </w:r>
+      <w:proofErr w:type="spellEnd"/>
+      <w:r>
+        <w:rPr>
+          <w:rFonts w:asciiTheme="majorBidi" w:hAnsiTheme="majorBidi" w:cstheme="majorBidi"/>
+          <w:sz w:val="20"/>
+          <w:szCs w:val="20"/>
+          <w:lang w:val="tr-TR"/>
+        </w:rPr>
+        <w:t xml:space="preserve"> </w:t>
+      </w:r>
+      <w:proofErr w:type="spellStart"/>
+      <w:r>
+        <w:rPr>
+          <w:rFonts w:asciiTheme="majorBidi" w:hAnsiTheme="majorBidi" w:cstheme="majorBidi"/>
+          <w:sz w:val="20"/>
+          <w:szCs w:val="20"/>
+          <w:lang w:val="tr-TR"/>
+        </w:rPr>
+        <w:t>nieuwe</w:t>
+      </w:r>
+      <w:proofErr w:type="spellEnd"/>
+      <w:r>
+        <w:rPr>
+          <w:rFonts w:asciiTheme="majorBidi" w:hAnsiTheme="majorBidi" w:cstheme="majorBidi"/>
+          <w:sz w:val="20"/>
+          <w:szCs w:val="20"/>
+          <w:lang w:val="tr-TR"/>
+        </w:rPr>
+        <w:t xml:space="preserve"> </w:t>
+      </w:r>
+      <w:proofErr w:type="spellStart"/>
+      <w:r>
+        <w:rPr>
+          <w:rFonts w:asciiTheme="majorBidi" w:hAnsiTheme="majorBidi" w:cstheme="majorBidi"/>
+          <w:sz w:val="20"/>
+          <w:szCs w:val="20"/>
+          <w:lang w:val="tr-TR"/>
+        </w:rPr>
+        <w:t>museumobjecten</w:t>
+      </w:r>
+      <w:proofErr w:type="spellEnd"/>
+      <w:r>
+        <w:rPr>
+          <w:rFonts w:asciiTheme="majorBidi" w:hAnsiTheme="majorBidi" w:cstheme="majorBidi"/>
+          <w:sz w:val="20"/>
+          <w:szCs w:val="20"/>
+          <w:lang w:val="tr-TR"/>
+        </w:rPr>
+        <w:t xml:space="preserve">, </w:t>
+      </w:r>
+      <w:proofErr w:type="spellStart"/>
+      <w:r>
+        <w:rPr>
+          <w:rFonts w:asciiTheme="majorBidi" w:hAnsiTheme="majorBidi" w:cstheme="majorBidi"/>
+          <w:sz w:val="20"/>
+          <w:szCs w:val="20"/>
+          <w:lang w:val="tr-TR"/>
+        </w:rPr>
+        <w:t>informatie</w:t>
+      </w:r>
+      <w:proofErr w:type="spellEnd"/>
+      <w:r>
+        <w:rPr>
+          <w:rFonts w:asciiTheme="majorBidi" w:hAnsiTheme="majorBidi" w:cstheme="majorBidi"/>
+          <w:sz w:val="20"/>
+          <w:szCs w:val="20"/>
+          <w:lang w:val="tr-TR"/>
+        </w:rPr>
+        <w:t xml:space="preserve"> en </w:t>
+      </w:r>
+      <w:proofErr w:type="spellStart"/>
+      <w:r>
+        <w:rPr>
+          <w:rFonts w:asciiTheme="majorBidi" w:hAnsiTheme="majorBidi" w:cstheme="majorBidi"/>
+          <w:sz w:val="20"/>
+          <w:szCs w:val="20"/>
+          <w:lang w:val="tr-TR"/>
+        </w:rPr>
+        <w:t>afbeeldingen</w:t>
+      </w:r>
+      <w:proofErr w:type="spellEnd"/>
+      <w:r>
+        <w:rPr>
+          <w:rFonts w:asciiTheme="majorBidi" w:hAnsiTheme="majorBidi" w:cstheme="majorBidi"/>
+          <w:sz w:val="20"/>
+          <w:szCs w:val="20"/>
+          <w:lang w:val="tr-TR"/>
+        </w:rPr>
+        <w:t xml:space="preserve"> </w:t>
+      </w:r>
+      <w:proofErr w:type="spellStart"/>
+      <w:r>
+        <w:rPr>
+          <w:rFonts w:asciiTheme="majorBidi" w:hAnsiTheme="majorBidi" w:cstheme="majorBidi"/>
+          <w:sz w:val="20"/>
+          <w:szCs w:val="20"/>
+          <w:lang w:val="tr-TR"/>
+        </w:rPr>
+        <w:t>aan</w:t>
+      </w:r>
+      <w:proofErr w:type="spellEnd"/>
+      <w:r>
+        <w:rPr>
+          <w:rFonts w:asciiTheme="majorBidi" w:hAnsiTheme="majorBidi" w:cstheme="majorBidi"/>
+          <w:sz w:val="20"/>
+          <w:szCs w:val="20"/>
+          <w:lang w:val="tr-TR"/>
+        </w:rPr>
+        <w:t xml:space="preserve"> </w:t>
+      </w:r>
+      <w:proofErr w:type="spellStart"/>
+      <w:r>
+        <w:rPr>
+          <w:rFonts w:asciiTheme="majorBidi" w:hAnsiTheme="majorBidi" w:cstheme="majorBidi"/>
+          <w:sz w:val="20"/>
+          <w:szCs w:val="20"/>
+          <w:lang w:val="tr-TR"/>
+        </w:rPr>
+        <w:t>het</w:t>
+      </w:r>
+      <w:proofErr w:type="spellEnd"/>
+      <w:r>
+        <w:rPr>
+          <w:rFonts w:asciiTheme="majorBidi" w:hAnsiTheme="majorBidi" w:cstheme="majorBidi"/>
+          <w:sz w:val="20"/>
+          <w:szCs w:val="20"/>
+          <w:lang w:val="tr-TR"/>
+        </w:rPr>
+        <w:t xml:space="preserve"> </w:t>
+      </w:r>
+      <w:proofErr w:type="spellStart"/>
+      <w:r>
+        <w:rPr>
+          <w:rFonts w:asciiTheme="majorBidi" w:hAnsiTheme="majorBidi" w:cstheme="majorBidi"/>
+          <w:sz w:val="20"/>
+          <w:szCs w:val="20"/>
+          <w:lang w:val="tr-TR"/>
+        </w:rPr>
+        <w:t>systeem</w:t>
+      </w:r>
+      <w:proofErr w:type="spellEnd"/>
+      <w:r>
+        <w:rPr>
+          <w:rFonts w:asciiTheme="majorBidi" w:hAnsiTheme="majorBidi" w:cstheme="majorBidi"/>
+          <w:sz w:val="20"/>
+          <w:szCs w:val="20"/>
+          <w:lang w:val="tr-TR"/>
+        </w:rPr>
+        <w:t xml:space="preserve"> </w:t>
+      </w:r>
+      <w:proofErr w:type="spellStart"/>
+      <w:r>
+        <w:rPr>
+          <w:rFonts w:asciiTheme="majorBidi" w:hAnsiTheme="majorBidi" w:cstheme="majorBidi"/>
+          <w:sz w:val="20"/>
+          <w:szCs w:val="20"/>
+          <w:lang w:val="tr-TR"/>
+        </w:rPr>
+        <w:t>kunnen</w:t>
+      </w:r>
+      <w:proofErr w:type="spellEnd"/>
+      <w:r>
+        <w:rPr>
+          <w:rFonts w:asciiTheme="majorBidi" w:hAnsiTheme="majorBidi" w:cstheme="majorBidi"/>
+          <w:sz w:val="20"/>
+          <w:szCs w:val="20"/>
+          <w:lang w:val="tr-TR"/>
+        </w:rPr>
+        <w:t xml:space="preserve"> </w:t>
+      </w:r>
+      <w:proofErr w:type="spellStart"/>
+      <w:r>
+        <w:rPr>
+          <w:rFonts w:asciiTheme="majorBidi" w:hAnsiTheme="majorBidi" w:cstheme="majorBidi"/>
+          <w:sz w:val="20"/>
+          <w:szCs w:val="20"/>
+          <w:lang w:val="tr-TR"/>
+        </w:rPr>
+        <w:t>toevoegen</w:t>
+      </w:r>
+      <w:proofErr w:type="spellEnd"/>
+      <w:r>
+        <w:rPr>
+          <w:rFonts w:asciiTheme="majorBidi" w:hAnsiTheme="majorBidi" w:cstheme="majorBidi"/>
+          <w:sz w:val="20"/>
+          <w:szCs w:val="20"/>
+          <w:lang w:val="tr-TR"/>
+        </w:rPr>
+        <w:t>.</w:t>
       </w:r>
     </w:p>
     <w:p>
@@ -2374,7 +4893,267 @@
           <w:szCs w:val="20"/>
           <w:lang w:val="tr-TR"/>
         </w:rPr>
-        <w:t>Op deze manier kan de applicatie ook in de toekomst gebruikt worden zonder dat de ontwikkelaars steeds nodig zijn.</w:t>
+        <w:t xml:space="preserve">Op </w:t>
+      </w:r>
+      <w:proofErr w:type="spellStart"/>
+      <w:r>
+        <w:rPr>
+          <w:rFonts w:asciiTheme="majorBidi" w:hAnsiTheme="majorBidi" w:cstheme="majorBidi"/>
+          <w:sz w:val="20"/>
+          <w:szCs w:val="20"/>
+          <w:lang w:val="tr-TR"/>
+        </w:rPr>
+        <w:t>deze</w:t>
+      </w:r>
+      <w:proofErr w:type="spellEnd"/>
+      <w:r>
+        <w:rPr>
+          <w:rFonts w:asciiTheme="majorBidi" w:hAnsiTheme="majorBidi" w:cstheme="majorBidi"/>
+          <w:sz w:val="20"/>
+          <w:szCs w:val="20"/>
+          <w:lang w:val="tr-TR"/>
+        </w:rPr>
+        <w:t xml:space="preserve"> </w:t>
+      </w:r>
+      <w:proofErr w:type="spellStart"/>
+      <w:r>
+        <w:rPr>
+          <w:rFonts w:asciiTheme="majorBidi" w:hAnsiTheme="majorBidi" w:cstheme="majorBidi"/>
+          <w:sz w:val="20"/>
+          <w:szCs w:val="20"/>
+          <w:lang w:val="tr-TR"/>
+        </w:rPr>
+        <w:t>manier</w:t>
+      </w:r>
+      <w:proofErr w:type="spellEnd"/>
+      <w:r>
+        <w:rPr>
+          <w:rFonts w:asciiTheme="majorBidi" w:hAnsiTheme="majorBidi" w:cstheme="majorBidi"/>
+          <w:sz w:val="20"/>
+          <w:szCs w:val="20"/>
+          <w:lang w:val="tr-TR"/>
+        </w:rPr>
+        <w:t xml:space="preserve"> kan de </w:t>
+      </w:r>
+      <w:proofErr w:type="spellStart"/>
+      <w:r>
+        <w:rPr>
+          <w:rFonts w:asciiTheme="majorBidi" w:hAnsiTheme="majorBidi" w:cstheme="majorBidi"/>
+          <w:sz w:val="20"/>
+          <w:szCs w:val="20"/>
+          <w:lang w:val="tr-TR"/>
+        </w:rPr>
+        <w:t>applicatie</w:t>
+      </w:r>
+      <w:proofErr w:type="spellEnd"/>
+      <w:r>
+        <w:rPr>
+          <w:rFonts w:asciiTheme="majorBidi" w:hAnsiTheme="majorBidi" w:cstheme="majorBidi"/>
+          <w:sz w:val="20"/>
+          <w:szCs w:val="20"/>
+          <w:lang w:val="tr-TR"/>
+        </w:rPr>
+        <w:t xml:space="preserve"> </w:t>
+      </w:r>
+      <w:proofErr w:type="spellStart"/>
+      <w:r>
+        <w:rPr>
+          <w:rFonts w:asciiTheme="majorBidi" w:hAnsiTheme="majorBidi" w:cstheme="majorBidi"/>
+          <w:sz w:val="20"/>
+          <w:szCs w:val="20"/>
+          <w:lang w:val="tr-TR"/>
+        </w:rPr>
+        <w:t>ook</w:t>
+      </w:r>
+      <w:proofErr w:type="spellEnd"/>
+      <w:r>
+        <w:rPr>
+          <w:rFonts w:asciiTheme="majorBidi" w:hAnsiTheme="majorBidi" w:cstheme="majorBidi"/>
+          <w:sz w:val="20"/>
+          <w:szCs w:val="20"/>
+          <w:lang w:val="tr-TR"/>
+        </w:rPr>
+        <w:t xml:space="preserve"> in de </w:t>
+      </w:r>
+      <w:proofErr w:type="spellStart"/>
+      <w:r>
+        <w:rPr>
+          <w:rFonts w:asciiTheme="majorBidi" w:hAnsiTheme="majorBidi" w:cstheme="majorBidi"/>
+          <w:sz w:val="20"/>
+          <w:szCs w:val="20"/>
+          <w:lang w:val="tr-TR"/>
+        </w:rPr>
+        <w:t>toekomst</w:t>
+      </w:r>
+      <w:proofErr w:type="spellEnd"/>
+      <w:r>
+        <w:rPr>
+          <w:rFonts w:asciiTheme="majorBidi" w:hAnsiTheme="majorBidi" w:cstheme="majorBidi"/>
+          <w:sz w:val="20"/>
+          <w:szCs w:val="20"/>
+          <w:lang w:val="tr-TR"/>
+        </w:rPr>
+        <w:t xml:space="preserve"> </w:t>
+      </w:r>
+      <w:proofErr w:type="spellStart"/>
+      <w:r>
+        <w:rPr>
+          <w:rFonts w:asciiTheme="majorBidi" w:hAnsiTheme="majorBidi" w:cstheme="majorBidi"/>
+          <w:sz w:val="20"/>
+          <w:szCs w:val="20"/>
+          <w:lang w:val="tr-TR"/>
+        </w:rPr>
+        <w:t>gebruikt</w:t>
+      </w:r>
+      <w:proofErr w:type="spellEnd"/>
+      <w:r>
+        <w:rPr>
+          <w:rFonts w:asciiTheme="majorBidi" w:hAnsiTheme="majorBidi" w:cstheme="majorBidi"/>
+          <w:sz w:val="20"/>
+          <w:szCs w:val="20"/>
+          <w:lang w:val="tr-TR"/>
+        </w:rPr>
+        <w:t xml:space="preserve"> </w:t>
+      </w:r>
+      <w:proofErr w:type="spellStart"/>
+      <w:r>
+        <w:rPr>
+          <w:rFonts w:asciiTheme="majorBidi" w:hAnsiTheme="majorBidi" w:cstheme="majorBidi"/>
+          <w:sz w:val="20"/>
+          <w:szCs w:val="20"/>
+          <w:lang w:val="tr-TR"/>
+        </w:rPr>
+        <w:t>worden</w:t>
+      </w:r>
+      <w:proofErr w:type="spellEnd"/>
+      <w:r>
+        <w:rPr>
+          <w:rFonts w:asciiTheme="majorBidi" w:hAnsiTheme="majorBidi" w:cstheme="majorBidi"/>
+          <w:sz w:val="20"/>
+          <w:szCs w:val="20"/>
+          <w:lang w:val="tr-TR"/>
+        </w:rPr>
+        <w:t xml:space="preserve"> </w:t>
+      </w:r>
+      <w:proofErr w:type="spellStart"/>
+      <w:r>
+        <w:rPr>
+          <w:rFonts w:asciiTheme="majorBidi" w:hAnsiTheme="majorBidi" w:cstheme="majorBidi"/>
+          <w:sz w:val="20"/>
+          <w:szCs w:val="20"/>
+          <w:lang w:val="tr-TR"/>
+        </w:rPr>
+        <w:t>zonder</w:t>
+      </w:r>
+      <w:proofErr w:type="spellEnd"/>
+      <w:r>
+        <w:rPr>
+          <w:rFonts w:asciiTheme="majorBidi" w:hAnsiTheme="majorBidi" w:cstheme="majorBidi"/>
+          <w:sz w:val="20"/>
+          <w:szCs w:val="20"/>
+          <w:lang w:val="tr-TR"/>
+        </w:rPr>
+        <w:t xml:space="preserve"> </w:t>
+      </w:r>
+      <w:proofErr w:type="spellStart"/>
+      <w:r>
+        <w:rPr>
+          <w:rFonts w:asciiTheme="majorBidi" w:hAnsiTheme="majorBidi" w:cstheme="majorBidi"/>
+          <w:sz w:val="20"/>
+          <w:szCs w:val="20"/>
+          <w:lang w:val="tr-TR"/>
+        </w:rPr>
+        <w:t>dat</w:t>
+      </w:r>
+      <w:proofErr w:type="spellEnd"/>
+      <w:r>
+        <w:rPr>
+          <w:rFonts w:asciiTheme="majorBidi" w:hAnsiTheme="majorBidi" w:cstheme="majorBidi"/>
+          <w:sz w:val="20"/>
+          <w:szCs w:val="20"/>
+          <w:lang w:val="tr-TR"/>
+        </w:rPr>
+        <w:t xml:space="preserve"> de </w:t>
+      </w:r>
+      <w:proofErr w:type="spellStart"/>
+      <w:r>
+        <w:rPr>
+          <w:rFonts w:asciiTheme="majorBidi" w:hAnsiTheme="majorBidi" w:cstheme="majorBidi"/>
+          <w:sz w:val="20"/>
+          <w:szCs w:val="20"/>
+          <w:lang w:val="tr-TR"/>
+        </w:rPr>
+        <w:t>ontwikkelaars</w:t>
+      </w:r>
+      <w:proofErr w:type="spellEnd"/>
+      <w:r>
+        <w:rPr>
+          <w:rFonts w:asciiTheme="majorBidi" w:hAnsiTheme="majorBidi" w:cstheme="majorBidi"/>
+          <w:sz w:val="20"/>
+          <w:szCs w:val="20"/>
+          <w:lang w:val="tr-TR"/>
+        </w:rPr>
+        <w:t xml:space="preserve"> </w:t>
+      </w:r>
+      <w:proofErr w:type="spellStart"/>
+      <w:r>
+        <w:rPr>
+          <w:rFonts w:asciiTheme="majorBidi" w:hAnsiTheme="majorBidi" w:cstheme="majorBidi"/>
+          <w:sz w:val="20"/>
+          <w:szCs w:val="20"/>
+          <w:lang w:val="tr-TR"/>
+        </w:rPr>
+        <w:t>steeds</w:t>
+      </w:r>
+      <w:proofErr w:type="spellEnd"/>
+      <w:r>
+        <w:rPr>
+          <w:rFonts w:asciiTheme="majorBidi" w:hAnsiTheme="majorBidi" w:cstheme="majorBidi"/>
+          <w:sz w:val="20"/>
+          <w:szCs w:val="20"/>
+          <w:lang w:val="tr-TR"/>
+        </w:rPr>
+        <w:t xml:space="preserve"> </w:t>
+      </w:r>
+      <w:proofErr w:type="spellStart"/>
+      <w:r>
+        <w:rPr>
+          <w:rFonts w:asciiTheme="majorBidi" w:hAnsiTheme="majorBidi" w:cstheme="majorBidi"/>
+          <w:sz w:val="20"/>
+          <w:szCs w:val="20"/>
+          <w:lang w:val="tr-TR"/>
+        </w:rPr>
+        <w:t>nodig</w:t>
+      </w:r>
+      <w:proofErr w:type="spellEnd"/>
+      <w:r>
+        <w:rPr>
+          <w:rFonts w:asciiTheme="majorBidi" w:hAnsiTheme="majorBidi" w:cstheme="majorBidi"/>
+          <w:sz w:val="20"/>
+          <w:szCs w:val="20"/>
+          <w:lang w:val="tr-TR"/>
+        </w:rPr>
+        <w:t xml:space="preserve"> </w:t>
+      </w:r>
+      <w:proofErr w:type="spellStart"/>
+      <w:r>
+        <w:rPr>
+          <w:rFonts w:asciiTheme="majorBidi" w:hAnsiTheme="majorBidi" w:cstheme="majorBidi"/>
+          <w:sz w:val="20"/>
+          <w:szCs w:val="20"/>
+          <w:lang w:val="tr-TR"/>
+        </w:rPr>
+        <w:t>zijn</w:t>
+      </w:r>
+      <w:proofErr w:type="spellEnd"/>
+      <w:r>
+        <w:rPr>
+          <w:rFonts w:asciiTheme="majorBidi" w:hAnsiTheme="majorBidi" w:cstheme="majorBidi"/>
+          <w:sz w:val="20"/>
+          <w:szCs w:val="20"/>
+          <w:lang w:val="tr-TR"/>
+        </w:rPr>
+        <w:t>.</w:t>
       </w:r>
     </w:p>
     <w:p>
@@ -2400,8 +5179,14 @@
       <w:pPr>
         <w:pStyle w:val="Kop3"/>
       </w:pPr>
-      <w:r>
-        <w:t xml:space="preserve">Leerdoelen </w:t>
+      <w:bookmarkStart w:id="16" w:name="_Toc240633509"/>
+      <w:r>
+        <w:lastRenderedPageBreak/>
+        <w:t>Leerdoelen</w:t>
+      </w:r>
+      <w:bookmarkEnd w:id="16"/>
+      <w:r>
+        <w:t xml:space="preserve"> </w:t>
       </w:r>
     </w:p>
     <w:p>
@@ -2424,17 +5209,309 @@
         <w:pStyle w:val="Normaalweb"/>
       </w:pPr>
       <w:r>
-        <w:lastRenderedPageBreak/>
         <w:t>Ufuk</w:t>
       </w:r>
       <w:r>
         <w:t xml:space="preserve">: </w:t>
       </w:r>
-      <w:r>
-        <w:t>Tijdens deze opdracht is mijn leerdoel om nieuwe technieken uit te werken waarbij je met touchscreens werkt van tablets. daarbij zou ik mijn python skills willen gaan verbeteren en andere codes er bij willen leren wat handig zou zijn voor een project zoals dit.</w:t>
-      </w:r>
-      <w:r>
-        <w:t xml:space="preserve">Klantcontact </w:t>
+      <w:proofErr w:type="spellStart"/>
+      <w:r>
+        <w:t>Tijdens</w:t>
+      </w:r>
+      <w:proofErr w:type="spellEnd"/>
+      <w:r>
+        <w:t xml:space="preserve"> </w:t>
+      </w:r>
+      <w:proofErr w:type="spellStart"/>
+      <w:r>
+        <w:t>deze</w:t>
+      </w:r>
+      <w:proofErr w:type="spellEnd"/>
+      <w:r>
+        <w:t xml:space="preserve"> </w:t>
+      </w:r>
+      <w:proofErr w:type="spellStart"/>
+      <w:r>
+        <w:t>opdracht</w:t>
+      </w:r>
+      <w:proofErr w:type="spellEnd"/>
+      <w:r>
+        <w:t xml:space="preserve"> is </w:t>
+      </w:r>
+      <w:proofErr w:type="spellStart"/>
+      <w:r>
+        <w:t>mijn</w:t>
+      </w:r>
+      <w:proofErr w:type="spellEnd"/>
+      <w:r>
+        <w:t xml:space="preserve"> </w:t>
+      </w:r>
+      <w:proofErr w:type="spellStart"/>
+      <w:r>
+        <w:t>leerdoel</w:t>
+      </w:r>
+      <w:proofErr w:type="spellEnd"/>
+      <w:r>
+        <w:t xml:space="preserve"> om </w:t>
+      </w:r>
+      <w:proofErr w:type="spellStart"/>
+      <w:r>
+        <w:t>nieuwe</w:t>
+      </w:r>
+      <w:proofErr w:type="spellEnd"/>
+      <w:r>
+        <w:t xml:space="preserve"> </w:t>
+      </w:r>
+      <w:proofErr w:type="spellStart"/>
+      <w:r>
+        <w:t>technieken</w:t>
+      </w:r>
+      <w:proofErr w:type="spellEnd"/>
+      <w:r>
+        <w:t xml:space="preserve"> </w:t>
+      </w:r>
+      <w:proofErr w:type="spellStart"/>
+      <w:r>
+        <w:t>uit</w:t>
+      </w:r>
+      <w:proofErr w:type="spellEnd"/>
+      <w:r>
+        <w:t xml:space="preserve"> te </w:t>
+      </w:r>
+      <w:proofErr w:type="spellStart"/>
+      <w:r>
+        <w:t>werken</w:t>
+      </w:r>
+      <w:proofErr w:type="spellEnd"/>
+      <w:r>
+        <w:t xml:space="preserve"> </w:t>
+      </w:r>
+      <w:proofErr w:type="spellStart"/>
+      <w:r>
+        <w:t>waarbij</w:t>
+      </w:r>
+      <w:proofErr w:type="spellEnd"/>
+      <w:r>
+        <w:t xml:space="preserve"> je met </w:t>
+      </w:r>
+      <w:proofErr w:type="spellStart"/>
+      <w:r>
+        <w:t>touchscreens</w:t>
+      </w:r>
+      <w:proofErr w:type="spellEnd"/>
+      <w:r>
+        <w:t xml:space="preserve"> </w:t>
+      </w:r>
+      <w:proofErr w:type="spellStart"/>
+      <w:r>
+        <w:t>werkt</w:t>
+      </w:r>
+      <w:proofErr w:type="spellEnd"/>
+      <w:r>
+        <w:t xml:space="preserve"> </w:t>
+      </w:r>
+      <w:proofErr w:type="spellStart"/>
+      <w:r>
+        <w:t>van</w:t>
+      </w:r>
+      <w:proofErr w:type="spellEnd"/>
+      <w:r>
+        <w:t xml:space="preserve"> </w:t>
+      </w:r>
+      <w:proofErr w:type="spellStart"/>
+      <w:r>
+        <w:t>tablets</w:t>
+      </w:r>
+      <w:proofErr w:type="spellEnd"/>
+      <w:r>
+        <w:t xml:space="preserve">. </w:t>
+      </w:r>
+      <w:proofErr w:type="spellStart"/>
+      <w:r>
+        <w:t>daarbij</w:t>
+      </w:r>
+      <w:proofErr w:type="spellEnd"/>
+      <w:r>
+        <w:t xml:space="preserve"> </w:t>
+      </w:r>
+      <w:proofErr w:type="spellStart"/>
+      <w:r>
+        <w:t>zou</w:t>
+      </w:r>
+      <w:proofErr w:type="spellEnd"/>
+      <w:r>
+        <w:t xml:space="preserve"> </w:t>
+      </w:r>
+      <w:proofErr w:type="spellStart"/>
+      <w:r>
+        <w:t>ik</w:t>
+      </w:r>
+      <w:proofErr w:type="spellEnd"/>
+      <w:r>
+        <w:t xml:space="preserve"> </w:t>
+      </w:r>
+      <w:proofErr w:type="spellStart"/>
+      <w:r>
+        <w:t>mijn</w:t>
+      </w:r>
+      <w:proofErr w:type="spellEnd"/>
+      <w:r>
+        <w:t xml:space="preserve"> </w:t>
+      </w:r>
+      <w:proofErr w:type="spellStart"/>
+      <w:r>
+        <w:t>python</w:t>
+      </w:r>
+      <w:proofErr w:type="spellEnd"/>
+      <w:r>
+        <w:t xml:space="preserve"> </w:t>
+      </w:r>
+      <w:proofErr w:type="spellStart"/>
+      <w:r>
+        <w:t>skills</w:t>
+      </w:r>
+      <w:proofErr w:type="spellEnd"/>
+      <w:r>
+        <w:t xml:space="preserve"> </w:t>
+      </w:r>
+      <w:proofErr w:type="spellStart"/>
+      <w:r>
+        <w:t>willen</w:t>
+      </w:r>
+      <w:proofErr w:type="spellEnd"/>
+      <w:r>
+        <w:t xml:space="preserve"> </w:t>
+      </w:r>
+      <w:proofErr w:type="spellStart"/>
+      <w:r>
+        <w:t>gaan</w:t>
+      </w:r>
+      <w:proofErr w:type="spellEnd"/>
+      <w:r>
+        <w:t xml:space="preserve"> </w:t>
+      </w:r>
+      <w:proofErr w:type="spellStart"/>
+      <w:r>
+        <w:t>verbeteren</w:t>
+      </w:r>
+      <w:proofErr w:type="spellEnd"/>
+      <w:r>
+        <w:t xml:space="preserve"> en </w:t>
+      </w:r>
+      <w:proofErr w:type="spellStart"/>
+      <w:r>
+        <w:t>andere</w:t>
+      </w:r>
+      <w:proofErr w:type="spellEnd"/>
+      <w:r>
+        <w:t xml:space="preserve"> </w:t>
+      </w:r>
+      <w:proofErr w:type="spellStart"/>
+      <w:r>
+        <w:t>codes</w:t>
+      </w:r>
+      <w:proofErr w:type="spellEnd"/>
+      <w:r>
+        <w:t xml:space="preserve"> er </w:t>
+      </w:r>
+      <w:proofErr w:type="spellStart"/>
+      <w:r>
+        <w:t>bij</w:t>
+      </w:r>
+      <w:proofErr w:type="spellEnd"/>
+      <w:r>
+        <w:t xml:space="preserve"> </w:t>
+      </w:r>
+      <w:proofErr w:type="spellStart"/>
+      <w:r>
+        <w:t>willen</w:t>
+      </w:r>
+      <w:proofErr w:type="spellEnd"/>
+      <w:r>
+        <w:t xml:space="preserve"> </w:t>
+      </w:r>
+      <w:proofErr w:type="spellStart"/>
+      <w:r>
+        <w:t>leren</w:t>
+      </w:r>
+      <w:proofErr w:type="spellEnd"/>
+      <w:r>
+        <w:t xml:space="preserve"> </w:t>
+      </w:r>
+      <w:proofErr w:type="spellStart"/>
+      <w:r>
+        <w:t>wat</w:t>
+      </w:r>
+      <w:proofErr w:type="spellEnd"/>
+      <w:r>
+        <w:t xml:space="preserve"> </w:t>
+      </w:r>
+      <w:proofErr w:type="spellStart"/>
+      <w:r>
+        <w:t>handig</w:t>
+      </w:r>
+      <w:proofErr w:type="spellEnd"/>
+      <w:r>
+        <w:t xml:space="preserve"> </w:t>
+      </w:r>
+      <w:proofErr w:type="spellStart"/>
+      <w:r>
+        <w:t>zou</w:t>
+      </w:r>
+      <w:proofErr w:type="spellEnd"/>
+      <w:r>
+        <w:t xml:space="preserve"> </w:t>
+      </w:r>
+      <w:proofErr w:type="spellStart"/>
+      <w:r>
+        <w:t>zijn</w:t>
+      </w:r>
+      <w:proofErr w:type="spellEnd"/>
+      <w:r>
+        <w:t xml:space="preserve"> </w:t>
+      </w:r>
+      <w:proofErr w:type="spellStart"/>
+      <w:r>
+        <w:t>voor</w:t>
+      </w:r>
+      <w:proofErr w:type="spellEnd"/>
+      <w:r>
+        <w:t xml:space="preserve"> </w:t>
+      </w:r>
+      <w:proofErr w:type="spellStart"/>
+      <w:r>
+        <w:t>een</w:t>
+      </w:r>
+      <w:proofErr w:type="spellEnd"/>
+      <w:r>
+        <w:t xml:space="preserve"> </w:t>
+      </w:r>
+      <w:proofErr w:type="spellStart"/>
+      <w:r>
+        <w:t>project</w:t>
+      </w:r>
+      <w:proofErr w:type="spellEnd"/>
+      <w:r>
+        <w:t xml:space="preserve"> </w:t>
+      </w:r>
+      <w:proofErr w:type="spellStart"/>
+      <w:r>
+        <w:t>zoals</w:t>
+      </w:r>
+      <w:proofErr w:type="spellEnd"/>
+      <w:r>
+        <w:t xml:space="preserve"> </w:t>
+      </w:r>
+      <w:proofErr w:type="spellStart"/>
+      <w:r>
+        <w:t>dit.</w:t>
+      </w:r>
+      <w:r>
+        <w:t>Klantcontact</w:t>
+      </w:r>
+      <w:proofErr w:type="spellEnd"/>
+      <w:r>
+        <w:t xml:space="preserve"> </w:t>
       </w:r>
     </w:p>
     <w:p>
@@ -2488,11 +5565,11 @@
       <w:pPr>
         <w:pStyle w:val="Kop3"/>
       </w:pPr>
-      <w:bookmarkStart w:id="7" w:name="_Toc239842853"/>
+      <w:bookmarkStart w:id="17" w:name="_Toc240633510"/>
       <w:r>
         <w:t>Productbacklog</w:t>
       </w:r>
-      <w:bookmarkEnd w:id="7"/>
+      <w:bookmarkEnd w:id="17"/>
     </w:p>
     <w:p/>
     <w:tbl>
@@ -2612,6 +5689,7 @@
                 <w:lang w:eastAsia="nl-NL"/>
               </w:rPr>
             </w:pPr>
+            <w:proofErr w:type="spellStart"/>
             <w:r>
               <w:rPr>
                 <w:rFonts w:ascii="Calibri" w:eastAsia="Times New Roman" w:hAnsi="Calibri" w:cs="Calibri"/>
@@ -2619,6 +5697,7 @@
               </w:rPr>
               <w:t>Waarom</w:t>
             </w:r>
+            <w:proofErr w:type="spellEnd"/>
             <w:r>
               <w:rPr>
                 <w:rFonts w:ascii="Calibri" w:eastAsia="Times New Roman" w:hAnsi="Calibri" w:cs="Calibri"/>
@@ -2644,6 +5723,7 @@
                 <w:lang w:eastAsia="nl-NL"/>
               </w:rPr>
             </w:pPr>
+            <w:proofErr w:type="spellStart"/>
             <w:r>
               <w:rPr>
                 <w:rFonts w:ascii="Calibri" w:eastAsia="Times New Roman" w:hAnsi="Calibri" w:cs="Calibri"/>
@@ -2651,6 +5731,7 @@
               </w:rPr>
               <w:t>Tijd</w:t>
             </w:r>
+            <w:proofErr w:type="spellEnd"/>
             <w:r>
               <w:rPr>
                 <w:rFonts w:ascii="Calibri" w:eastAsia="Times New Roman" w:hAnsi="Calibri" w:cs="Calibri"/>
@@ -2676,6 +5757,7 @@
                 <w:lang w:eastAsia="nl-NL"/>
               </w:rPr>
             </w:pPr>
+            <w:proofErr w:type="spellStart"/>
             <w:r>
               <w:rPr>
                 <w:rFonts w:ascii="Calibri" w:eastAsia="Times New Roman" w:hAnsi="Calibri" w:cs="Calibri"/>
@@ -2683,6 +5765,7 @@
               </w:rPr>
               <w:t>Prioriteit</w:t>
             </w:r>
+            <w:proofErr w:type="spellEnd"/>
             <w:r>
               <w:rPr>
                 <w:rFonts w:ascii="Calibri" w:eastAsia="Times New Roman" w:hAnsi="Calibri" w:cs="Calibri"/>
@@ -3473,11 +6556,11 @@
       <w:pPr>
         <w:pStyle w:val="Kop3"/>
       </w:pPr>
-      <w:bookmarkStart w:id="8" w:name="_Toc239842855"/>
+      <w:bookmarkStart w:id="18" w:name="_Toc240633511"/>
       <w:r>
         <w:t>Planning</w:t>
       </w:r>
-      <w:bookmarkEnd w:id="8"/>
+      <w:bookmarkEnd w:id="18"/>
     </w:p>
     <w:p/>
     <w:p/>
@@ -3485,18 +6568,18 @@
       <w:pPr>
         <w:pStyle w:val="Kop4"/>
       </w:pPr>
-      <w:bookmarkStart w:id="9" w:name="_Toc116463820"/>
-      <w:bookmarkStart w:id="10" w:name="_Toc116463868"/>
-      <w:bookmarkStart w:id="11" w:name="_Toc149040261"/>
+      <w:bookmarkStart w:id="19" w:name="_Toc116463820"/>
+      <w:bookmarkStart w:id="20" w:name="_Toc116463868"/>
+      <w:bookmarkStart w:id="21" w:name="_Toc149040261"/>
       <w:r>
         <w:t>Sprint</w:t>
       </w:r>
       <w:r>
         <w:t xml:space="preserve"> 1</w:t>
       </w:r>
-      <w:bookmarkEnd w:id="9"/>
-      <w:bookmarkEnd w:id="10"/>
-      <w:bookmarkEnd w:id="11"/>
+      <w:bookmarkEnd w:id="19"/>
+      <w:bookmarkEnd w:id="20"/>
+      <w:bookmarkEnd w:id="21"/>
     </w:p>
     <w:p/>
     <w:p/>
@@ -3504,26 +6587,26 @@
       <w:pPr>
         <w:pStyle w:val="Kop4"/>
       </w:pPr>
-      <w:bookmarkStart w:id="12" w:name="_Toc116463821"/>
-      <w:bookmarkStart w:id="13" w:name="_Toc116463869"/>
-      <w:bookmarkStart w:id="14" w:name="_Toc149040262"/>
+      <w:bookmarkStart w:id="22" w:name="_Toc116463821"/>
+      <w:bookmarkStart w:id="23" w:name="_Toc116463869"/>
+      <w:bookmarkStart w:id="24" w:name="_Toc149040262"/>
       <w:r>
         <w:t>Sprint</w:t>
       </w:r>
       <w:r>
         <w:t xml:space="preserve"> 2</w:t>
       </w:r>
-      <w:bookmarkEnd w:id="12"/>
-      <w:bookmarkEnd w:id="13"/>
-      <w:bookmarkEnd w:id="14"/>
+      <w:bookmarkEnd w:id="22"/>
+      <w:bookmarkEnd w:id="23"/>
+      <w:bookmarkEnd w:id="24"/>
     </w:p>
     <w:p/>
     <w:p>
       <w:pPr>
         <w:pStyle w:val="Inhopg3"/>
       </w:pPr>
-      <w:bookmarkStart w:id="15" w:name="_Toc116463822"/>
-      <w:bookmarkStart w:id="16" w:name="_Toc116463870"/>
+      <w:bookmarkStart w:id="25" w:name="_Toc116463822"/>
+      <w:bookmarkStart w:id="26" w:name="_Toc116463870"/>
     </w:p>
     <w:p>
       <w:pPr>
@@ -3534,12 +6617,12 @@
       <w:pPr>
         <w:pStyle w:val="Kop3"/>
       </w:pPr>
-      <w:bookmarkStart w:id="17" w:name="_Toc239842856"/>
+      <w:bookmarkStart w:id="27" w:name="_Toc240633512"/>
       <w:r>
         <w:lastRenderedPageBreak/>
         <w:t>Reflectie</w:t>
       </w:r>
-      <w:bookmarkEnd w:id="17"/>
+      <w:bookmarkEnd w:id="27"/>
       <w:r>
         <w:t xml:space="preserve"> </w:t>
       </w:r>
@@ -3571,33 +6654,33 @@
       <w:pPr>
         <w:pStyle w:val="Kop1"/>
       </w:pPr>
-      <w:bookmarkStart w:id="18" w:name="_Toc239842857"/>
+      <w:bookmarkStart w:id="28" w:name="_Toc240633513"/>
       <w:r>
         <w:t>Testen</w:t>
       </w:r>
-      <w:bookmarkEnd w:id="15"/>
-      <w:bookmarkEnd w:id="16"/>
-      <w:bookmarkEnd w:id="18"/>
+      <w:bookmarkEnd w:id="25"/>
+      <w:bookmarkEnd w:id="26"/>
+      <w:bookmarkEnd w:id="28"/>
     </w:p>
     <w:p>
       <w:pPr>
         <w:pStyle w:val="Kop2"/>
       </w:pPr>
-      <w:bookmarkStart w:id="19" w:name="_Toc116463823"/>
-      <w:bookmarkStart w:id="20" w:name="_Toc116463871"/>
-      <w:bookmarkStart w:id="21" w:name="_Toc239842858"/>
+      <w:bookmarkStart w:id="29" w:name="_Toc116463823"/>
+      <w:bookmarkStart w:id="30" w:name="_Toc116463871"/>
+      <w:bookmarkStart w:id="31" w:name="_Toc240633514"/>
       <w:r>
         <w:t>Test</w:t>
       </w:r>
       <w:r>
         <w:t>rapport</w:t>
       </w:r>
-      <w:bookmarkEnd w:id="19"/>
-      <w:bookmarkEnd w:id="20"/>
+      <w:bookmarkEnd w:id="29"/>
+      <w:bookmarkEnd w:id="30"/>
       <w:r>
         <w:t xml:space="preserve"> 1</w:t>
       </w:r>
-      <w:bookmarkEnd w:id="21"/>
+      <w:bookmarkEnd w:id="31"/>
     </w:p>
     <w:p>
       <w:pPr>
@@ -4376,15 +7459,15 @@
       <w:pPr>
         <w:pStyle w:val="Kop2"/>
       </w:pPr>
-      <w:bookmarkStart w:id="22" w:name="_Toc116463824"/>
-      <w:bookmarkStart w:id="23" w:name="_Toc116463872"/>
-      <w:bookmarkStart w:id="24" w:name="_Toc239842859"/>
+      <w:bookmarkStart w:id="32" w:name="_Toc116463824"/>
+      <w:bookmarkStart w:id="33" w:name="_Toc116463872"/>
+      <w:bookmarkStart w:id="34" w:name="_Toc240633515"/>
       <w:r>
         <w:t>Verbetervoorstel</w:t>
       </w:r>
-      <w:bookmarkEnd w:id="22"/>
-      <w:bookmarkEnd w:id="23"/>
-      <w:bookmarkEnd w:id="24"/>
+      <w:bookmarkEnd w:id="32"/>
+      <w:bookmarkEnd w:id="33"/>
+      <w:bookmarkEnd w:id="34"/>
     </w:p>
     <w:p>
       <w:pPr>
@@ -4393,7 +7476,7 @@
     </w:p>
     <w:p/>
     <w:sectPr>
-      <w:footerReference w:type="default" r:id="rId18"/>
+      <w:footerReference w:type="default" r:id="rId19"/>
       <w:pgSz w:w="11906" w:h="16838"/>
       <w:pgMar w:top="1417" w:right="1417" w:bottom="1417" w:left="1417" w:header="708" w:footer="708" w:gutter="0"/>
       <w:cols w:space="708"/>
@@ -4450,6 +7533,7 @@
         <w:docPartUnique/>
       </w:docPartObj>
     </w:sdtPr>
+    <w:sdtEndPr/>
     <w:sdtContent>
       <w:p>
         <w:pPr>
